--- a/Tài liệu tích hợp Backend với Cổng thanh toán VNPAY (PAY v2.1.0).docx
+++ b/Tài liệu tích hợp Backend với Cổng thanh toán VNPAY (PAY v2.1.0).docx
@@ -1,19 +1,18 @@
 
 <file path=word/document.xml><?xml version="1.0" encoding="utf-8"?>
-<w:document xmlns:w="http://schemas.openxmlformats.org/wordprocessingml/2006/main" xmlns:r="http://schemas.openxmlformats.org/officeDocument/2006/relationships" xmlns:wp="http://schemas.openxmlformats.org/drawingml/2006/wordprocessingDrawing" xmlns:a="http://schemas.openxmlformats.org/drawingml/2006/main" xmlns:pic="http://schemas.openxmlformats.org/drawingml/2006/picture">
+<w:document xmlns:wpc="http://schemas.microsoft.com/office/word/2010/wordprocessingCanvas" xmlns:cx="http://schemas.microsoft.com/office/drawing/2014/chartex" xmlns:cx1="http://schemas.microsoft.com/office/drawing/2015/9/8/chartex" xmlns:cx2="http://schemas.microsoft.com/office/drawing/2015/10/21/chartex" xmlns:cx3="http://schemas.microsoft.com/office/drawing/2016/5/9/chartex" xmlns:cx4="http://schemas.microsoft.com/office/drawing/2016/5/10/chartex" xmlns:cx5="http://schemas.microsoft.com/office/drawing/2016/5/11/chartex" xmlns:cx6="http://schemas.microsoft.com/office/drawing/2016/5/12/chartex" xmlns:cx7="http://schemas.microsoft.com/office/drawing/2016/5/13/chartex" xmlns:cx8="http://schemas.microsoft.com/office/drawing/2016/5/14/chartex" xmlns:mc="http://schemas.openxmlformats.org/markup-compatibility/2006" xmlns:aink="http://schemas.microsoft.com/office/drawing/2016/ink" xmlns:am3d="http://schemas.microsoft.com/office/drawing/2017/model3d" xmlns:o="urn:schemas-microsoft-com:office:office" xmlns:oel="http://schemas.microsoft.com/office/2019/extlst" xmlns:r="http://schemas.openxmlformats.org/officeDocument/2006/relationships" xmlns:m="http://schemas.openxmlformats.org/officeDocument/2006/math" xmlns:v="urn:schemas-microsoft-com:vml" xmlns:wp14="http://schemas.microsoft.com/office/word/2010/wordprocessingDrawing" xmlns:wp="http://schemas.openxmlformats.org/drawingml/2006/wordprocessingDrawing" xmlns:w10="urn:schemas-microsoft-com:office:word" xmlns:w="http://schemas.openxmlformats.org/wordprocessingml/2006/main" xmlns:w14="http://schemas.microsoft.com/office/word/2010/wordml" xmlns:w15="http://schemas.microsoft.com/office/word/2012/wordml" xmlns:w16cex="http://schemas.microsoft.com/office/word/2018/wordml/cex" xmlns:w16cid="http://schemas.microsoft.com/office/word/2016/wordml/cid" xmlns:w16="http://schemas.microsoft.com/office/word/2018/wordml" xmlns:w16du="http://schemas.microsoft.com/office/word/2023/wordml/word16du" xmlns:w16sdtdh="http://schemas.microsoft.com/office/word/2020/wordml/sdtdatahash" xmlns:w16sdtfl="http://schemas.microsoft.com/office/word/2024/wordml/sdtformatlock" xmlns:w16se="http://schemas.microsoft.com/office/word/2015/wordml/symex" xmlns:wpg="http://schemas.microsoft.com/office/word/2010/wordprocessingGroup" xmlns:wpi="http://schemas.microsoft.com/office/word/2010/wordprocessingInk" xmlns:wne="http://schemas.microsoft.com/office/word/2006/wordml" xmlns:wps="http://schemas.microsoft.com/office/word/2010/wordprocessingShape" mc:Ignorable="w14 w15 w16se w16cid w16 w16cex w16sdtdh w16sdtfl w16du wp14">
   <w:body>
     <w:p>
       <w:pPr>
         <w:pStyle w:val="Heading1"/>
       </w:pPr>
       <w:r>
-        <w:t xml:space="preserve">Tài liệu tích hợp Backend với Cổng thanh toán VNPAY (PAY v2.1.0)</w:t>
-      </w:r>
-    </w:p>
-    <w:p>
-      <w:pPr/>
-      <w:r>
-        <w:t xml:space="preserve">Tổng hợp từ tài liệu chính thức: sandbox.vnpayment.vn/apis/docs/thanh-toan-pay/pay.html. Mỗi mục gồm: VNPAY yêu cầu gì, ý nghĩa của yêu cầu, và backend cần làm gì.</w:t>
+        <w:t>Tài liệu tích hợp Backend với Cổng thanh toán VNPAY (PAY v2.1.0)</w:t>
+      </w:r>
+    </w:p>
+    <w:p>
+      <w:r>
+        <w:t>Tổng hợp từ tài liệu chính thức: sandbox.vnpayment.vn/apis/docs/thanh-toan-pay/pay.html. Mỗi mục gồm: VNPAY yêu cầu gì, ý nghĩa của yêu cầu, và backend cần làm gì.</w:t>
       </w:r>
     </w:p>
     <w:p>
@@ -21,13 +20,12 @@
         <w:pStyle w:val="Heading2"/>
       </w:pPr>
       <w:r>
-        <w:t xml:space="preserve">1. Tổng quan: backend của bạn phải làm 3 việc</w:t>
-      </w:r>
-    </w:p>
-    <w:p>
-      <w:pPr/>
-      <w:r>
-        <w:t xml:space="preserve">VNPAY yêu cầu merchant cài đặt 3 thành phần:</w:t>
+        <w:t>1. Tổng quan: backend của bạn phải làm 3 việc</w:t>
+      </w:r>
+    </w:p>
+    <w:p>
+      <w:r>
+        <w:t>VNPAY yêu cầu merchant cài đặt 3 thành phần:</w:t>
       </w:r>
     </w:p>
     <w:tbl>
@@ -35,7 +33,7 @@
         <w:tblStyle w:val="TableGrid"/>
         <w:tblW w:w="0" w:type="auto"/>
         <w:tblLayout w:type="fixed"/>
-        <w:tblLook w:val="04A0" w:firstRow="1" w:lastRow="0" w:firstColumn="0" w:lastColumn="0" w:noHBand="0" w:noVBand="1"/>
+        <w:tblLook w:val="0420" w:firstRow="1" w:lastRow="0" w:firstColumn="0" w:lastColumn="0" w:noHBand="0" w:noVBand="1"/>
       </w:tblPr>
       <w:tblGrid>
         <w:gridCol w:w="2340"/>
@@ -53,9 +51,8 @@
             <w:shd w:val="clear" w:color="auto" w:fill="F2F2F2"/>
           </w:tcPr>
           <w:p>
-            <w:pPr/>
-            <w:r>
-              <w:t xml:space="preserve">#</w:t>
+            <w:r>
+              <w:t>#</w:t>
             </w:r>
           </w:p>
         </w:tc>
@@ -65,9 +62,8 @@
             <w:shd w:val="clear" w:color="auto" w:fill="F2F2F2"/>
           </w:tcPr>
           <w:p>
-            <w:pPr/>
-            <w:r>
-              <w:t xml:space="preserve">Thành phần</w:t>
+            <w:r>
+              <w:t>Thành phần</w:t>
             </w:r>
           </w:p>
         </w:tc>
@@ -77,9 +73,8 @@
             <w:shd w:val="clear" w:color="auto" w:fill="F2F2F2"/>
           </w:tcPr>
           <w:p>
-            <w:pPr/>
-            <w:r>
-              <w:t xml:space="preserve">Bản chất</w:t>
+            <w:r>
+              <w:t>Bản chất</w:t>
             </w:r>
           </w:p>
         </w:tc>
@@ -89,56 +84,51 @@
             <w:shd w:val="clear" w:color="auto" w:fill="F2F2F2"/>
           </w:tcPr>
           <w:p>
-            <w:pPr/>
-            <w:r>
-              <w:t xml:space="preserve">Việc cần làm</w:t>
-            </w:r>
-          </w:p>
-        </w:tc>
-      </w:tr>
-      <w:tr>
-        <w:tc>
-          <w:tcPr>
-            <w:tcW w:w="2340" w:type="dxa"/>
-          </w:tcPr>
-          <w:p>
-            <w:pPr/>
-            <w:r>
-              <w:t xml:space="preserve">1</w:t>
-            </w:r>
-          </w:p>
-        </w:tc>
-        <w:tc>
-          <w:tcPr>
-            <w:tcW w:w="2340" w:type="dxa"/>
-          </w:tcPr>
-          <w:p>
-            <w:pPr/>
+            <w:r>
+              <w:t>Việc cần làm</w:t>
+            </w:r>
+          </w:p>
+        </w:tc>
+      </w:tr>
+      <w:tr>
+        <w:tc>
+          <w:tcPr>
+            <w:tcW w:w="2340" w:type="dxa"/>
+          </w:tcPr>
+          <w:p>
+            <w:r>
+              <w:t>1</w:t>
+            </w:r>
+          </w:p>
+        </w:tc>
+        <w:tc>
+          <w:tcPr>
+            <w:tcW w:w="2340" w:type="dxa"/>
+          </w:tcPr>
+          <w:p>
             <w:r>
               <w:rPr>
                 <w:b/>
               </w:rPr>
-              <w:t xml:space="preserve">Tạo URL thanh toán</w:t>
-            </w:r>
-          </w:p>
-        </w:tc>
-        <w:tc>
-          <w:tcPr>
-            <w:tcW w:w="2340" w:type="dxa"/>
-          </w:tcPr>
-          <w:p>
-            <w:pPr/>
-            <w:r>
-              <w:t xml:space="preserve">Backend tạo ra một URL ký số, rồi chuyển hướng khách sang VNPAY</w:t>
-            </w:r>
-          </w:p>
-        </w:tc>
-        <w:tc>
-          <w:tcPr>
-            <w:tcW w:w="2340" w:type="dxa"/>
-          </w:tcPr>
-          <w:p>
-            <w:pPr/>
+              <w:t>Tạo URL thanh toán</w:t>
+            </w:r>
+          </w:p>
+        </w:tc>
+        <w:tc>
+          <w:tcPr>
+            <w:tcW w:w="2340" w:type="dxa"/>
+          </w:tcPr>
+          <w:p>
+            <w:r>
+              <w:t>Backend tạo ra một URL ký số, rồi chuyển hướng khách sang VNPAY</w:t>
+            </w:r>
+          </w:p>
+        </w:tc>
+        <w:tc>
+          <w:tcPr>
+            <w:tcW w:w="2340" w:type="dxa"/>
+          </w:tcPr>
+          <w:p>
             <w:r>
               <w:t xml:space="preserve">Gom tham số, sắp xếp, ký HMAC-SHA512, gắn </w:t>
             </w:r>
@@ -146,34 +136,32 @@
               <w:rPr>
                 <w:rStyle w:val="CodeChar"/>
               </w:rPr>
-              <w:t xml:space="preserve">vnp_SecureHash</w:t>
-            </w:r>
-          </w:p>
-        </w:tc>
-      </w:tr>
-      <w:tr>
-        <w:tc>
-          <w:tcPr>
-            <w:tcW w:w="2340" w:type="dxa"/>
-          </w:tcPr>
-          <w:p>
-            <w:pPr/>
-            <w:r>
-              <w:t xml:space="preserve">2</w:t>
-            </w:r>
-          </w:p>
-        </w:tc>
-        <w:tc>
-          <w:tcPr>
-            <w:tcW w:w="2340" w:type="dxa"/>
-          </w:tcPr>
-          <w:p>
-            <w:pPr/>
+              <w:t>vnp_SecureHash</w:t>
+            </w:r>
+          </w:p>
+        </w:tc>
+      </w:tr>
+      <w:tr>
+        <w:tc>
+          <w:tcPr>
+            <w:tcW w:w="2340" w:type="dxa"/>
+          </w:tcPr>
+          <w:p>
+            <w:r>
+              <w:t>2</w:t>
+            </w:r>
+          </w:p>
+        </w:tc>
+        <w:tc>
+          <w:tcPr>
+            <w:tcW w:w="2340" w:type="dxa"/>
+          </w:tcPr>
+          <w:p>
             <w:r>
               <w:rPr>
                 <w:b/>
               </w:rPr>
-              <w:t xml:space="preserve">Return URL</w:t>
+              <w:t>Return URL</w:t>
             </w:r>
             <w:r>
               <w:t xml:space="preserve"> (</w:t>
@@ -182,30 +170,28 @@
               <w:rPr>
                 <w:rStyle w:val="CodeChar"/>
               </w:rPr>
-              <w:t xml:space="preserve">vnp_ReturnUrl</w:t>
-            </w:r>
-            <w:r>
-              <w:t xml:space="preserve">)</w:t>
-            </w:r>
-          </w:p>
-        </w:tc>
-        <w:tc>
-          <w:tcPr>
-            <w:tcW w:w="2340" w:type="dxa"/>
-          </w:tcPr>
-          <w:p>
-            <w:pPr/>
-            <w:r>
-              <w:t xml:space="preserve">Trình duyệt của khách được VNPAY chuyển về</w:t>
-            </w:r>
-          </w:p>
-        </w:tc>
-        <w:tc>
-          <w:tcPr>
-            <w:tcW w:w="2340" w:type="dxa"/>
-          </w:tcPr>
-          <w:p>
-            <w:pPr/>
+              <w:t>vnp_ReturnUrl</w:t>
+            </w:r>
+            <w:r>
+              <w:t>)</w:t>
+            </w:r>
+          </w:p>
+        </w:tc>
+        <w:tc>
+          <w:tcPr>
+            <w:tcW w:w="2340" w:type="dxa"/>
+          </w:tcPr>
+          <w:p>
+            <w:r>
+              <w:t>Trình duyệt của khách được VNPAY chuyển về</w:t>
+            </w:r>
+          </w:p>
+        </w:tc>
+        <w:tc>
+          <w:tcPr>
+            <w:tcW w:w="2340" w:type="dxa"/>
+          </w:tcPr>
+          <w:p>
             <w:r>
               <w:t xml:space="preserve">Chỉ kiểm tra chữ ký và hiển thị kết quả. </w:t>
             </w:r>
@@ -213,54 +199,50 @@
               <w:rPr>
                 <w:b/>
               </w:rPr>
-              <w:t xml:space="preserve">Không cập nhật đơn hàng</w:t>
-            </w:r>
-          </w:p>
-        </w:tc>
-      </w:tr>
-      <w:tr>
-        <w:tc>
-          <w:tcPr>
-            <w:tcW w:w="2340" w:type="dxa"/>
-          </w:tcPr>
-          <w:p>
-            <w:pPr/>
-            <w:r>
-              <w:t xml:space="preserve">3</w:t>
-            </w:r>
-          </w:p>
-        </w:tc>
-        <w:tc>
-          <w:tcPr>
-            <w:tcW w:w="2340" w:type="dxa"/>
-          </w:tcPr>
-          <w:p>
-            <w:pPr/>
+              <w:t>Không cập nhật đơn hàng</w:t>
+            </w:r>
+          </w:p>
+        </w:tc>
+      </w:tr>
+      <w:tr>
+        <w:tc>
+          <w:tcPr>
+            <w:tcW w:w="2340" w:type="dxa"/>
+          </w:tcPr>
+          <w:p>
+            <w:r>
+              <w:t>3</w:t>
+            </w:r>
+          </w:p>
+        </w:tc>
+        <w:tc>
+          <w:tcPr>
+            <w:tcW w:w="2340" w:type="dxa"/>
+          </w:tcPr>
+          <w:p>
             <w:r>
               <w:rPr>
                 <w:b/>
               </w:rPr>
-              <w:t xml:space="preserve">IPN URL</w:t>
-            </w:r>
-          </w:p>
-        </w:tc>
-        <w:tc>
-          <w:tcPr>
-            <w:tcW w:w="2340" w:type="dxa"/>
-          </w:tcPr>
-          <w:p>
-            <w:pPr/>
-            <w:r>
-              <w:t xml:space="preserve">VNPAY gọi server của bạn (server-to-server)</w:t>
-            </w:r>
-          </w:p>
-        </w:tc>
-        <w:tc>
-          <w:tcPr>
-            <w:tcW w:w="2340" w:type="dxa"/>
-          </w:tcPr>
-          <w:p>
-            <w:pPr/>
+              <w:t>IPN URL</w:t>
+            </w:r>
+          </w:p>
+        </w:tc>
+        <w:tc>
+          <w:tcPr>
+            <w:tcW w:w="2340" w:type="dxa"/>
+          </w:tcPr>
+          <w:p>
+            <w:r>
+              <w:t>VNPAY gọi server của bạn (server-to-server)</w:t>
+            </w:r>
+          </w:p>
+        </w:tc>
+        <w:tc>
+          <w:tcPr>
+            <w:tcW w:w="2340" w:type="dxa"/>
+          </w:tcPr>
+          <w:p>
             <w:r>
               <w:t xml:space="preserve">Kiểm tra chữ ký, đối chiếu đơn và số tiền, </w:t>
             </w:r>
@@ -268,7 +250,7 @@
               <w:rPr>
                 <w:b/>
               </w:rPr>
-              <w:t xml:space="preserve">cập nhật trạng thái đơn</w:t>
+              <w:t>cập nhật trạng thái đơn</w:t>
             </w:r>
             <w:r>
               <w:t xml:space="preserve">, trả JSON </w:t>
@@ -277,19 +259,18 @@
               <w:rPr>
                 <w:rStyle w:val="CodeChar"/>
               </w:rPr>
-              <w:t xml:space="preserve">RspCode</w:t>
+              <w:t>RspCode</w:t>
             </w:r>
           </w:p>
         </w:tc>
       </w:tr>
     </w:tbl>
     <w:p>
-      <w:pPr/>
       <w:r>
         <w:rPr>
           <w:b/>
         </w:rPr>
-        <w:t xml:space="preserve">Vì sao tách Return URL và IPN?</w:t>
+        <w:t>Vì sao tách Return URL và IPN?</w:t>
       </w:r>
       <w:r>
         <w:t xml:space="preserve"> Return URL đi qua trình duyệt của khách. Khách có thể đóng tab, mất mạng, hoặc tự sửa URL, nên không thể tin để ghi nhận tiền. IPN là kênh máy chủ gọi máy chủ, ổn định và có cơ chế gọi lại, nên là nguồn sự thật duy nhất để xác nhận thanh toán.</w:t>
@@ -300,7 +281,7 @@
         <w:pStyle w:val="Heading2"/>
       </w:pPr>
       <w:r>
-        <w:t xml:space="preserve">2. Luồng nghiệp vụ (6 bước)</w:t>
+        <w:t>2. Luồng nghiệp vụ (6 bước)</w:t>
       </w:r>
     </w:p>
     <w:p>
@@ -312,7 +293,7 @@
         </w:numPr>
       </w:pPr>
       <w:r>
-        <w:t xml:space="preserve">Khách mua hàng trên website/app và chọn thanh toán online.</w:t>
+        <w:t>Khách mua hàng trên website/app và chọn thanh toán online.</w:t>
       </w:r>
     </w:p>
     <w:p>
@@ -324,7 +305,7 @@
         </w:numPr>
       </w:pPr>
       <w:r>
-        <w:t xml:space="preserve">Backend tạo URL thanh toán (kèm thông tin đơn và chữ ký), chuyển hướng khách sang cổng VNPAY.</w:t>
+        <w:t>Backend tạo URL thanh toán (kèm thông tin đơn và chữ ký), chuyển hướng khách sang cổng VNPAY.</w:t>
       </w:r>
     </w:p>
     <w:p>
@@ -342,10 +323,10 @@
         <w:rPr>
           <w:rStyle w:val="CodeChar"/>
         </w:rPr>
-        <w:t xml:space="preserve">vnp_BankCode</w:t>
-      </w:r>
-      <w:r>
-        <w:t xml:space="preserve">) và nhập thông tin thẻ/tài khoản, hoặc quét VNPAY-QR.</w:t>
+        <w:t>vnp_BankCode</w:t>
+      </w:r>
+      <w:r>
+        <w:t>) và nhập thông tin thẻ/tài khoản, hoặc quét VNPAY-QR.</w:t>
       </w:r>
     </w:p>
     <w:p>
@@ -357,7 +338,7 @@
         </w:numPr>
       </w:pPr>
       <w:r>
-        <w:t xml:space="preserve">Ngân hàng xác thực (OTP...) và xử lý giao dịch.</w:t>
+        <w:t>Ngân hàng xác thực (OTP...) và xử lý giao dịch.</w:t>
       </w:r>
     </w:p>
     <w:p>
@@ -375,7 +356,7 @@
         <w:rPr>
           <w:rStyle w:val="CodeChar"/>
         </w:rPr>
-        <w:t xml:space="preserve">vnp_ReturnUrl</w:t>
+        <w:t>vnp_ReturnUrl</w:t>
       </w:r>
       <w:r>
         <w:t xml:space="preserve">, và gọi </w:t>
@@ -384,7 +365,7 @@
         <w:rPr>
           <w:rStyle w:val="CodeChar"/>
         </w:rPr>
-        <w:t xml:space="preserve">IPN URL</w:t>
+        <w:t>IPN URL</w:t>
       </w:r>
       <w:r>
         <w:t xml:space="preserve"> của merchant để báo kết quả.</w:t>
@@ -399,13 +380,12 @@
         </w:numPr>
       </w:pPr>
       <w:r>
-        <w:t xml:space="preserve">Website hiển thị kết quả cho khách (tại Return URL). Đơn hàng được cập nhật trạng thái ở IPN.</w:t>
-      </w:r>
-    </w:p>
-    <w:p>
-      <w:pPr/>
-      <w:r>
-        <w:t xml:space="preserve">Lưu ý: bước 5 là hai việc độc lập, thứ tự đến của chúng không được đảm bảo. Thiết kế backend sao cho không phụ thuộc thứ tự.</w:t>
+        <w:t>Website hiển thị kết quả cho khách (tại Return URL). Đơn hàng được cập nhật trạng thái ở IPN.</w:t>
+      </w:r>
+    </w:p>
+    <w:p>
+      <w:r>
+        <w:t>Lưu ý: bước 5 là hai việc độc lập, thứ tự đến của chúng không được đảm bảo. Thiết kế backend sao cho không phụ thuộc thứ tự.</w:t>
       </w:r>
     </w:p>
     <w:p>
@@ -413,7 +393,7 @@
         <w:pStyle w:val="Heading2"/>
       </w:pPr>
       <w:r>
-        <w:t xml:space="preserve">3. Thông tin cấu hình cần có</w:t>
+        <w:t>3. Thông tin cấu hình cần có</w:t>
       </w:r>
     </w:p>
     <w:tbl>
@@ -421,7 +401,7 @@
         <w:tblStyle w:val="TableGrid"/>
         <w:tblW w:w="0" w:type="auto"/>
         <w:tblLayout w:type="fixed"/>
-        <w:tblLook w:val="04A0" w:firstRow="1" w:lastRow="0" w:firstColumn="0" w:lastColumn="0" w:noHBand="0" w:noVBand="1"/>
+        <w:tblLook w:val="0420" w:firstRow="1" w:lastRow="0" w:firstColumn="0" w:lastColumn="0" w:noHBand="0" w:noVBand="1"/>
       </w:tblPr>
       <w:tblGrid>
         <w:gridCol w:w="4680"/>
@@ -437,9 +417,8 @@
             <w:shd w:val="clear" w:color="auto" w:fill="F2F2F2"/>
           </w:tcPr>
           <w:p>
-            <w:pPr/>
-            <w:r>
-              <w:t xml:space="preserve">Thông tin</w:t>
+            <w:r>
+              <w:t>Thông tin</w:t>
             </w:r>
           </w:p>
         </w:tc>
@@ -449,61 +428,57 @@
             <w:shd w:val="clear" w:color="auto" w:fill="F2F2F2"/>
           </w:tcPr>
           <w:p>
-            <w:pPr/>
-            <w:r>
-              <w:t xml:space="preserve">Ý nghĩa</w:t>
-            </w:r>
-          </w:p>
-        </w:tc>
-      </w:tr>
-      <w:tr>
-        <w:tc>
-          <w:tcPr>
-            <w:tcW w:w="4680" w:type="dxa"/>
-          </w:tcPr>
-          <w:p>
-            <w:pPr/>
-            <w:r>
-              <w:rPr>
-                <w:rStyle w:val="CodeChar"/>
-              </w:rPr>
-              <w:t xml:space="preserve">vnp_TmnCode</w:t>
-            </w:r>
-          </w:p>
-        </w:tc>
-        <w:tc>
-          <w:tcPr>
-            <w:tcW w:w="4680" w:type="dxa"/>
-          </w:tcPr>
-          <w:p>
-            <w:pPr/>
-            <w:r>
-              <w:t xml:space="preserve">Mã định danh website/ứng dụng của merchant trên hệ thống VNPAY (tương ứng với tên miền đăng ký). Một đơn vị có thể có nhiều mã</w:t>
-            </w:r>
-          </w:p>
-        </w:tc>
-      </w:tr>
-      <w:tr>
-        <w:tc>
-          <w:tcPr>
-            <w:tcW w:w="4680" w:type="dxa"/>
-          </w:tcPr>
-          <w:p>
-            <w:pPr/>
-            <w:r>
-              <w:rPr>
-                <w:rStyle w:val="CodeChar"/>
-              </w:rPr>
-              <w:t xml:space="preserve">vnp_HashSecret</w:t>
-            </w:r>
-          </w:p>
-        </w:tc>
-        <w:tc>
-          <w:tcPr>
-            <w:tcW w:w="4680" w:type="dxa"/>
-          </w:tcPr>
-          <w:p>
-            <w:pPr/>
+            <w:r>
+              <w:t>Ý nghĩa</w:t>
+            </w:r>
+          </w:p>
+        </w:tc>
+      </w:tr>
+      <w:tr>
+        <w:tc>
+          <w:tcPr>
+            <w:tcW w:w="4680" w:type="dxa"/>
+          </w:tcPr>
+          <w:p>
+            <w:r>
+              <w:rPr>
+                <w:rStyle w:val="CodeChar"/>
+              </w:rPr>
+              <w:lastRenderedPageBreak/>
+              <w:t>vnp_TmnCode</w:t>
+            </w:r>
+          </w:p>
+        </w:tc>
+        <w:tc>
+          <w:tcPr>
+            <w:tcW w:w="4680" w:type="dxa"/>
+          </w:tcPr>
+          <w:p>
+            <w:r>
+              <w:t>Mã định danh website/ứng dụng của merchant trên hệ thống VNPAY (tương ứng với tên miền đăng ký). Một đơn vị có thể có nhiều mã</w:t>
+            </w:r>
+          </w:p>
+        </w:tc>
+      </w:tr>
+      <w:tr>
+        <w:tc>
+          <w:tcPr>
+            <w:tcW w:w="4680" w:type="dxa"/>
+          </w:tcPr>
+          <w:p>
+            <w:r>
+              <w:rPr>
+                <w:rStyle w:val="CodeChar"/>
+              </w:rPr>
+              <w:t>vnp_HashSecret</w:t>
+            </w:r>
+          </w:p>
+        </w:tc>
+        <w:tc>
+          <w:tcPr>
+            <w:tcW w:w="4680" w:type="dxa"/>
+          </w:tcPr>
+          <w:p>
             <w:r>
               <w:t xml:space="preserve">Chuỗi bí mật dùng để ký và kiểm tra toàn vẹn dữ liệu (checksum) giữa hai hệ thống. </w:t>
             </w:r>
@@ -511,7 +486,7 @@
               <w:rPr>
                 <w:b/>
               </w:rPr>
-              <w:t xml:space="preserve">Tuyệt đối không để lộ</w:t>
+              <w:t>Tuyệt đối không để lộ</w:t>
             </w:r>
             <w:r>
               <w:t xml:space="preserve"> (không commit lên git, không đưa vào frontend)</w:t>
@@ -525,119 +500,109 @@
             <w:tcW w:w="4680" w:type="dxa"/>
           </w:tcPr>
           <w:p>
-            <w:pPr/>
-            <w:r>
-              <w:t xml:space="preserve">URL thanh toán (Sandbox)</w:t>
-            </w:r>
-          </w:p>
-        </w:tc>
-        <w:tc>
-          <w:tcPr>
-            <w:tcW w:w="4680" w:type="dxa"/>
-          </w:tcPr>
-          <w:p>
-            <w:pPr/>
-            <w:r>
-              <w:rPr>
-                <w:rStyle w:val="CodeChar"/>
-              </w:rPr>
-              <w:t xml:space="preserve">https://sandbox.vnpayment.vn/paymentv2/vpcpay.html</w:t>
-            </w:r>
-          </w:p>
-        </w:tc>
-      </w:tr>
-      <w:tr>
-        <w:tc>
-          <w:tcPr>
-            <w:tcW w:w="4680" w:type="dxa"/>
-          </w:tcPr>
-          <w:p>
-            <w:pPr/>
-            <w:r>
-              <w:t xml:space="preserve">URL truy vấn/hoàn tiền (Sandbox)</w:t>
-            </w:r>
-          </w:p>
-        </w:tc>
-        <w:tc>
-          <w:tcPr>
-            <w:tcW w:w="4680" w:type="dxa"/>
-          </w:tcPr>
-          <w:p>
-            <w:pPr/>
-            <w:r>
-              <w:rPr>
-                <w:rStyle w:val="CodeChar"/>
-              </w:rPr>
-              <w:t xml:space="preserve">https://sandbox.vnpayment.vn/merchant_webapi/api/transaction</w:t>
-            </w:r>
-          </w:p>
-        </w:tc>
-      </w:tr>
-      <w:tr>
-        <w:tc>
-          <w:tcPr>
-            <w:tcW w:w="4680" w:type="dxa"/>
-          </w:tcPr>
-          <w:p>
-            <w:pPr/>
-            <w:r>
-              <w:rPr>
-                <w:rStyle w:val="CodeChar"/>
-              </w:rPr>
-              <w:t xml:space="preserve">vnp_ReturnUrl</w:t>
-            </w:r>
-          </w:p>
-        </w:tc>
-        <w:tc>
-          <w:tcPr>
-            <w:tcW w:w="4680" w:type="dxa"/>
-          </w:tcPr>
-          <w:p>
-            <w:pPr/>
-            <w:r>
-              <w:t xml:space="preserve">URL trang kết quả của bạn, gửi kèm mỗi lần tạo thanh toán</w:t>
-            </w:r>
-          </w:p>
-        </w:tc>
-      </w:tr>
-      <w:tr>
-        <w:tc>
-          <w:tcPr>
-            <w:tcW w:w="4680" w:type="dxa"/>
-          </w:tcPr>
-          <w:p>
-            <w:pPr/>
-            <w:r>
-              <w:t xml:space="preserve">IPN URL</w:t>
-            </w:r>
-          </w:p>
-        </w:tc>
-        <w:tc>
-          <w:tcPr>
-            <w:tcW w:w="4680" w:type="dxa"/>
-          </w:tcPr>
-          <w:p>
-            <w:pPr/>
-            <w:r>
-              <w:t xml:space="preserve">URL server của bạn, phải đăng ký/gửi lại cho VNPAY sau khi cài đặt xong</w:t>
+            <w:r>
+              <w:t>URL thanh toán (Sandbox)</w:t>
+            </w:r>
+          </w:p>
+        </w:tc>
+        <w:tc>
+          <w:tcPr>
+            <w:tcW w:w="4680" w:type="dxa"/>
+          </w:tcPr>
+          <w:p>
+            <w:r>
+              <w:rPr>
+                <w:rStyle w:val="CodeChar"/>
+              </w:rPr>
+              <w:t>https://sandbox.vnpayment.vn/paymentv2/vpcpay.html</w:t>
+            </w:r>
+          </w:p>
+        </w:tc>
+      </w:tr>
+      <w:tr>
+        <w:tc>
+          <w:tcPr>
+            <w:tcW w:w="4680" w:type="dxa"/>
+          </w:tcPr>
+          <w:p>
+            <w:r>
+              <w:t>URL truy vấn/hoàn tiền (Sandbox)</w:t>
+            </w:r>
+          </w:p>
+        </w:tc>
+        <w:tc>
+          <w:tcPr>
+            <w:tcW w:w="4680" w:type="dxa"/>
+          </w:tcPr>
+          <w:p>
+            <w:r>
+              <w:rPr>
+                <w:rStyle w:val="CodeChar"/>
+              </w:rPr>
+              <w:t>https://sandbox.vnpayment.vn/merchant_webapi/api/transaction</w:t>
+            </w:r>
+          </w:p>
+        </w:tc>
+      </w:tr>
+      <w:tr>
+        <w:tc>
+          <w:tcPr>
+            <w:tcW w:w="4680" w:type="dxa"/>
+          </w:tcPr>
+          <w:p>
+            <w:r>
+              <w:rPr>
+                <w:rStyle w:val="CodeChar"/>
+              </w:rPr>
+              <w:t>vnp_ReturnUrl</w:t>
+            </w:r>
+          </w:p>
+        </w:tc>
+        <w:tc>
+          <w:tcPr>
+            <w:tcW w:w="4680" w:type="dxa"/>
+          </w:tcPr>
+          <w:p>
+            <w:r>
+              <w:t>URL trang kết quả của bạn, gửi kèm mỗi lần tạo thanh toán</w:t>
+            </w:r>
+          </w:p>
+        </w:tc>
+      </w:tr>
+      <w:tr>
+        <w:tc>
+          <w:tcPr>
+            <w:tcW w:w="4680" w:type="dxa"/>
+          </w:tcPr>
+          <w:p>
+            <w:r>
+              <w:t>IPN URL</w:t>
+            </w:r>
+          </w:p>
+        </w:tc>
+        <w:tc>
+          <w:tcPr>
+            <w:tcW w:w="4680" w:type="dxa"/>
+          </w:tcPr>
+          <w:p>
+            <w:r>
+              <w:t>URL server của bạn, phải đăng ký/gửi lại cho VNPAY sau khi cài đặt xong</w:t>
             </w:r>
           </w:p>
         </w:tc>
       </w:tr>
     </w:tbl>
     <w:p>
-      <w:pPr/>
-      <w:r>
-        <w:t xml:space="preserve">Chưa có thông tin kết nối? Đăng ký tại http://sandbox.vnpayment.vn/devreg/ , hệ thống gửi thông tin về email đăng ký.</w:t>
-      </w:r>
-    </w:p>
-    <w:p>
-      <w:pPr/>
+      <w:r>
+        <w:t>Chưa có thông tin kết nối? Đăng ký tại http://sandbox.vnpayment.vn/devreg/ , hệ thống gửi thông tin về email đăng ký.</w:t>
+      </w:r>
+    </w:p>
+    <w:p>
       <w:r>
         <w:rPr>
           <w:b/>
         </w:rPr>
-        <w:t xml:space="preserve">Gợi ý:</w:t>
+        <w:t>Gợi ý:</w:t>
       </w:r>
       <w:r>
         <w:t xml:space="preserve"> đặt các giá trị này vào biến môi trường (</w:t>
@@ -646,7 +611,7 @@
         <w:rPr>
           <w:rStyle w:val="CodeChar"/>
         </w:rPr>
-        <w:t xml:space="preserve">VNP_TMN_CODE</w:t>
+        <w:t>VNP_TMN_CODE</w:t>
       </w:r>
       <w:r>
         <w:t xml:space="preserve">, </w:t>
@@ -655,7 +620,7 @@
         <w:rPr>
           <w:rStyle w:val="CodeChar"/>
         </w:rPr>
-        <w:t xml:space="preserve">VNP_HASH_SECRET</w:t>
+        <w:t>VNP_HASH_SECRET</w:t>
       </w:r>
       <w:r>
         <w:t xml:space="preserve">, </w:t>
@@ -664,7 +629,7 @@
         <w:rPr>
           <w:rStyle w:val="CodeChar"/>
         </w:rPr>
-        <w:t xml:space="preserve">VNP_URL</w:t>
+        <w:t>VNP_URL</w:t>
       </w:r>
       <w:r>
         <w:t xml:space="preserve">, </w:t>
@@ -673,10 +638,10 @@
         <w:rPr>
           <w:rStyle w:val="CodeChar"/>
         </w:rPr>
-        <w:t xml:space="preserve">VNP_RETURN_URL</w:t>
-      </w:r>
-      <w:r>
-        <w:t xml:space="preserve">). Khi lên production, VNPAY cấp bộ thông tin và URL mới, bạn chỉ đổi cấu hình.</w:t>
+        <w:t>VNP_RETURN_URL</w:t>
+      </w:r>
+      <w:r>
+        <w:t>). Khi lên production, VNPAY cấp bộ thông tin và URL mới, bạn chỉ đổi cấu hình.</w:t>
       </w:r>
     </w:p>
     <w:p>
@@ -684,7 +649,7 @@
         <w:pStyle w:val="Heading2"/>
       </w:pPr>
       <w:r>
-        <w:t xml:space="preserve">4. Tạo URL thanh toán</w:t>
+        <w:t>4. Tạo URL thanh toán</w:t>
       </w:r>
     </w:p>
     <w:p>
@@ -702,7 +667,7 @@
         <w:rPr>
           <w:b/>
         </w:rPr>
-        <w:t xml:space="preserve">GET</w:t>
+        <w:t>GET</w:t>
       </w:r>
       <w:r>
         <w:t xml:space="preserve"> (chuyển hướng trình duyệt khách tới URL này)</w:t>
@@ -723,7 +688,7 @@
         <w:rPr>
           <w:rStyle w:val="CodeChar"/>
         </w:rPr>
-        <w:t xml:space="preserve">https://sandbox.vnpayment.vn/paymentv2/vpcpay.html?{các tham số}&amp;vnp_SecureHash=...</w:t>
+        <w:t>https://sandbox.vnpayment.vn/paymentv2/vpcpay.html?{các tham số}&amp;vnp_SecureHash=...</w:t>
       </w:r>
     </w:p>
     <w:p>
@@ -731,7 +696,7 @@
         <w:pStyle w:val="Heading3"/>
       </w:pPr>
       <w:r>
-        <w:t xml:space="preserve">4.1. Danh sách tham số và ý nghĩa</w:t>
+        <w:t>4.1. Danh sách tham số và ý nghĩa</w:t>
       </w:r>
     </w:p>
     <w:tbl>
@@ -739,7 +704,7 @@
         <w:tblStyle w:val="TableGrid"/>
         <w:tblW w:w="0" w:type="auto"/>
         <w:tblLayout w:type="fixed"/>
-        <w:tblLook w:val="04A0" w:firstRow="1" w:lastRow="0" w:firstColumn="0" w:lastColumn="0" w:noHBand="0" w:noVBand="1"/>
+        <w:tblLook w:val="0420" w:firstRow="1" w:lastRow="0" w:firstColumn="0" w:lastColumn="0" w:noHBand="0" w:noVBand="1"/>
       </w:tblPr>
       <w:tblGrid>
         <w:gridCol w:w="2340"/>
@@ -757,9 +722,8 @@
             <w:shd w:val="clear" w:color="auto" w:fill="F2F2F2"/>
           </w:tcPr>
           <w:p>
-            <w:pPr/>
-            <w:r>
-              <w:t xml:space="preserve">Tham số</w:t>
+            <w:r>
+              <w:t>Tham số</w:t>
             </w:r>
           </w:p>
         </w:tc>
@@ -769,9 +733,8 @@
             <w:shd w:val="clear" w:color="auto" w:fill="F2F2F2"/>
           </w:tcPr>
           <w:p>
-            <w:pPr/>
-            <w:r>
-              <w:t xml:space="preserve">Kiểu</w:t>
+            <w:r>
+              <w:t>Kiểu</w:t>
             </w:r>
           </w:p>
         </w:tc>
@@ -781,9 +744,8 @@
             <w:shd w:val="clear" w:color="auto" w:fill="F2F2F2"/>
           </w:tcPr>
           <w:p>
-            <w:pPr/>
-            <w:r>
-              <w:t xml:space="preserve">Bắt buộc</w:t>
+            <w:r>
+              <w:t>Bắt buộc</w:t>
             </w:r>
           </w:p>
         </w:tc>
@@ -793,56 +755,51 @@
             <w:shd w:val="clear" w:color="auto" w:fill="F2F2F2"/>
           </w:tcPr>
           <w:p>
-            <w:pPr/>
-            <w:r>
-              <w:t xml:space="preserve">Ý nghĩa và lưu ý</w:t>
-            </w:r>
-          </w:p>
-        </w:tc>
-      </w:tr>
-      <w:tr>
-        <w:tc>
-          <w:tcPr>
-            <w:tcW w:w="2340" w:type="dxa"/>
-          </w:tcPr>
-          <w:p>
-            <w:pPr/>
-            <w:r>
-              <w:rPr>
-                <w:rStyle w:val="CodeChar"/>
-              </w:rPr>
-              <w:t xml:space="preserve">vnp_Version</w:t>
-            </w:r>
-          </w:p>
-        </w:tc>
-        <w:tc>
-          <w:tcPr>
-            <w:tcW w:w="2340" w:type="dxa"/>
-          </w:tcPr>
-          <w:p>
-            <w:pPr/>
-            <w:r>
-              <w:t xml:space="preserve">Alphanumeric[1,8]</w:t>
-            </w:r>
-          </w:p>
-        </w:tc>
-        <w:tc>
-          <w:tcPr>
-            <w:tcW w:w="2340" w:type="dxa"/>
-          </w:tcPr>
-          <w:p>
-            <w:pPr/>
-            <w:r>
-              <w:t xml:space="preserve">Có</w:t>
-            </w:r>
-          </w:p>
-        </w:tc>
-        <w:tc>
-          <w:tcPr>
-            <w:tcW w:w="2340" w:type="dxa"/>
-          </w:tcPr>
-          <w:p>
-            <w:pPr/>
+            <w:r>
+              <w:t>Ý nghĩa và lưu ý</w:t>
+            </w:r>
+          </w:p>
+        </w:tc>
+      </w:tr>
+      <w:tr>
+        <w:tc>
+          <w:tcPr>
+            <w:tcW w:w="2340" w:type="dxa"/>
+          </w:tcPr>
+          <w:p>
+            <w:r>
+              <w:rPr>
+                <w:rStyle w:val="CodeChar"/>
+              </w:rPr>
+              <w:t>vnp_Version</w:t>
+            </w:r>
+          </w:p>
+        </w:tc>
+        <w:tc>
+          <w:tcPr>
+            <w:tcW w:w="2340" w:type="dxa"/>
+          </w:tcPr>
+          <w:p>
+            <w:r>
+              <w:t>Alphanumeric[1,8]</w:t>
+            </w:r>
+          </w:p>
+        </w:tc>
+        <w:tc>
+          <w:tcPr>
+            <w:tcW w:w="2340" w:type="dxa"/>
+          </w:tcPr>
+          <w:p>
+            <w:r>
+              <w:t>Có</w:t>
+            </w:r>
+          </w:p>
+        </w:tc>
+        <w:tc>
+          <w:tcPr>
+            <w:tcW w:w="2340" w:type="dxa"/>
+          </w:tcPr>
+          <w:p>
             <w:r>
               <w:t xml:space="preserve">Phiên bản API. Hiện tại: </w:t>
             </w:r>
@@ -850,54 +807,50 @@
               <w:rPr>
                 <w:rStyle w:val="CodeChar"/>
               </w:rPr>
-              <w:t xml:space="preserve">2.1.0</w:t>
-            </w:r>
-          </w:p>
-        </w:tc>
-      </w:tr>
-      <w:tr>
-        <w:tc>
-          <w:tcPr>
-            <w:tcW w:w="2340" w:type="dxa"/>
-          </w:tcPr>
-          <w:p>
-            <w:pPr/>
-            <w:r>
-              <w:rPr>
-                <w:rStyle w:val="CodeChar"/>
-              </w:rPr>
-              <w:t xml:space="preserve">vnp_Command</w:t>
-            </w:r>
-          </w:p>
-        </w:tc>
-        <w:tc>
-          <w:tcPr>
-            <w:tcW w:w="2340" w:type="dxa"/>
-          </w:tcPr>
-          <w:p>
-            <w:pPr/>
-            <w:r>
-              <w:t xml:space="preserve">Alpha[1,16]</w:t>
-            </w:r>
-          </w:p>
-        </w:tc>
-        <w:tc>
-          <w:tcPr>
-            <w:tcW w:w="2340" w:type="dxa"/>
-          </w:tcPr>
-          <w:p>
-            <w:pPr/>
-            <w:r>
-              <w:t xml:space="preserve">Có</w:t>
-            </w:r>
-          </w:p>
-        </w:tc>
-        <w:tc>
-          <w:tcPr>
-            <w:tcW w:w="2340" w:type="dxa"/>
-          </w:tcPr>
-          <w:p>
-            <w:pPr/>
+              <w:t>2.1.0</w:t>
+            </w:r>
+          </w:p>
+        </w:tc>
+      </w:tr>
+      <w:tr>
+        <w:tc>
+          <w:tcPr>
+            <w:tcW w:w="2340" w:type="dxa"/>
+          </w:tcPr>
+          <w:p>
+            <w:r>
+              <w:rPr>
+                <w:rStyle w:val="CodeChar"/>
+              </w:rPr>
+              <w:t>vnp_Command</w:t>
+            </w:r>
+          </w:p>
+        </w:tc>
+        <w:tc>
+          <w:tcPr>
+            <w:tcW w:w="2340" w:type="dxa"/>
+          </w:tcPr>
+          <w:p>
+            <w:r>
+              <w:t>Alpha[1,16]</w:t>
+            </w:r>
+          </w:p>
+        </w:tc>
+        <w:tc>
+          <w:tcPr>
+            <w:tcW w:w="2340" w:type="dxa"/>
+          </w:tcPr>
+          <w:p>
+            <w:r>
+              <w:t>Có</w:t>
+            </w:r>
+          </w:p>
+        </w:tc>
+        <w:tc>
+          <w:tcPr>
+            <w:tcW w:w="2340" w:type="dxa"/>
+          </w:tcPr>
+          <w:p>
             <w:r>
               <w:t xml:space="preserve">Mã API. Thanh toán: </w:t>
             </w:r>
@@ -905,54 +858,50 @@
               <w:rPr>
                 <w:rStyle w:val="CodeChar"/>
               </w:rPr>
-              <w:t xml:space="preserve">pay</w:t>
-            </w:r>
-          </w:p>
-        </w:tc>
-      </w:tr>
-      <w:tr>
-        <w:tc>
-          <w:tcPr>
-            <w:tcW w:w="2340" w:type="dxa"/>
-          </w:tcPr>
-          <w:p>
-            <w:pPr/>
-            <w:r>
-              <w:rPr>
-                <w:rStyle w:val="CodeChar"/>
-              </w:rPr>
-              <w:t xml:space="preserve">vnp_TmnCode</w:t>
-            </w:r>
-          </w:p>
-        </w:tc>
-        <w:tc>
-          <w:tcPr>
-            <w:tcW w:w="2340" w:type="dxa"/>
-          </w:tcPr>
-          <w:p>
-            <w:pPr/>
-            <w:r>
-              <w:t xml:space="preserve">Alphanumeric[8]</w:t>
-            </w:r>
-          </w:p>
-        </w:tc>
-        <w:tc>
-          <w:tcPr>
-            <w:tcW w:w="2340" w:type="dxa"/>
-          </w:tcPr>
-          <w:p>
-            <w:pPr/>
-            <w:r>
-              <w:t xml:space="preserve">Có</w:t>
-            </w:r>
-          </w:p>
-        </w:tc>
-        <w:tc>
-          <w:tcPr>
-            <w:tcW w:w="2340" w:type="dxa"/>
-          </w:tcPr>
-          <w:p>
-            <w:pPr/>
+              <w:t>pay</w:t>
+            </w:r>
+          </w:p>
+        </w:tc>
+      </w:tr>
+      <w:tr>
+        <w:tc>
+          <w:tcPr>
+            <w:tcW w:w="2340" w:type="dxa"/>
+          </w:tcPr>
+          <w:p>
+            <w:r>
+              <w:rPr>
+                <w:rStyle w:val="CodeChar"/>
+              </w:rPr>
+              <w:t>vnp_TmnCode</w:t>
+            </w:r>
+          </w:p>
+        </w:tc>
+        <w:tc>
+          <w:tcPr>
+            <w:tcW w:w="2340" w:type="dxa"/>
+          </w:tcPr>
+          <w:p>
+            <w:r>
+              <w:t>Alphanumeric[8]</w:t>
+            </w:r>
+          </w:p>
+        </w:tc>
+        <w:tc>
+          <w:tcPr>
+            <w:tcW w:w="2340" w:type="dxa"/>
+          </w:tcPr>
+          <w:p>
+            <w:r>
+              <w:t>Có</w:t>
+            </w:r>
+          </w:p>
+        </w:tc>
+        <w:tc>
+          <w:tcPr>
+            <w:tcW w:w="2340" w:type="dxa"/>
+          </w:tcPr>
+          <w:p>
             <w:r>
               <w:t xml:space="preserve">Mã website của merchant tại VNPAY, ví dụ </w:t>
             </w:r>
@@ -960,54 +909,50 @@
               <w:rPr>
                 <w:rStyle w:val="CodeChar"/>
               </w:rPr>
-              <w:t xml:space="preserve">2QXUI4J4</w:t>
-            </w:r>
-          </w:p>
-        </w:tc>
-      </w:tr>
-      <w:tr>
-        <w:tc>
-          <w:tcPr>
-            <w:tcW w:w="2340" w:type="dxa"/>
-          </w:tcPr>
-          <w:p>
-            <w:pPr/>
-            <w:r>
-              <w:rPr>
-                <w:rStyle w:val="CodeChar"/>
-              </w:rPr>
-              <w:t xml:space="preserve">vnp_Amount</w:t>
-            </w:r>
-          </w:p>
-        </w:tc>
-        <w:tc>
-          <w:tcPr>
-            <w:tcW w:w="2340" w:type="dxa"/>
-          </w:tcPr>
-          <w:p>
-            <w:pPr/>
-            <w:r>
-              <w:t xml:space="preserve">Numeric[1,12]</w:t>
-            </w:r>
-          </w:p>
-        </w:tc>
-        <w:tc>
-          <w:tcPr>
-            <w:tcW w:w="2340" w:type="dxa"/>
-          </w:tcPr>
-          <w:p>
-            <w:pPr/>
-            <w:r>
-              <w:t xml:space="preserve">Có</w:t>
-            </w:r>
-          </w:p>
-        </w:tc>
-        <w:tc>
-          <w:tcPr>
-            <w:tcW w:w="2340" w:type="dxa"/>
-          </w:tcPr>
-          <w:p>
-            <w:pPr/>
+              <w:t>2QXUI4J4</w:t>
+            </w:r>
+          </w:p>
+        </w:tc>
+      </w:tr>
+      <w:tr>
+        <w:tc>
+          <w:tcPr>
+            <w:tcW w:w="2340" w:type="dxa"/>
+          </w:tcPr>
+          <w:p>
+            <w:r>
+              <w:rPr>
+                <w:rStyle w:val="CodeChar"/>
+              </w:rPr>
+              <w:t>vnp_Amount</w:t>
+            </w:r>
+          </w:p>
+        </w:tc>
+        <w:tc>
+          <w:tcPr>
+            <w:tcW w:w="2340" w:type="dxa"/>
+          </w:tcPr>
+          <w:p>
+            <w:r>
+              <w:t>Numeric[1,12]</w:t>
+            </w:r>
+          </w:p>
+        </w:tc>
+        <w:tc>
+          <w:tcPr>
+            <w:tcW w:w="2340" w:type="dxa"/>
+          </w:tcPr>
+          <w:p>
+            <w:r>
+              <w:t>Có</w:t>
+            </w:r>
+          </w:p>
+        </w:tc>
+        <w:tc>
+          <w:tcPr>
+            <w:tcW w:w="2340" w:type="dxa"/>
+          </w:tcPr>
+          <w:p>
             <w:r>
               <w:t xml:space="preserve">Số tiền </w:t>
             </w:r>
@@ -1015,66 +960,67 @@
               <w:rPr>
                 <w:b/>
               </w:rPr>
-              <w:t xml:space="preserve">nhân 100</w:t>
-            </w:r>
-            <w:r>
-              <w:t xml:space="preserve"> để bỏ phần thập phân, không có dấu phân cách hay ký hiệu tiền. 10.000 VND gửi </w:t>
-            </w:r>
-            <w:r>
-              <w:rPr>
-                <w:rStyle w:val="CodeChar"/>
-              </w:rPr>
-              <w:t xml:space="preserve">1000000</w:t>
-            </w:r>
-            <w:r>
-              <w:t xml:space="preserve">. Lý do: VNPAY chỉ nhận số nguyên, hai chữ số cuối là phần lẻ</w:t>
-            </w:r>
-          </w:p>
-        </w:tc>
-      </w:tr>
-      <w:tr>
-        <w:tc>
-          <w:tcPr>
-            <w:tcW w:w="2340" w:type="dxa"/>
-          </w:tcPr>
-          <w:p>
-            <w:pPr/>
-            <w:r>
-              <w:rPr>
-                <w:rStyle w:val="CodeChar"/>
-              </w:rPr>
-              <w:t xml:space="preserve">vnp_BankCode</w:t>
-            </w:r>
-          </w:p>
-        </w:tc>
-        <w:tc>
-          <w:tcPr>
-            <w:tcW w:w="2340" w:type="dxa"/>
-          </w:tcPr>
-          <w:p>
-            <w:pPr/>
-            <w:r>
-              <w:t xml:space="preserve">Alphanumeric[3,20]</w:t>
-            </w:r>
-          </w:p>
-        </w:tc>
-        <w:tc>
-          <w:tcPr>
-            <w:tcW w:w="2340" w:type="dxa"/>
-          </w:tcPr>
-          <w:p>
-            <w:pPr/>
-            <w:r>
-              <w:t xml:space="preserve">Không</w:t>
-            </w:r>
-          </w:p>
-        </w:tc>
-        <w:tc>
-          <w:tcPr>
-            <w:tcW w:w="2340" w:type="dxa"/>
-          </w:tcPr>
-          <w:p>
-            <w:pPr/>
+              <w:t>nhân 100</w:t>
+            </w:r>
+            <w:r>
+              <w:t xml:space="preserve"> để bỏ phần thập phân, không </w:t>
+            </w:r>
+            <w:r>
+              <w:lastRenderedPageBreak/>
+              <w:t xml:space="preserve">có dấu phân cách hay ký hiệu tiền. 10.000 VND gửi </w:t>
+            </w:r>
+            <w:r>
+              <w:rPr>
+                <w:rStyle w:val="CodeChar"/>
+              </w:rPr>
+              <w:t>1000000</w:t>
+            </w:r>
+            <w:r>
+              <w:t>. Lý do: VNPAY chỉ nhận số nguyên, hai chữ số cuối là phần lẻ</w:t>
+            </w:r>
+          </w:p>
+        </w:tc>
+      </w:tr>
+      <w:tr>
+        <w:tc>
+          <w:tcPr>
+            <w:tcW w:w="2340" w:type="dxa"/>
+          </w:tcPr>
+          <w:p>
+            <w:r>
+              <w:rPr>
+                <w:rStyle w:val="CodeChar"/>
+              </w:rPr>
+              <w:lastRenderedPageBreak/>
+              <w:t>vnp_BankCode</w:t>
+            </w:r>
+          </w:p>
+        </w:tc>
+        <w:tc>
+          <w:tcPr>
+            <w:tcW w:w="2340" w:type="dxa"/>
+          </w:tcPr>
+          <w:p>
+            <w:r>
+              <w:t>Alphanumeric[3,20]</w:t>
+            </w:r>
+          </w:p>
+        </w:tc>
+        <w:tc>
+          <w:tcPr>
+            <w:tcW w:w="2340" w:type="dxa"/>
+          </w:tcPr>
+          <w:p>
+            <w:r>
+              <w:t>Không</w:t>
+            </w:r>
+          </w:p>
+        </w:tc>
+        <w:tc>
+          <w:tcPr>
+            <w:tcW w:w="2340" w:type="dxa"/>
+          </w:tcPr>
+          <w:p>
             <w:r>
               <w:t xml:space="preserve">Chọn sẵn phương thức/ngân hàng. Bỏ trống thì khách chọn tại trang VNPAY. Mã nhóm: </w:t>
             </w:r>
@@ -1082,7 +1028,7 @@
               <w:rPr>
                 <w:rStyle w:val="CodeChar"/>
               </w:rPr>
-              <w:t xml:space="preserve">VNPAYQR</w:t>
+              <w:t>VNPAYQR</w:t>
             </w:r>
             <w:r>
               <w:t xml:space="preserve"> (quét QR), </w:t>
@@ -1091,7 +1037,7 @@
               <w:rPr>
                 <w:rStyle w:val="CodeChar"/>
               </w:rPr>
-              <w:t xml:space="preserve">VNBANK</w:t>
+              <w:t>VNBANK</w:t>
             </w:r>
             <w:r>
               <w:t xml:space="preserve"> (thẻ ATM/tài khoản nội địa), </w:t>
@@ -1100,7 +1046,7 @@
               <w:rPr>
                 <w:rStyle w:val="CodeChar"/>
               </w:rPr>
-              <w:t xml:space="preserve">INTCARD</w:t>
+              <w:t>INTCARD</w:t>
             </w:r>
             <w:r>
               <w:t xml:space="preserve"> (thẻ quốc tế). Mã từng ngân hàng lấy qua API </w:t>
@@ -1109,7 +1055,7 @@
               <w:rPr>
                 <w:rStyle w:val="CodeChar"/>
               </w:rPr>
-              <w:t xml:space="preserve">get_bank_list</w:t>
+              <w:t>get_bank_list</w:t>
             </w:r>
             <w:r>
               <w:t xml:space="preserve"> (xem mục 4.3)</w:t>
@@ -1123,43 +1069,39 @@
             <w:tcW w:w="2340" w:type="dxa"/>
           </w:tcPr>
           <w:p>
-            <w:pPr/>
-            <w:r>
-              <w:rPr>
-                <w:rStyle w:val="CodeChar"/>
-              </w:rPr>
-              <w:t xml:space="preserve">vnp_CreateDate</w:t>
-            </w:r>
-          </w:p>
-        </w:tc>
-        <w:tc>
-          <w:tcPr>
-            <w:tcW w:w="2340" w:type="dxa"/>
-          </w:tcPr>
-          <w:p>
-            <w:pPr/>
-            <w:r>
-              <w:t xml:space="preserve">Numeric[14]</w:t>
-            </w:r>
-          </w:p>
-        </w:tc>
-        <w:tc>
-          <w:tcPr>
-            <w:tcW w:w="2340" w:type="dxa"/>
-          </w:tcPr>
-          <w:p>
-            <w:pPr/>
-            <w:r>
-              <w:t xml:space="preserve">Có</w:t>
-            </w:r>
-          </w:p>
-        </w:tc>
-        <w:tc>
-          <w:tcPr>
-            <w:tcW w:w="2340" w:type="dxa"/>
-          </w:tcPr>
-          <w:p>
-            <w:pPr/>
+            <w:r>
+              <w:rPr>
+                <w:rStyle w:val="CodeChar"/>
+              </w:rPr>
+              <w:t>vnp_CreateDate</w:t>
+            </w:r>
+          </w:p>
+        </w:tc>
+        <w:tc>
+          <w:tcPr>
+            <w:tcW w:w="2340" w:type="dxa"/>
+          </w:tcPr>
+          <w:p>
+            <w:r>
+              <w:t>Numeric[14]</w:t>
+            </w:r>
+          </w:p>
+        </w:tc>
+        <w:tc>
+          <w:tcPr>
+            <w:tcW w:w="2340" w:type="dxa"/>
+          </w:tcPr>
+          <w:p>
+            <w:r>
+              <w:t>Có</w:t>
+            </w:r>
+          </w:p>
+        </w:tc>
+        <w:tc>
+          <w:tcPr>
+            <w:tcW w:w="2340" w:type="dxa"/>
+          </w:tcPr>
+          <w:p>
             <w:r>
               <w:t xml:space="preserve">Thời điểm tạo giao dịch, định dạng </w:t>
             </w:r>
@@ -1167,7 +1109,7 @@
               <w:rPr>
                 <w:rStyle w:val="CodeChar"/>
               </w:rPr>
-              <w:t xml:space="preserve">yyyyMMddHHmmss</w:t>
+              <w:t>yyyyMMddHHmmss</w:t>
             </w:r>
             <w:r>
               <w:t xml:space="preserve">, </w:t>
@@ -1176,54 +1118,50 @@
               <w:rPr>
                 <w:b/>
               </w:rPr>
-              <w:t xml:space="preserve">múi giờ GMT+7</w:t>
-            </w:r>
-          </w:p>
-        </w:tc>
-      </w:tr>
-      <w:tr>
-        <w:tc>
-          <w:tcPr>
-            <w:tcW w:w="2340" w:type="dxa"/>
-          </w:tcPr>
-          <w:p>
-            <w:pPr/>
-            <w:r>
-              <w:rPr>
-                <w:rStyle w:val="CodeChar"/>
-              </w:rPr>
-              <w:t xml:space="preserve">vnp_CurrCode</w:t>
-            </w:r>
-          </w:p>
-        </w:tc>
-        <w:tc>
-          <w:tcPr>
-            <w:tcW w:w="2340" w:type="dxa"/>
-          </w:tcPr>
-          <w:p>
-            <w:pPr/>
-            <w:r>
-              <w:t xml:space="preserve">Alpha[3]</w:t>
-            </w:r>
-          </w:p>
-        </w:tc>
-        <w:tc>
-          <w:tcPr>
-            <w:tcW w:w="2340" w:type="dxa"/>
-          </w:tcPr>
-          <w:p>
-            <w:pPr/>
-            <w:r>
-              <w:t xml:space="preserve">Có</w:t>
-            </w:r>
-          </w:p>
-        </w:tc>
-        <w:tc>
-          <w:tcPr>
-            <w:tcW w:w="2340" w:type="dxa"/>
-          </w:tcPr>
-          <w:p>
-            <w:pPr/>
+              <w:t>múi giờ GMT+7</w:t>
+            </w:r>
+          </w:p>
+        </w:tc>
+      </w:tr>
+      <w:tr>
+        <w:tc>
+          <w:tcPr>
+            <w:tcW w:w="2340" w:type="dxa"/>
+          </w:tcPr>
+          <w:p>
+            <w:r>
+              <w:rPr>
+                <w:rStyle w:val="CodeChar"/>
+              </w:rPr>
+              <w:t>vnp_CurrCode</w:t>
+            </w:r>
+          </w:p>
+        </w:tc>
+        <w:tc>
+          <w:tcPr>
+            <w:tcW w:w="2340" w:type="dxa"/>
+          </w:tcPr>
+          <w:p>
+            <w:r>
+              <w:t>Alpha[3]</w:t>
+            </w:r>
+          </w:p>
+        </w:tc>
+        <w:tc>
+          <w:tcPr>
+            <w:tcW w:w="2340" w:type="dxa"/>
+          </w:tcPr>
+          <w:p>
+            <w:r>
+              <w:t>Có</w:t>
+            </w:r>
+          </w:p>
+        </w:tc>
+        <w:tc>
+          <w:tcPr>
+            <w:tcW w:w="2340" w:type="dxa"/>
+          </w:tcPr>
+          <w:p>
             <w:r>
               <w:t xml:space="preserve">Tiền tệ. Hiện chỉ hỗ trợ </w:t>
             </w:r>
@@ -1231,54 +1169,50 @@
               <w:rPr>
                 <w:rStyle w:val="CodeChar"/>
               </w:rPr>
-              <w:t xml:space="preserve">VND</w:t>
-            </w:r>
-          </w:p>
-        </w:tc>
-      </w:tr>
-      <w:tr>
-        <w:tc>
-          <w:tcPr>
-            <w:tcW w:w="2340" w:type="dxa"/>
-          </w:tcPr>
-          <w:p>
-            <w:pPr/>
-            <w:r>
-              <w:rPr>
-                <w:rStyle w:val="CodeChar"/>
-              </w:rPr>
-              <w:t xml:space="preserve">vnp_IpAddr</w:t>
-            </w:r>
-          </w:p>
-        </w:tc>
-        <w:tc>
-          <w:tcPr>
-            <w:tcW w:w="2340" w:type="dxa"/>
-          </w:tcPr>
-          <w:p>
-            <w:pPr/>
-            <w:r>
-              <w:t xml:space="preserve">Alphanumeric[7,45]</w:t>
-            </w:r>
-          </w:p>
-        </w:tc>
-        <w:tc>
-          <w:tcPr>
-            <w:tcW w:w="2340" w:type="dxa"/>
-          </w:tcPr>
-          <w:p>
-            <w:pPr/>
-            <w:r>
-              <w:t xml:space="preserve">Có</w:t>
-            </w:r>
-          </w:p>
-        </w:tc>
-        <w:tc>
-          <w:tcPr>
-            <w:tcW w:w="2340" w:type="dxa"/>
-          </w:tcPr>
-          <w:p>
-            <w:pPr/>
+              <w:t>VND</w:t>
+            </w:r>
+          </w:p>
+        </w:tc>
+      </w:tr>
+      <w:tr>
+        <w:tc>
+          <w:tcPr>
+            <w:tcW w:w="2340" w:type="dxa"/>
+          </w:tcPr>
+          <w:p>
+            <w:r>
+              <w:rPr>
+                <w:rStyle w:val="CodeChar"/>
+              </w:rPr>
+              <w:t>vnp_IpAddr</w:t>
+            </w:r>
+          </w:p>
+        </w:tc>
+        <w:tc>
+          <w:tcPr>
+            <w:tcW w:w="2340" w:type="dxa"/>
+          </w:tcPr>
+          <w:p>
+            <w:r>
+              <w:t>Alphanumeric[7,45]</w:t>
+            </w:r>
+          </w:p>
+        </w:tc>
+        <w:tc>
+          <w:tcPr>
+            <w:tcW w:w="2340" w:type="dxa"/>
+          </w:tcPr>
+          <w:p>
+            <w:r>
+              <w:t>Có</w:t>
+            </w:r>
+          </w:p>
+        </w:tc>
+        <w:tc>
+          <w:tcPr>
+            <w:tcW w:w="2340" w:type="dxa"/>
+          </w:tcPr>
+          <w:p>
             <w:r>
               <w:t xml:space="preserve">IP của </w:t>
             </w:r>
@@ -1286,7 +1220,7 @@
               <w:rPr>
                 <w:b/>
               </w:rPr>
-              <w:t xml:space="preserve">khách hàng</w:t>
+              <w:t>khách hàng</w:t>
             </w:r>
             <w:r>
               <w:t xml:space="preserve"> (không phải IP server của bạn). Phục vụ chống gian lận. Nếu sau reverse proxy/CDN, lấy từ </w:t>
@@ -1295,7 +1229,7 @@
               <w:rPr>
                 <w:rStyle w:val="CodeChar"/>
               </w:rPr>
-              <w:t xml:space="preserve">X-Forwarded-For</w:t>
+              <w:t>X-Forwarded-For</w:t>
             </w:r>
             <w:r>
               <w:t xml:space="preserve"> đúng cách</w:t>
@@ -1309,43 +1243,39 @@
             <w:tcW w:w="2340" w:type="dxa"/>
           </w:tcPr>
           <w:p>
-            <w:pPr/>
-            <w:r>
-              <w:rPr>
-                <w:rStyle w:val="CodeChar"/>
-              </w:rPr>
-              <w:t xml:space="preserve">vnp_Locale</w:t>
-            </w:r>
-          </w:p>
-        </w:tc>
-        <w:tc>
-          <w:tcPr>
-            <w:tcW w:w="2340" w:type="dxa"/>
-          </w:tcPr>
-          <w:p>
-            <w:pPr/>
-            <w:r>
-              <w:t xml:space="preserve">Alpha[2,5]</w:t>
-            </w:r>
-          </w:p>
-        </w:tc>
-        <w:tc>
-          <w:tcPr>
-            <w:tcW w:w="2340" w:type="dxa"/>
-          </w:tcPr>
-          <w:p>
-            <w:pPr/>
-            <w:r>
-              <w:t xml:space="preserve">Có</w:t>
-            </w:r>
-          </w:p>
-        </w:tc>
-        <w:tc>
-          <w:tcPr>
-            <w:tcW w:w="2340" w:type="dxa"/>
-          </w:tcPr>
-          <w:p>
-            <w:pPr/>
+            <w:r>
+              <w:rPr>
+                <w:rStyle w:val="CodeChar"/>
+              </w:rPr>
+              <w:t>vnp_Locale</w:t>
+            </w:r>
+          </w:p>
+        </w:tc>
+        <w:tc>
+          <w:tcPr>
+            <w:tcW w:w="2340" w:type="dxa"/>
+          </w:tcPr>
+          <w:p>
+            <w:r>
+              <w:t>Alpha[2,5]</w:t>
+            </w:r>
+          </w:p>
+        </w:tc>
+        <w:tc>
+          <w:tcPr>
+            <w:tcW w:w="2340" w:type="dxa"/>
+          </w:tcPr>
+          <w:p>
+            <w:r>
+              <w:t>Có</w:t>
+            </w:r>
+          </w:p>
+        </w:tc>
+        <w:tc>
+          <w:tcPr>
+            <w:tcW w:w="2340" w:type="dxa"/>
+          </w:tcPr>
+          <w:p>
             <w:r>
               <w:t xml:space="preserve">Ngôn ngữ giao diện cổng: </w:t>
             </w:r>
@@ -1353,7 +1283,7 @@
               <w:rPr>
                 <w:rStyle w:val="CodeChar"/>
               </w:rPr>
-              <w:t xml:space="preserve">vn</w:t>
+              <w:t>vn</w:t>
             </w:r>
             <w:r>
               <w:t xml:space="preserve"> hoặc </w:t>
@@ -1362,54 +1292,50 @@
               <w:rPr>
                 <w:rStyle w:val="CodeChar"/>
               </w:rPr>
-              <w:t xml:space="preserve">en</w:t>
-            </w:r>
-          </w:p>
-        </w:tc>
-      </w:tr>
-      <w:tr>
-        <w:tc>
-          <w:tcPr>
-            <w:tcW w:w="2340" w:type="dxa"/>
-          </w:tcPr>
-          <w:p>
-            <w:pPr/>
-            <w:r>
-              <w:rPr>
-                <w:rStyle w:val="CodeChar"/>
-              </w:rPr>
-              <w:t xml:space="preserve">vnp_OrderInfo</w:t>
-            </w:r>
-          </w:p>
-        </w:tc>
-        <w:tc>
-          <w:tcPr>
-            <w:tcW w:w="2340" w:type="dxa"/>
-          </w:tcPr>
-          <w:p>
-            <w:pPr/>
-            <w:r>
-              <w:t xml:space="preserve">Alphanumeric[1,255]</w:t>
-            </w:r>
-          </w:p>
-        </w:tc>
-        <w:tc>
-          <w:tcPr>
-            <w:tcW w:w="2340" w:type="dxa"/>
-          </w:tcPr>
-          <w:p>
-            <w:pPr/>
-            <w:r>
-              <w:t xml:space="preserve">Có</w:t>
-            </w:r>
-          </w:p>
-        </w:tc>
-        <w:tc>
-          <w:tcPr>
-            <w:tcW w:w="2340" w:type="dxa"/>
-          </w:tcPr>
-          <w:p>
-            <w:pPr/>
+              <w:t>en</w:t>
+            </w:r>
+          </w:p>
+        </w:tc>
+      </w:tr>
+      <w:tr>
+        <w:tc>
+          <w:tcPr>
+            <w:tcW w:w="2340" w:type="dxa"/>
+          </w:tcPr>
+          <w:p>
+            <w:r>
+              <w:rPr>
+                <w:rStyle w:val="CodeChar"/>
+              </w:rPr>
+              <w:t>vnp_OrderInfo</w:t>
+            </w:r>
+          </w:p>
+        </w:tc>
+        <w:tc>
+          <w:tcPr>
+            <w:tcW w:w="2340" w:type="dxa"/>
+          </w:tcPr>
+          <w:p>
+            <w:r>
+              <w:t>Alphanumeric[1,255]</w:t>
+            </w:r>
+          </w:p>
+        </w:tc>
+        <w:tc>
+          <w:tcPr>
+            <w:tcW w:w="2340" w:type="dxa"/>
+          </w:tcPr>
+          <w:p>
+            <w:r>
+              <w:t>Có</w:t>
+            </w:r>
+          </w:p>
+        </w:tc>
+        <w:tc>
+          <w:tcPr>
+            <w:tcW w:w="2340" w:type="dxa"/>
+          </w:tcPr>
+          <w:p>
             <w:r>
               <w:t xml:space="preserve">Nội dung thanh toán. </w:t>
             </w:r>
@@ -1417,7 +1343,7 @@
               <w:rPr>
                 <w:b/>
               </w:rPr>
-              <w:t xml:space="preserve">Tiếng Việt không dấu, không ký tự đặc biệt</w:t>
+              <w:t>Tiếng Việt không dấu, không ký tự đặc biệt</w:t>
             </w:r>
             <w:r>
               <w:t xml:space="preserve">. Ví dụ: </w:t>
@@ -1426,54 +1352,51 @@
               <w:rPr>
                 <w:rStyle w:val="CodeChar"/>
               </w:rPr>
-              <w:t xml:space="preserve">Thanh toan don hang 5</w:t>
-            </w:r>
-          </w:p>
-        </w:tc>
-      </w:tr>
-      <w:tr>
-        <w:tc>
-          <w:tcPr>
-            <w:tcW w:w="2340" w:type="dxa"/>
-          </w:tcPr>
-          <w:p>
-            <w:pPr/>
-            <w:r>
-              <w:rPr>
-                <w:rStyle w:val="CodeChar"/>
-              </w:rPr>
-              <w:t xml:space="preserve">vnp_OrderType</w:t>
-            </w:r>
-          </w:p>
-        </w:tc>
-        <w:tc>
-          <w:tcPr>
-            <w:tcW w:w="2340" w:type="dxa"/>
-          </w:tcPr>
-          <w:p>
-            <w:pPr/>
-            <w:r>
-              <w:t xml:space="preserve">Alpha[1,100]</w:t>
-            </w:r>
-          </w:p>
-        </w:tc>
-        <w:tc>
-          <w:tcPr>
-            <w:tcW w:w="2340" w:type="dxa"/>
-          </w:tcPr>
-          <w:p>
-            <w:pPr/>
-            <w:r>
-              <w:t xml:space="preserve">Có</w:t>
-            </w:r>
-          </w:p>
-        </w:tc>
-        <w:tc>
-          <w:tcPr>
-            <w:tcW w:w="2340" w:type="dxa"/>
-          </w:tcPr>
-          <w:p>
-            <w:pPr/>
+              <w:t>Thanh toan don hang 5</w:t>
+            </w:r>
+          </w:p>
+        </w:tc>
+      </w:tr>
+      <w:tr>
+        <w:tc>
+          <w:tcPr>
+            <w:tcW w:w="2340" w:type="dxa"/>
+          </w:tcPr>
+          <w:p>
+            <w:r>
+              <w:rPr>
+                <w:rStyle w:val="CodeChar"/>
+              </w:rPr>
+              <w:lastRenderedPageBreak/>
+              <w:t>vnp_OrderType</w:t>
+            </w:r>
+          </w:p>
+        </w:tc>
+        <w:tc>
+          <w:tcPr>
+            <w:tcW w:w="2340" w:type="dxa"/>
+          </w:tcPr>
+          <w:p>
+            <w:r>
+              <w:t>Alpha[1,100]</w:t>
+            </w:r>
+          </w:p>
+        </w:tc>
+        <w:tc>
+          <w:tcPr>
+            <w:tcW w:w="2340" w:type="dxa"/>
+          </w:tcPr>
+          <w:p>
+            <w:r>
+              <w:t>Có</w:t>
+            </w:r>
+          </w:p>
+        </w:tc>
+        <w:tc>
+          <w:tcPr>
+            <w:tcW w:w="2340" w:type="dxa"/>
+          </w:tcPr>
+          <w:p>
             <w:r>
               <w:t xml:space="preserve">Mã danh mục hàng hóa theo bảng VNPAY quy định (ví dụ </w:t>
             </w:r>
@@ -1481,106 +1404,98 @@
               <w:rPr>
                 <w:rStyle w:val="CodeChar"/>
               </w:rPr>
-              <w:t xml:space="preserve">other</w:t>
-            </w:r>
-            <w:r>
-              <w:t xml:space="preserve">). Xem bảng Danh mục hàng hóa trên trang VNPAY</w:t>
-            </w:r>
-          </w:p>
-        </w:tc>
-      </w:tr>
-      <w:tr>
-        <w:tc>
-          <w:tcPr>
-            <w:tcW w:w="2340" w:type="dxa"/>
-          </w:tcPr>
-          <w:p>
-            <w:pPr/>
-            <w:r>
-              <w:rPr>
-                <w:rStyle w:val="CodeChar"/>
-              </w:rPr>
-              <w:t xml:space="preserve">vnp_ReturnUrl</w:t>
-            </w:r>
-          </w:p>
-        </w:tc>
-        <w:tc>
-          <w:tcPr>
-            <w:tcW w:w="2340" w:type="dxa"/>
-          </w:tcPr>
-          <w:p>
-            <w:pPr/>
-            <w:r>
-              <w:t xml:space="preserve">Alphanumeric[10,255]</w:t>
-            </w:r>
-          </w:p>
-        </w:tc>
-        <w:tc>
-          <w:tcPr>
-            <w:tcW w:w="2340" w:type="dxa"/>
-          </w:tcPr>
-          <w:p>
-            <w:pPr/>
-            <w:r>
-              <w:t xml:space="preserve">Có</w:t>
-            </w:r>
-          </w:p>
-        </w:tc>
-        <w:tc>
-          <w:tcPr>
-            <w:tcW w:w="2340" w:type="dxa"/>
-          </w:tcPr>
-          <w:p>
-            <w:pPr/>
-            <w:r>
-              <w:t xml:space="preserve">URL VNPAY chuyển khách về khi kết thúc thanh toán</w:t>
-            </w:r>
-          </w:p>
-        </w:tc>
-      </w:tr>
-      <w:tr>
-        <w:tc>
-          <w:tcPr>
-            <w:tcW w:w="2340" w:type="dxa"/>
-          </w:tcPr>
-          <w:p>
-            <w:pPr/>
-            <w:r>
-              <w:rPr>
-                <w:rStyle w:val="CodeChar"/>
-              </w:rPr>
-              <w:t xml:space="preserve">vnp_ExpireDate</w:t>
-            </w:r>
-          </w:p>
-        </w:tc>
-        <w:tc>
-          <w:tcPr>
-            <w:tcW w:w="2340" w:type="dxa"/>
-          </w:tcPr>
-          <w:p>
-            <w:pPr/>
-            <w:r>
-              <w:t xml:space="preserve">Numeric[14]</w:t>
-            </w:r>
-          </w:p>
-        </w:tc>
-        <w:tc>
-          <w:tcPr>
-            <w:tcW w:w="2340" w:type="dxa"/>
-          </w:tcPr>
-          <w:p>
-            <w:pPr/>
-            <w:r>
-              <w:t xml:space="preserve">Có</w:t>
-            </w:r>
-          </w:p>
-        </w:tc>
-        <w:tc>
-          <w:tcPr>
-            <w:tcW w:w="2340" w:type="dxa"/>
-          </w:tcPr>
-          <w:p>
-            <w:pPr/>
+              <w:t>other</w:t>
+            </w:r>
+            <w:r>
+              <w:t>). Xem bảng Danh mục hàng hóa trên trang VNPAY</w:t>
+            </w:r>
+          </w:p>
+        </w:tc>
+      </w:tr>
+      <w:tr>
+        <w:tc>
+          <w:tcPr>
+            <w:tcW w:w="2340" w:type="dxa"/>
+          </w:tcPr>
+          <w:p>
+            <w:r>
+              <w:rPr>
+                <w:rStyle w:val="CodeChar"/>
+              </w:rPr>
+              <w:t>vnp_ReturnUrl</w:t>
+            </w:r>
+          </w:p>
+        </w:tc>
+        <w:tc>
+          <w:tcPr>
+            <w:tcW w:w="2340" w:type="dxa"/>
+          </w:tcPr>
+          <w:p>
+            <w:r>
+              <w:t>Alphanumeric[10,255]</w:t>
+            </w:r>
+          </w:p>
+        </w:tc>
+        <w:tc>
+          <w:tcPr>
+            <w:tcW w:w="2340" w:type="dxa"/>
+          </w:tcPr>
+          <w:p>
+            <w:r>
+              <w:t>Có</w:t>
+            </w:r>
+          </w:p>
+        </w:tc>
+        <w:tc>
+          <w:tcPr>
+            <w:tcW w:w="2340" w:type="dxa"/>
+          </w:tcPr>
+          <w:p>
+            <w:r>
+              <w:t>URL VNPAY chuyển khách về khi kết thúc thanh toán</w:t>
+            </w:r>
+          </w:p>
+        </w:tc>
+      </w:tr>
+      <w:tr>
+        <w:tc>
+          <w:tcPr>
+            <w:tcW w:w="2340" w:type="dxa"/>
+          </w:tcPr>
+          <w:p>
+            <w:r>
+              <w:rPr>
+                <w:rStyle w:val="CodeChar"/>
+              </w:rPr>
+              <w:t>vnp_ExpireDate</w:t>
+            </w:r>
+          </w:p>
+        </w:tc>
+        <w:tc>
+          <w:tcPr>
+            <w:tcW w:w="2340" w:type="dxa"/>
+          </w:tcPr>
+          <w:p>
+            <w:r>
+              <w:t>Numeric[14]</w:t>
+            </w:r>
+          </w:p>
+        </w:tc>
+        <w:tc>
+          <w:tcPr>
+            <w:tcW w:w="2340" w:type="dxa"/>
+          </w:tcPr>
+          <w:p>
+            <w:r>
+              <w:t>Có</w:t>
+            </w:r>
+          </w:p>
+        </w:tc>
+        <w:tc>
+          <w:tcPr>
+            <w:tcW w:w="2340" w:type="dxa"/>
+          </w:tcPr>
+          <w:p>
             <w:r>
               <w:t xml:space="preserve">Thời điểm hết hạn thanh toán, </w:t>
             </w:r>
@@ -1588,57 +1503,53 @@
               <w:rPr>
                 <w:rStyle w:val="CodeChar"/>
               </w:rPr>
-              <w:t xml:space="preserve">yyyyMMddHHmmss</w:t>
-            </w:r>
-            <w:r>
-              <w:t xml:space="preserve">, GMT+7. Thường đặt = thời điểm tạo + 15 phút. Quá hạn khách sẽ nhận lỗi 11</w:t>
-            </w:r>
-          </w:p>
-        </w:tc>
-      </w:tr>
-      <w:tr>
-        <w:tc>
-          <w:tcPr>
-            <w:tcW w:w="2340" w:type="dxa"/>
-          </w:tcPr>
-          <w:p>
-            <w:pPr/>
-            <w:r>
-              <w:rPr>
-                <w:rStyle w:val="CodeChar"/>
-              </w:rPr>
-              <w:t xml:space="preserve">vnp_TxnRef</w:t>
-            </w:r>
-          </w:p>
-        </w:tc>
-        <w:tc>
-          <w:tcPr>
-            <w:tcW w:w="2340" w:type="dxa"/>
-          </w:tcPr>
-          <w:p>
-            <w:pPr/>
-            <w:r>
-              <w:t xml:space="preserve">Alphanumeric[1,100]</w:t>
-            </w:r>
-          </w:p>
-        </w:tc>
-        <w:tc>
-          <w:tcPr>
-            <w:tcW w:w="2340" w:type="dxa"/>
-          </w:tcPr>
-          <w:p>
-            <w:pPr/>
-            <w:r>
-              <w:t xml:space="preserve">Có</w:t>
-            </w:r>
-          </w:p>
-        </w:tc>
-        <w:tc>
-          <w:tcPr>
-            <w:tcW w:w="2340" w:type="dxa"/>
-          </w:tcPr>
-          <w:p>
-            <w:pPr/>
+              <w:t>yyyyMMddHHmmss</w:t>
+            </w:r>
+            <w:r>
+              <w:t>, GMT+7. Thường đặt = thời điểm tạo + 15 phút. Quá hạn khách sẽ nhận lỗi 11</w:t>
+            </w:r>
+          </w:p>
+        </w:tc>
+      </w:tr>
+      <w:tr>
+        <w:tc>
+          <w:tcPr>
+            <w:tcW w:w="2340" w:type="dxa"/>
+          </w:tcPr>
+          <w:p>
+            <w:r>
+              <w:rPr>
+                <w:rStyle w:val="CodeChar"/>
+              </w:rPr>
+              <w:t>vnp_TxnRef</w:t>
+            </w:r>
+          </w:p>
+        </w:tc>
+        <w:tc>
+          <w:tcPr>
+            <w:tcW w:w="2340" w:type="dxa"/>
+          </w:tcPr>
+          <w:p>
+            <w:r>
+              <w:t>Alphanumeric[1,100]</w:t>
+            </w:r>
+          </w:p>
+        </w:tc>
+        <w:tc>
+          <w:tcPr>
+            <w:tcW w:w="2340" w:type="dxa"/>
+          </w:tcPr>
+          <w:p>
+            <w:r>
+              <w:t>Có</w:t>
+            </w:r>
+          </w:p>
+        </w:tc>
+        <w:tc>
+          <w:tcPr>
+            <w:tcW w:w="2340" w:type="dxa"/>
+          </w:tcPr>
+          <w:p>
             <w:r>
               <w:t xml:space="preserve">Mã đơn hàng phía merchant. </w:t>
             </w:r>
@@ -1646,66 +1557,61 @@
               <w:rPr>
                 <w:b/>
               </w:rPr>
-              <w:t xml:space="preserve">Duy nhất, không được trùng trong ngày</w:t>
-            </w:r>
-            <w:r>
-              <w:t xml:space="preserve">. Đây là khóa để đối chiếu khi nhận IPN</w:t>
-            </w:r>
-          </w:p>
-        </w:tc>
-      </w:tr>
-      <w:tr>
-        <w:tc>
-          <w:tcPr>
-            <w:tcW w:w="2340" w:type="dxa"/>
-          </w:tcPr>
-          <w:p>
-            <w:pPr/>
-            <w:r>
-              <w:rPr>
-                <w:rStyle w:val="CodeChar"/>
-              </w:rPr>
-              <w:t xml:space="preserve">vnp_SecureHash</w:t>
-            </w:r>
-          </w:p>
-        </w:tc>
-        <w:tc>
-          <w:tcPr>
-            <w:tcW w:w="2340" w:type="dxa"/>
-          </w:tcPr>
-          <w:p>
-            <w:pPr/>
-            <w:r>
-              <w:t xml:space="preserve">Alphanumeric[32,256]</w:t>
-            </w:r>
-          </w:p>
-        </w:tc>
-        <w:tc>
-          <w:tcPr>
-            <w:tcW w:w="2340" w:type="dxa"/>
-          </w:tcPr>
-          <w:p>
-            <w:pPr/>
-            <w:r>
-              <w:t xml:space="preserve">Có</w:t>
-            </w:r>
-          </w:p>
-        </w:tc>
-        <w:tc>
-          <w:tcPr>
-            <w:tcW w:w="2340" w:type="dxa"/>
-          </w:tcPr>
-          <w:p>
-            <w:pPr/>
-            <w:r>
-              <w:t xml:space="preserve">Chữ ký của toàn bộ tham số ở trên. Hỗ trợ SHA256 và HMACSHA512 (mẫu code dùng HMAC-SHA512)</w:t>
+              <w:t>Duy nhất, không được trùng trong ngày</w:t>
+            </w:r>
+            <w:r>
+              <w:t>. Đây là khóa để đối chiếu khi nhận IPN</w:t>
+            </w:r>
+          </w:p>
+        </w:tc>
+      </w:tr>
+      <w:tr>
+        <w:tc>
+          <w:tcPr>
+            <w:tcW w:w="2340" w:type="dxa"/>
+          </w:tcPr>
+          <w:p>
+            <w:r>
+              <w:rPr>
+                <w:rStyle w:val="CodeChar"/>
+              </w:rPr>
+              <w:t>vnp_SecureHash</w:t>
+            </w:r>
+          </w:p>
+        </w:tc>
+        <w:tc>
+          <w:tcPr>
+            <w:tcW w:w="2340" w:type="dxa"/>
+          </w:tcPr>
+          <w:p>
+            <w:r>
+              <w:t>Alphanumeric[32,256]</w:t>
+            </w:r>
+          </w:p>
+        </w:tc>
+        <w:tc>
+          <w:tcPr>
+            <w:tcW w:w="2340" w:type="dxa"/>
+          </w:tcPr>
+          <w:p>
+            <w:r>
+              <w:t>Có</w:t>
+            </w:r>
+          </w:p>
+        </w:tc>
+        <w:tc>
+          <w:tcPr>
+            <w:tcW w:w="2340" w:type="dxa"/>
+          </w:tcPr>
+          <w:p>
+            <w:r>
+              <w:t>Chữ ký của toàn bộ tham số ở trên. Hỗ trợ SHA256 và HMACSHA512 (mẫu code dùng HMAC-SHA512)</w:t>
             </w:r>
           </w:p>
         </w:tc>
       </w:tr>
     </w:tbl>
     <w:p>
-      <w:pPr/>
       <w:r>
         <w:t xml:space="preserve">Các ví dụ code của VNPAY còn gửi thêm nhóm tham số tùy chọn về thông tin thanh toán và hóa đơn: </w:t>
       </w:r>
@@ -1713,7 +1619,7 @@
         <w:rPr>
           <w:rStyle w:val="CodeChar"/>
         </w:rPr>
-        <w:t xml:space="preserve">vnp_Bill_Mobile</w:t>
+        <w:t>vnp_Bill_Mobile</w:t>
       </w:r>
       <w:r>
         <w:t xml:space="preserve">, </w:t>
@@ -1722,7 +1628,7 @@
         <w:rPr>
           <w:rStyle w:val="CodeChar"/>
         </w:rPr>
-        <w:t xml:space="preserve">vnp_Bill_Email</w:t>
+        <w:t>vnp_Bill_Email</w:t>
       </w:r>
       <w:r>
         <w:t xml:space="preserve">, </w:t>
@@ -1731,7 +1637,7 @@
         <w:rPr>
           <w:rStyle w:val="CodeChar"/>
         </w:rPr>
-        <w:t xml:space="preserve">vnp_Bill_FirstName</w:t>
+        <w:t>vnp_Bill_FirstName</w:t>
       </w:r>
       <w:r>
         <w:t xml:space="preserve">, </w:t>
@@ -1740,7 +1646,7 @@
         <w:rPr>
           <w:rStyle w:val="CodeChar"/>
         </w:rPr>
-        <w:t xml:space="preserve">vnp_Bill_LastName</w:t>
+        <w:t>vnp_Bill_LastName</w:t>
       </w:r>
       <w:r>
         <w:t xml:space="preserve">, </w:t>
@@ -1749,7 +1655,7 @@
         <w:rPr>
           <w:rStyle w:val="CodeChar"/>
         </w:rPr>
-        <w:t xml:space="preserve">vnp_Bill_Address</w:t>
+        <w:t>vnp_Bill_Address</w:t>
       </w:r>
       <w:r>
         <w:t xml:space="preserve">, </w:t>
@@ -1758,7 +1664,7 @@
         <w:rPr>
           <w:rStyle w:val="CodeChar"/>
         </w:rPr>
-        <w:t xml:space="preserve">vnp_Bill_City</w:t>
+        <w:t>vnp_Bill_City</w:t>
       </w:r>
       <w:r>
         <w:t xml:space="preserve">, </w:t>
@@ -1767,7 +1673,7 @@
         <w:rPr>
           <w:rStyle w:val="CodeChar"/>
         </w:rPr>
-        <w:t xml:space="preserve">vnp_Bill_Country</w:t>
+        <w:t>vnp_Bill_Country</w:t>
       </w:r>
       <w:r>
         <w:t xml:space="preserve">, </w:t>
@@ -1776,7 +1682,7 @@
         <w:rPr>
           <w:rStyle w:val="CodeChar"/>
         </w:rPr>
-        <w:t xml:space="preserve">vnp_Bill_State</w:t>
+        <w:t>vnp_Bill_State</w:t>
       </w:r>
       <w:r>
         <w:t xml:space="preserve">, </w:t>
@@ -1785,7 +1691,7 @@
         <w:rPr>
           <w:rStyle w:val="CodeChar"/>
         </w:rPr>
-        <w:t xml:space="preserve">vnp_Inv_Phone</w:t>
+        <w:t>vnp_Inv_Phone</w:t>
       </w:r>
       <w:r>
         <w:t xml:space="preserve">, </w:t>
@@ -1794,7 +1700,7 @@
         <w:rPr>
           <w:rStyle w:val="CodeChar"/>
         </w:rPr>
-        <w:t xml:space="preserve">vnp_Inv_Email</w:t>
+        <w:t>vnp_Inv_Email</w:t>
       </w:r>
       <w:r>
         <w:t xml:space="preserve">, </w:t>
@@ -1803,7 +1709,7 @@
         <w:rPr>
           <w:rStyle w:val="CodeChar"/>
         </w:rPr>
-        <w:t xml:space="preserve">vnp_Inv_Customer</w:t>
+        <w:t>vnp_Inv_Customer</w:t>
       </w:r>
       <w:r>
         <w:t xml:space="preserve">, </w:t>
@@ -1812,7 +1718,7 @@
         <w:rPr>
           <w:rStyle w:val="CodeChar"/>
         </w:rPr>
-        <w:t xml:space="preserve">vnp_Inv_Address</w:t>
+        <w:t>vnp_Inv_Address</w:t>
       </w:r>
       <w:r>
         <w:t xml:space="preserve">, </w:t>
@@ -1821,7 +1727,7 @@
         <w:rPr>
           <w:rStyle w:val="CodeChar"/>
         </w:rPr>
-        <w:t xml:space="preserve">vnp_Inv_Company</w:t>
+        <w:t>vnp_Inv_Company</w:t>
       </w:r>
       <w:r>
         <w:t xml:space="preserve">, </w:t>
@@ -1830,7 +1736,7 @@
         <w:rPr>
           <w:rStyle w:val="CodeChar"/>
         </w:rPr>
-        <w:t xml:space="preserve">vnp_Inv_Taxcode</w:t>
+        <w:t>vnp_Inv_Taxcode</w:t>
       </w:r>
       <w:r>
         <w:t xml:space="preserve">, </w:t>
@@ -1839,10 +1745,10 @@
         <w:rPr>
           <w:rStyle w:val="CodeChar"/>
         </w:rPr>
-        <w:t xml:space="preserve">vnp_Inv_Type</w:t>
-      </w:r>
-      <w:r>
-        <w:t xml:space="preserve">. Bảng tham số chính không liệt kê chúng; nếu gửi thì chúng cũng nằm trong phần dữ liệu được ký.</w:t>
+        <w:t>vnp_Inv_Type</w:t>
+      </w:r>
+      <w:r>
+        <w:t>. Bảng tham số chính không liệt kê chúng; nếu gửi thì chúng cũng nằm trong phần dữ liệu được ký.</w:t>
       </w:r>
     </w:p>
     <w:p>
@@ -1856,14 +1762,13 @@
         <w:rPr>
           <w:rStyle w:val="CodeChar"/>
         </w:rPr>
-        <w:t xml:space="preserve">vnp_SecureHash</w:t>
+        <w:t>vnp_SecureHash</w:t>
       </w:r>
       <w:r>
         <w:t xml:space="preserve"> (phần dễ sai nhất)</w:t>
       </w:r>
     </w:p>
     <w:p>
-      <w:pPr/>
       <w:r>
         <w:t xml:space="preserve">Chữ ký đảm bảo dữ liệu không bị sửa trên đường từ merchant sang VNPAY. Nếu ai đó đổi </w:t>
       </w:r>
@@ -1871,16 +1776,15 @@
         <w:rPr>
           <w:rStyle w:val="CodeChar"/>
         </w:rPr>
-        <w:t xml:space="preserve">vnp_Amount</w:t>
+        <w:t>vnp_Amount</w:t>
       </w:r>
       <w:r>
         <w:t xml:space="preserve"> trên URL, chữ ký sẽ không khớp và VNPAY từ chối.</w:t>
       </w:r>
     </w:p>
     <w:p>
-      <w:pPr/>
-      <w:r>
-        <w:t xml:space="preserve">Quy trình theo mẫu code chính thức:</w:t>
+      <w:r>
+        <w:t>Quy trình theo mẫu code chính thức:</w:t>
       </w:r>
     </w:p>
     <w:p>
@@ -1898,7 +1802,7 @@
         <w:rPr>
           <w:rStyle w:val="CodeChar"/>
         </w:rPr>
-        <w:t xml:space="preserve">vnp_*</w:t>
+        <w:t>vnp_*</w:t>
       </w:r>
       <w:r>
         <w:t xml:space="preserve"> </w:t>
@@ -1907,7 +1811,7 @@
         <w:rPr>
           <w:b/>
         </w:rPr>
-        <w:t xml:space="preserve">trừ</w:t>
+        <w:t>trừ</w:t>
       </w:r>
       <w:r>
         <w:t xml:space="preserve"> </w:t>
@@ -1916,7 +1820,7 @@
         <w:rPr>
           <w:rStyle w:val="CodeChar"/>
         </w:rPr>
-        <w:t xml:space="preserve">vnp_SecureHash</w:t>
+        <w:t>vnp_SecureHash</w:t>
       </w:r>
       <w:r>
         <w:t xml:space="preserve"> (và </w:t>
@@ -1925,7 +1829,7 @@
         <w:rPr>
           <w:rStyle w:val="CodeChar"/>
         </w:rPr>
-        <w:t xml:space="preserve">vnp_SecureHashType</w:t>
+        <w:t>vnp_SecureHashType</w:t>
       </w:r>
       <w:r>
         <w:t xml:space="preserve"> nếu có).</w:t>
@@ -1940,7 +1844,8 @@
         </w:numPr>
       </w:pPr>
       <w:r>
-        <w:t xml:space="preserve">Bỏ các tham số rỗng/null (mẫu Java bỏ tham số có giá trị rỗng).</w:t>
+        <w:lastRenderedPageBreak/>
+        <w:t>Bỏ các tham số rỗng/null (mẫu Java bỏ tham số có giá trị rỗng).</w:t>
       </w:r>
     </w:p>
     <w:p>
@@ -1955,7 +1860,7 @@
         <w:rPr>
           <w:b/>
         </w:rPr>
-        <w:t xml:space="preserve">Sắp xếp tăng dần theo tên tham số</w:t>
+        <w:t>Sắp xếp tăng dần theo tên tham số</w:t>
       </w:r>
       <w:r>
         <w:t xml:space="preserve"> (alphabet).</w:t>
@@ -1976,10 +1881,10 @@
         <w:rPr>
           <w:rStyle w:val="CodeChar"/>
         </w:rPr>
-        <w:t xml:space="preserve">key1=value1&amp;key2=value2&amp;...</w:t>
-      </w:r>
-      <w:r>
-        <w:t xml:space="preserve">, với value đã URL-encode (cách mã hóa phải nhất quán với mẫu của ngôn ngữ bạn dùng).</w:t>
+        <w:t>key1=value1&amp;key2=value2&amp;...</w:t>
+      </w:r>
+      <w:r>
+        <w:t>, với value đã URL-encode (cách mã hóa phải nhất quán với mẫu của ngôn ngữ bạn dùng).</w:t>
       </w:r>
     </w:p>
     <w:p>
@@ -1997,10 +1902,10 @@
         <w:rPr>
           <w:rStyle w:val="CodeChar"/>
         </w:rPr>
-        <w:t xml:space="preserve">HMAC-SHA512(chuỗi_trên, vnp_HashSecret)</w:t>
-      </w:r>
-      <w:r>
-        <w:t xml:space="preserve">, ra chuỗi hex.</w:t>
+        <w:t>HMAC-SHA512(chuỗi_trên, vnp_HashSecret)</w:t>
+      </w:r>
+      <w:r>
+        <w:t>, ra chuỗi hex.</w:t>
       </w:r>
     </w:p>
     <w:p>
@@ -2018,16 +1923,15 @@
         <w:rPr>
           <w:rStyle w:val="CodeChar"/>
         </w:rPr>
-        <w:t xml:space="preserve">&amp;vnp_SecureHash=&lt;hex&gt;</w:t>
+        <w:t>&amp;vnp_SecureHash=&lt;hex&gt;</w:t>
       </w:r>
       <w:r>
         <w:t xml:space="preserve"> vào cuối URL.</w:t>
       </w:r>
     </w:p>
     <w:p>
-      <w:pPr/>
-      <w:r>
-        <w:t xml:space="preserve">Các lỗi thường gặp:</w:t>
+      <w:r>
+        <w:t>Các lỗi thường gặp:</w:t>
       </w:r>
     </w:p>
     <w:p>
@@ -2039,7 +1943,7 @@
         </w:numPr>
       </w:pPr>
       <w:r>
-        <w:t xml:space="preserve">Quên sắp xếp, hoặc sắp xếp khác thứ tự alphabet.</w:t>
+        <w:t>Quên sắp xếp, hoặc sắp xếp khác thứ tự alphabet.</w:t>
       </w:r>
     </w:p>
     <w:p>
@@ -2057,7 +1961,7 @@
         <w:rPr>
           <w:rStyle w:val="CodeChar"/>
         </w:rPr>
-        <w:t xml:space="preserve">+</w:t>
+        <w:t>+</w:t>
       </w:r>
       <w:r>
         <w:t xml:space="preserve"> hay </w:t>
@@ -2066,10 +1970,10 @@
         <w:rPr>
           <w:rStyle w:val="CodeChar"/>
         </w:rPr>
-        <w:t xml:space="preserve">%20</w:t>
-      </w:r>
-      <w:r>
-        <w:t xml:space="preserve">). Hãy bám sát mẫu code của ngôn ngữ mình dùng, in ra chuỗi ký và test trên sandbox.</w:t>
+        <w:t>%20</w:t>
+      </w:r>
+      <w:r>
+        <w:t>). Hãy bám sát mẫu code của ngôn ngữ mình dùng, in ra chuỗi ký và test trên sandbox.</w:t>
       </w:r>
     </w:p>
     <w:p>
@@ -2087,7 +1991,7 @@
         <w:rPr>
           <w:rStyle w:val="CodeChar"/>
         </w:rPr>
-        <w:t xml:space="preserve">vnp_SecureHash</w:t>
+        <w:t>vnp_SecureHash</w:t>
       </w:r>
       <w:r>
         <w:t xml:space="preserve"> vào chuỗi ký.</w:t>
@@ -2102,7 +2006,7 @@
         </w:numPr>
       </w:pPr>
       <w:r>
-        <w:t xml:space="preserve">Số tiền chưa nhân 100, hoặc có dấu thập phân.</w:t>
+        <w:t>Số tiền chưa nhân 100, hoặc có dấu thập phân.</w:t>
       </w:r>
     </w:p>
     <w:p>
@@ -2110,13 +2014,12 @@
         <w:pStyle w:val="Heading3"/>
       </w:pPr>
       <w:r>
-        <w:t xml:space="preserve">4.3. Lấy danh sách ngân hàng (tùy chọn)</w:t>
-      </w:r>
-    </w:p>
-    <w:p>
-      <w:pPr/>
-      <w:r>
-        <w:t xml:space="preserve">Nếu muốn hiển thị lựa chọn ngân hàng ngay trên website của mình:</w:t>
+        <w:t>4.3. Lấy danh sách ngân hàng (tùy chọn)</w:t>
+      </w:r>
+    </w:p>
+    <w:p>
+      <w:r>
+        <w:t>Nếu muốn hiển thị lựa chọn ngân hàng ngay trên website của mình:</w:t>
       </w:r>
     </w:p>
     <w:p>
@@ -2134,7 +2037,7 @@
         <w:rPr>
           <w:rStyle w:val="CodeChar"/>
         </w:rPr>
-        <w:t xml:space="preserve">https://sandbox.vnpayment.vn/qrpayauth/api/merchant/get_bank_list</w:t>
+        <w:t>https://sandbox.vnpayment.vn/qrpayauth/api/merchant/get_bank_list</w:t>
       </w:r>
     </w:p>
     <w:p>
@@ -2152,7 +2055,7 @@
         <w:rPr>
           <w:rStyle w:val="CodeChar"/>
         </w:rPr>
-        <w:t xml:space="preserve">application/x-www-form-urlencoded</w:t>
+        <w:t>application/x-www-form-urlencoded</w:t>
       </w:r>
     </w:p>
     <w:p>
@@ -2170,7 +2073,7 @@
         <w:rPr>
           <w:rStyle w:val="CodeChar"/>
         </w:rPr>
-        <w:t xml:space="preserve">tmn_code</w:t>
+        <w:t>tmn_code</w:t>
       </w:r>
       <w:r>
         <w:t xml:space="preserve"> = </w:t>
@@ -2179,14 +2082,13 @@
         <w:rPr>
           <w:rStyle w:val="CodeChar"/>
         </w:rPr>
-        <w:t xml:space="preserve">vnp_TmnCode</w:t>
+        <w:t>vnp_TmnCode</w:t>
       </w:r>
       <w:r>
         <w:t xml:space="preserve"> của bạn</w:t>
       </w:r>
     </w:p>
     <w:p>
-      <w:pPr/>
       <w:r>
         <w:t xml:space="preserve">Giá trị trả về dùng cho </w:t>
       </w:r>
@@ -2194,10 +2096,10 @@
         <w:rPr>
           <w:rStyle w:val="CodeChar"/>
         </w:rPr>
-        <w:t xml:space="preserve">vnp_BankCode</w:t>
-      </w:r>
-      <w:r>
-        <w:t xml:space="preserve">.</w:t>
+        <w:t>vnp_BankCode</w:t>
+      </w:r>
+      <w:r>
+        <w:t>.</w:t>
       </w:r>
     </w:p>
     <w:p>
@@ -2205,7 +2107,7 @@
         <w:pStyle w:val="Heading3"/>
       </w:pPr>
       <w:r>
-        <w:t xml:space="preserve">4.4. Ví dụ URL</w:t>
+        <w:t>4.4. Ví dụ URL</w:t>
       </w:r>
     </w:p>
     <w:p>
@@ -2213,7 +2115,7 @@
         <w:pStyle w:val="Code"/>
       </w:pPr>
       <w:r>
-        <w:t xml:space="preserve">https://sandbox.vnpayment.vn/paymentv2/vpcpay.html?vnp_Amount=1806000&amp;vnp_Command=pay&amp;vnp_CreateDate=20210801153333&amp;vnp_CurrCode=VND&amp;vnp_IpAddr=127.0.0.1&amp;vnp_Locale=vn&amp;vnp_OrderInfo=Thanh+toan+don+hang+%3A5&amp;vnp_OrderType=other&amp;vnp_ReturnUrl=https%3A%2F%2Fdomainmerchant.vn%2FReturnUrl&amp;vnp_TmnCode=DEMOV210&amp;vnp_TxnRef=5&amp;vnp_Version=2.1.0&amp;vnp_SecureHash=...</w:t>
+        <w:t>https://sandbox.vnpayment.vn/paymentv2/vpcpay.html?vnp_Amount=1806000&amp;vnp_Command=pay&amp;vnp_CreateDate=20210801153333&amp;vnp_CurrCode=VND&amp;vnp_IpAddr=127.0.0.1&amp;vnp_Locale=vn&amp;vnp_OrderInfo=Thanh+toan+don+hang+%3A5&amp;vnp_OrderType=other&amp;vnp_ReturnUrl=https%3A%2F%2Fdomainmerchant.vn%2FReturnUrl&amp;vnp_TmnCode=DEMOV210&amp;vnp_TxnRef=5&amp;vnp_Version=2.1.0&amp;vnp_SecureHash=...</w:t>
       </w:r>
     </w:p>
     <w:p>
@@ -2221,7 +2123,7 @@
         <w:pStyle w:val="Heading3"/>
       </w:pPr>
       <w:r>
-        <w:t xml:space="preserve">4.5. Việc backend nên làm khi tạo thanh toán</w:t>
+        <w:t>4.5. Việc backend nên làm khi tạo thanh toán</w:t>
       </w:r>
     </w:p>
     <w:p>
@@ -2239,7 +2141,7 @@
         <w:rPr>
           <w:b/>
         </w:rPr>
-        <w:t xml:space="preserve">Chờ thanh toán (0)</w:t>
+        <w:t>Chờ thanh toán (0)</w:t>
       </w:r>
       <w:r>
         <w:t xml:space="preserve"> trước, lưu </w:t>
@@ -2248,10 +2150,10 @@
         <w:rPr>
           <w:rStyle w:val="CodeChar"/>
         </w:rPr>
-        <w:t xml:space="preserve">vnp_TxnRef</w:t>
-      </w:r>
-      <w:r>
-        <w:t xml:space="preserve">, số tiền, thời điểm tạo.</w:t>
+        <w:t>vnp_TxnRef</w:t>
+      </w:r>
+      <w:r>
+        <w:t>, số tiền, thời điểm tạo.</w:t>
       </w:r>
     </w:p>
     <w:p>
@@ -2269,10 +2171,10 @@
         <w:rPr>
           <w:b/>
         </w:rPr>
-        <w:t xml:space="preserve">không tin số tiền client gửi lên</w:t>
-      </w:r>
-      <w:r>
-        <w:t xml:space="preserve">.</w:t>
+        <w:t>không tin số tiền client gửi lên</w:t>
+      </w:r>
+      <w:r>
+        <w:t>.</w:t>
       </w:r>
     </w:p>
     <w:p>
@@ -2290,7 +2192,7 @@
         <w:rPr>
           <w:rStyle w:val="CodeChar"/>
         </w:rPr>
-        <w:t xml:space="preserve">vnp_TxnRef</w:t>
+        <w:t>vnp_TxnRef</w:t>
       </w:r>
       <w:r>
         <w:t xml:space="preserve"> duy nhất (ví dụ ID đơn trong DB, hoặc ID kèm hậu tố thời gian nếu cho phép thanh toán lại cùng một đơn).</w:t>
@@ -2311,10 +2213,10 @@
         <w:rPr>
           <w:rStyle w:val="CodeChar"/>
         </w:rPr>
-        <w:t xml:space="preserve">{code, message, data: url}</w:t>
-      </w:r>
-      <w:r>
-        <w:t xml:space="preserve">) hoặc redirect trực tiếp, tùy kiến trúc.</w:t>
+        <w:t>{code, message, data: url}</w:t>
+      </w:r>
+      <w:r>
+        <w:t>) hoặc redirect trực tiếp, tùy kiến trúc.</w:t>
       </w:r>
     </w:p>
     <w:p>
@@ -2322,7 +2224,7 @@
         <w:pStyle w:val="Heading2"/>
       </w:pPr>
       <w:r>
-        <w:t xml:space="preserve">5. IPN URL (nơi duy nhất cập nhật kết quả thanh toán)</w:t>
+        <w:t>5. IPN URL (nơi duy nhất cập nhật kết quả thanh toán)</w:t>
       </w:r>
     </w:p>
     <w:p>
@@ -2330,7 +2232,7 @@
         <w:pStyle w:val="Heading3"/>
       </w:pPr>
       <w:r>
-        <w:t xml:space="preserve">5.1. Yêu cầu của VNPAY</w:t>
+        <w:t>5.1. Yêu cầu của VNPAY</w:t>
       </w:r>
     </w:p>
     <w:p>
@@ -2348,7 +2250,7 @@
         <w:rPr>
           <w:b/>
         </w:rPr>
-        <w:t xml:space="preserve">GET</w:t>
+        <w:t>GET</w:t>
       </w:r>
       <w:r>
         <w:t xml:space="preserve"> (VNPAY gọi server của bạn kèm tham số trên query string).</w:t>
@@ -2369,10 +2271,10 @@
         <w:rPr>
           <w:b/>
         </w:rPr>
-        <w:t xml:space="preserve">phải dùng SSL (HTTPS)</w:t>
-      </w:r>
-      <w:r>
-        <w:t xml:space="preserve">.</w:t>
+        <w:t>phải dùng SSL (HTTPS)</w:t>
+      </w:r>
+      <w:r>
+        <w:t>.</w:t>
       </w:r>
     </w:p>
     <w:p>
@@ -2384,7 +2286,7 @@
         </w:numPr>
       </w:pPr>
       <w:r>
-        <w:t xml:space="preserve">Là kênh server-to-server: máy chủ VNPAY gọi máy chủ merchant.</w:t>
+        <w:t>Là kênh server-to-server: máy chủ VNPAY gọi máy chủ merchant.</w:t>
       </w:r>
     </w:p>
     <w:p>
@@ -2396,6 +2298,7 @@
         </w:numPr>
       </w:pPr>
       <w:r>
+        <w:lastRenderedPageBreak/>
         <w:t xml:space="preserve">Phải kiểm tra chữ ký trước mọi thao tác khác, cập nhật kết quả, rồi </w:t>
       </w:r>
       <w:r>
@@ -2409,7 +2312,7 @@
           <w:rStyle w:val="CodeChar"/>
           <w:b/>
         </w:rPr>
-        <w:t xml:space="preserve">RspCode</w:t>
+        <w:t>RspCode</w:t>
       </w:r>
       <w:r>
         <w:rPr>
@@ -2422,10 +2325,10 @@
           <w:rStyle w:val="CodeChar"/>
           <w:b/>
         </w:rPr>
-        <w:t xml:space="preserve">Message</w:t>
-      </w:r>
-      <w:r>
-        <w:t xml:space="preserve">.</w:t>
+        <w:t>Message</w:t>
+      </w:r>
+      <w:r>
+        <w:t>.</w:t>
       </w:r>
     </w:p>
     <w:p>
@@ -2437,7 +2340,7 @@
         </w:numPr>
       </w:pPr>
       <w:r>
-        <w:t xml:space="preserve">Sau khi hoàn tất cài đặt, gửi IPN URL cho VNPAY để họ cấu hình.</w:t>
+        <w:t>Sau khi hoàn tất cài đặt, gửi IPN URL cho VNPAY để họ cấu hình.</w:t>
       </w:r>
     </w:p>
     <w:p>
@@ -2449,7 +2352,7 @@
         </w:numPr>
       </w:pPr>
       <w:r>
-        <w:t xml:space="preserve">Vì VNPAY gọi từ internet vào, khi dev local bạn cần công cụ tunnel (ngrok, cloudflared...) để có URL HTTPS công khai.</w:t>
+        <w:t>Vì VNPAY gọi từ internet vào, khi dev local bạn cần công cụ tunnel (ngrok, cloudflared...) để có URL HTTPS công khai.</w:t>
       </w:r>
     </w:p>
     <w:p>
@@ -2457,7 +2360,7 @@
         <w:pStyle w:val="Heading3"/>
       </w:pPr>
       <w:r>
-        <w:t xml:space="preserve">5.2. Tham số VNPAY gửi về (IPN và Return URL dùng chung)</w:t>
+        <w:t>5.2. Tham số VNPAY gửi về (IPN và Return URL dùng chung)</w:t>
       </w:r>
     </w:p>
     <w:tbl>
@@ -2465,7 +2368,7 @@
         <w:tblStyle w:val="TableGrid"/>
         <w:tblW w:w="0" w:type="auto"/>
         <w:tblLayout w:type="fixed"/>
-        <w:tblLook w:val="04A0" w:firstRow="1" w:lastRow="0" w:firstColumn="0" w:lastColumn="0" w:noHBand="0" w:noVBand="1"/>
+        <w:tblLook w:val="0420" w:firstRow="1" w:lastRow="0" w:firstColumn="0" w:lastColumn="0" w:noHBand="0" w:noVBand="1"/>
       </w:tblPr>
       <w:tblGrid>
         <w:gridCol w:w="3120"/>
@@ -2482,9 +2385,8 @@
             <w:shd w:val="clear" w:color="auto" w:fill="F2F2F2"/>
           </w:tcPr>
           <w:p>
-            <w:pPr/>
-            <w:r>
-              <w:t xml:space="preserve">Tham số</w:t>
+            <w:r>
+              <w:t>Tham số</w:t>
             </w:r>
           </w:p>
         </w:tc>
@@ -2494,9 +2396,8 @@
             <w:shd w:val="clear" w:color="auto" w:fill="F2F2F2"/>
           </w:tcPr>
           <w:p>
-            <w:pPr/>
-            <w:r>
-              <w:t xml:space="preserve">Bắt buộc</w:t>
+            <w:r>
+              <w:t>Bắt buộc</w:t>
             </w:r>
           </w:p>
         </w:tc>
@@ -2506,9 +2407,8 @@
             <w:shd w:val="clear" w:color="auto" w:fill="F2F2F2"/>
           </w:tcPr>
           <w:p>
-            <w:pPr/>
-            <w:r>
-              <w:t xml:space="preserve">Ý nghĩa</w:t>
+            <w:r>
+              <w:t>Ý nghĩa</w:t>
             </w:r>
           </w:p>
         </w:tc>
@@ -2519,12 +2419,11 @@
             <w:tcW w:w="3120" w:type="dxa"/>
           </w:tcPr>
           <w:p>
-            <w:pPr/>
-            <w:r>
-              <w:rPr>
-                <w:rStyle w:val="CodeChar"/>
-              </w:rPr>
-              <w:t xml:space="preserve">vnp_TmnCode</w:t>
+            <w:r>
+              <w:rPr>
+                <w:rStyle w:val="CodeChar"/>
+              </w:rPr>
+              <w:t>vnp_TmnCode</w:t>
             </w:r>
           </w:p>
         </w:tc>
@@ -2533,9 +2432,8 @@
             <w:tcW w:w="3120" w:type="dxa"/>
           </w:tcPr>
           <w:p>
-            <w:pPr/>
-            <w:r>
-              <w:t xml:space="preserve">Có</w:t>
+            <w:r>
+              <w:t>Có</w:t>
             </w:r>
           </w:p>
         </w:tc>
@@ -2544,9 +2442,8 @@
             <w:tcW w:w="3120" w:type="dxa"/>
           </w:tcPr>
           <w:p>
-            <w:pPr/>
-            <w:r>
-              <w:t xml:space="preserve">Mã website merchant. Nên đối chiếu với mã của bạn</w:t>
+            <w:r>
+              <w:t>Mã website merchant. Nên đối chiếu với mã của bạn</w:t>
             </w:r>
           </w:p>
         </w:tc>
@@ -2557,12 +2454,11 @@
             <w:tcW w:w="3120" w:type="dxa"/>
           </w:tcPr>
           <w:p>
-            <w:pPr/>
-            <w:r>
-              <w:rPr>
-                <w:rStyle w:val="CodeChar"/>
-              </w:rPr>
-              <w:t xml:space="preserve">vnp_Amount</w:t>
+            <w:r>
+              <w:rPr>
+                <w:rStyle w:val="CodeChar"/>
+              </w:rPr>
+              <w:t>vnp_Amount</w:t>
             </w:r>
           </w:p>
         </w:tc>
@@ -2571,9 +2467,8 @@
             <w:tcW w:w="3120" w:type="dxa"/>
           </w:tcPr>
           <w:p>
-            <w:pPr/>
-            <w:r>
-              <w:t xml:space="preserve">Có</w:t>
+            <w:r>
+              <w:t>Có</w:t>
             </w:r>
           </w:p>
         </w:tc>
@@ -2582,7 +2477,6 @@
             <w:tcW w:w="3120" w:type="dxa"/>
           </w:tcPr>
           <w:p>
-            <w:pPr/>
             <w:r>
               <w:t xml:space="preserve">Số tiền, </w:t>
             </w:r>
@@ -2590,10 +2484,10 @@
               <w:rPr>
                 <w:b/>
               </w:rPr>
-              <w:t xml:space="preserve">đã nhân 100</w:t>
-            </w:r>
-            <w:r>
-              <w:t xml:space="preserve">. Chia 100 trước khi so với đơn</w:t>
+              <w:t>đã nhân 100</w:t>
+            </w:r>
+            <w:r>
+              <w:t>. Chia 100 trước khi so với đơn</w:t>
             </w:r>
           </w:p>
         </w:tc>
@@ -2604,12 +2498,11 @@
             <w:tcW w:w="3120" w:type="dxa"/>
           </w:tcPr>
           <w:p>
-            <w:pPr/>
-            <w:r>
-              <w:rPr>
-                <w:rStyle w:val="CodeChar"/>
-              </w:rPr>
-              <w:t xml:space="preserve">vnp_BankCode</w:t>
+            <w:r>
+              <w:rPr>
+                <w:rStyle w:val="CodeChar"/>
+              </w:rPr>
+              <w:t>vnp_BankCode</w:t>
             </w:r>
           </w:p>
         </w:tc>
@@ -2618,9 +2511,8 @@
             <w:tcW w:w="3120" w:type="dxa"/>
           </w:tcPr>
           <w:p>
-            <w:pPr/>
-            <w:r>
-              <w:t xml:space="preserve">Có</w:t>
+            <w:r>
+              <w:t>Có</w:t>
             </w:r>
           </w:p>
         </w:tc>
@@ -2629,7 +2521,6 @@
             <w:tcW w:w="3120" w:type="dxa"/>
           </w:tcPr>
           <w:p>
-            <w:pPr/>
             <w:r>
               <w:t xml:space="preserve">Mã ngân hàng thanh toán, ví dụ </w:t>
             </w:r>
@@ -2637,7 +2528,7 @@
               <w:rPr>
                 <w:rStyle w:val="CodeChar"/>
               </w:rPr>
-              <w:t xml:space="preserve">NCB</w:t>
+              <w:t>NCB</w:t>
             </w:r>
           </w:p>
         </w:tc>
@@ -2648,12 +2539,11 @@
             <w:tcW w:w="3120" w:type="dxa"/>
           </w:tcPr>
           <w:p>
-            <w:pPr/>
-            <w:r>
-              <w:rPr>
-                <w:rStyle w:val="CodeChar"/>
-              </w:rPr>
-              <w:t xml:space="preserve">vnp_BankTranNo</w:t>
+            <w:r>
+              <w:rPr>
+                <w:rStyle w:val="CodeChar"/>
+              </w:rPr>
+              <w:t>vnp_BankTranNo</w:t>
             </w:r>
           </w:p>
         </w:tc>
@@ -2662,9 +2552,8 @@
             <w:tcW w:w="3120" w:type="dxa"/>
           </w:tcPr>
           <w:p>
-            <w:pPr/>
-            <w:r>
-              <w:t xml:space="preserve">Không</w:t>
+            <w:r>
+              <w:t>Không</w:t>
             </w:r>
           </w:p>
         </w:tc>
@@ -2673,9 +2562,8 @@
             <w:tcW w:w="3120" w:type="dxa"/>
           </w:tcPr>
           <w:p>
-            <w:pPr/>
-            <w:r>
-              <w:t xml:space="preserve">Mã giao dịch tại ngân hàng</w:t>
+            <w:r>
+              <w:t>Mã giao dịch tại ngân hàng</w:t>
             </w:r>
           </w:p>
         </w:tc>
@@ -2686,12 +2574,11 @@
             <w:tcW w:w="3120" w:type="dxa"/>
           </w:tcPr>
           <w:p>
-            <w:pPr/>
-            <w:r>
-              <w:rPr>
-                <w:rStyle w:val="CodeChar"/>
-              </w:rPr>
-              <w:t xml:space="preserve">vnp_CardType</w:t>
+            <w:r>
+              <w:rPr>
+                <w:rStyle w:val="CodeChar"/>
+              </w:rPr>
+              <w:t>vnp_CardType</w:t>
             </w:r>
           </w:p>
         </w:tc>
@@ -2700,9 +2587,8 @@
             <w:tcW w:w="3120" w:type="dxa"/>
           </w:tcPr>
           <w:p>
-            <w:pPr/>
-            <w:r>
-              <w:t xml:space="preserve">Không</w:t>
+            <w:r>
+              <w:t>Không</w:t>
             </w:r>
           </w:p>
         </w:tc>
@@ -2711,7 +2597,6 @@
             <w:tcW w:w="3120" w:type="dxa"/>
           </w:tcPr>
           <w:p>
-            <w:pPr/>
             <w:r>
               <w:t xml:space="preserve">Loại thẻ/tài khoản: </w:t>
             </w:r>
@@ -2719,7 +2604,7 @@
               <w:rPr>
                 <w:rStyle w:val="CodeChar"/>
               </w:rPr>
-              <w:t xml:space="preserve">ATM</w:t>
+              <w:t>ATM</w:t>
             </w:r>
             <w:r>
               <w:t xml:space="preserve">, </w:t>
@@ -2728,7 +2613,7 @@
               <w:rPr>
                 <w:rStyle w:val="CodeChar"/>
               </w:rPr>
-              <w:t xml:space="preserve">QRCODE</w:t>
+              <w:t>QRCODE</w:t>
             </w:r>
           </w:p>
         </w:tc>
@@ -2739,12 +2624,11 @@
             <w:tcW w:w="3120" w:type="dxa"/>
           </w:tcPr>
           <w:p>
-            <w:pPr/>
-            <w:r>
-              <w:rPr>
-                <w:rStyle w:val="CodeChar"/>
-              </w:rPr>
-              <w:t xml:space="preserve">vnp_PayDate</w:t>
+            <w:r>
+              <w:rPr>
+                <w:rStyle w:val="CodeChar"/>
+              </w:rPr>
+              <w:t>vnp_PayDate</w:t>
             </w:r>
           </w:p>
         </w:tc>
@@ -2753,9 +2637,8 @@
             <w:tcW w:w="3120" w:type="dxa"/>
           </w:tcPr>
           <w:p>
-            <w:pPr/>
-            <w:r>
-              <w:t xml:space="preserve">Không</w:t>
+            <w:r>
+              <w:t>Không</w:t>
             </w:r>
           </w:p>
         </w:tc>
@@ -2764,7 +2647,6 @@
             <w:tcW w:w="3120" w:type="dxa"/>
           </w:tcPr>
           <w:p>
-            <w:pPr/>
             <w:r>
               <w:t xml:space="preserve">Thời gian thanh toán, </w:t>
             </w:r>
@@ -2772,7 +2654,7 @@
               <w:rPr>
                 <w:rStyle w:val="CodeChar"/>
               </w:rPr>
-              <w:t xml:space="preserve">yyyyMMddHHmmss</w:t>
+              <w:t>yyyyMMddHHmmss</w:t>
             </w:r>
           </w:p>
         </w:tc>
@@ -2783,12 +2665,11 @@
             <w:tcW w:w="3120" w:type="dxa"/>
           </w:tcPr>
           <w:p>
-            <w:pPr/>
-            <w:r>
-              <w:rPr>
-                <w:rStyle w:val="CodeChar"/>
-              </w:rPr>
-              <w:t xml:space="preserve">vnp_OrderInfo</w:t>
+            <w:r>
+              <w:rPr>
+                <w:rStyle w:val="CodeChar"/>
+              </w:rPr>
+              <w:t>vnp_OrderInfo</w:t>
             </w:r>
           </w:p>
         </w:tc>
@@ -2797,9 +2678,8 @@
             <w:tcW w:w="3120" w:type="dxa"/>
           </w:tcPr>
           <w:p>
-            <w:pPr/>
-            <w:r>
-              <w:t xml:space="preserve">Có</w:t>
+            <w:r>
+              <w:t>Có</w:t>
             </w:r>
           </w:p>
         </w:tc>
@@ -2808,9 +2688,8 @@
             <w:tcW w:w="3120" w:type="dxa"/>
           </w:tcPr>
           <w:p>
-            <w:pPr/>
-            <w:r>
-              <w:t xml:space="preserve">Nội dung thanh toán đã gửi</w:t>
+            <w:r>
+              <w:t>Nội dung thanh toán đã gửi</w:t>
             </w:r>
           </w:p>
         </w:tc>
@@ -2821,12 +2700,11 @@
             <w:tcW w:w="3120" w:type="dxa"/>
           </w:tcPr>
           <w:p>
-            <w:pPr/>
-            <w:r>
-              <w:rPr>
-                <w:rStyle w:val="CodeChar"/>
-              </w:rPr>
-              <w:t xml:space="preserve">vnp_TransactionNo</w:t>
+            <w:r>
+              <w:rPr>
+                <w:rStyle w:val="CodeChar"/>
+              </w:rPr>
+              <w:t>vnp_TransactionNo</w:t>
             </w:r>
           </w:p>
         </w:tc>
@@ -2835,9 +2713,8 @@
             <w:tcW w:w="3120" w:type="dxa"/>
           </w:tcPr>
           <w:p>
-            <w:pPr/>
-            <w:r>
-              <w:t xml:space="preserve">Có</w:t>
+            <w:r>
+              <w:t>Có</w:t>
             </w:r>
           </w:p>
         </w:tc>
@@ -2846,9 +2723,8 @@
             <w:tcW w:w="3120" w:type="dxa"/>
           </w:tcPr>
           <w:p>
-            <w:pPr/>
-            <w:r>
-              <w:t xml:space="preserve">Mã giao dịch tại VNPAY. Nên lưu lại để đối soát, truy vấn, hoàn tiền</w:t>
+            <w:r>
+              <w:t>Mã giao dịch tại VNPAY. Nên lưu lại để đối soát, truy vấn, hoàn tiền</w:t>
             </w:r>
           </w:p>
         </w:tc>
@@ -2859,12 +2735,11 @@
             <w:tcW w:w="3120" w:type="dxa"/>
           </w:tcPr>
           <w:p>
-            <w:pPr/>
-            <w:r>
-              <w:rPr>
-                <w:rStyle w:val="CodeChar"/>
-              </w:rPr>
-              <w:t xml:space="preserve">vnp_ResponseCode</w:t>
+            <w:r>
+              <w:rPr>
+                <w:rStyle w:val="CodeChar"/>
+              </w:rPr>
+              <w:t>vnp_ResponseCode</w:t>
             </w:r>
           </w:p>
         </w:tc>
@@ -2873,9 +2748,8 @@
             <w:tcW w:w="3120" w:type="dxa"/>
           </w:tcPr>
           <w:p>
-            <w:pPr/>
-            <w:r>
-              <w:t xml:space="preserve">Có</w:t>
+            <w:r>
+              <w:t>Có</w:t>
             </w:r>
           </w:p>
         </w:tc>
@@ -2884,7 +2758,6 @@
             <w:tcW w:w="3120" w:type="dxa"/>
           </w:tcPr>
           <w:p>
-            <w:pPr/>
             <w:r>
               <w:t xml:space="preserve">Mã kết quả. </w:t>
             </w:r>
@@ -2892,7 +2765,7 @@
               <w:rPr>
                 <w:rStyle w:val="CodeChar"/>
               </w:rPr>
-              <w:t xml:space="preserve">00</w:t>
+              <w:t>00</w:t>
             </w:r>
             <w:r>
               <w:t xml:space="preserve"> = thành công (xem bảng mã ở mục 7)</w:t>
@@ -2906,12 +2779,11 @@
             <w:tcW w:w="3120" w:type="dxa"/>
           </w:tcPr>
           <w:p>
-            <w:pPr/>
-            <w:r>
-              <w:rPr>
-                <w:rStyle w:val="CodeChar"/>
-              </w:rPr>
-              <w:t xml:space="preserve">vnp_TransactionStatus</w:t>
+            <w:r>
+              <w:rPr>
+                <w:rStyle w:val="CodeChar"/>
+              </w:rPr>
+              <w:t>vnp_TransactionStatus</w:t>
             </w:r>
           </w:p>
         </w:tc>
@@ -2920,9 +2792,8 @@
             <w:tcW w:w="3120" w:type="dxa"/>
           </w:tcPr>
           <w:p>
-            <w:pPr/>
-            <w:r>
-              <w:t xml:space="preserve">Có</w:t>
+            <w:r>
+              <w:t>Có</w:t>
             </w:r>
           </w:p>
         </w:tc>
@@ -2931,7 +2802,6 @@
             <w:tcW w:w="3120" w:type="dxa"/>
           </w:tcPr>
           <w:p>
-            <w:pPr/>
             <w:r>
               <w:t xml:space="preserve">Trạng thái giao dịch tại VNPAY. </w:t>
             </w:r>
@@ -2939,7 +2809,7 @@
               <w:rPr>
                 <w:rStyle w:val="CodeChar"/>
               </w:rPr>
-              <w:t xml:space="preserve">00</w:t>
+              <w:t>00</w:t>
             </w:r>
             <w:r>
               <w:t xml:space="preserve"> = thành công, khác </w:t>
@@ -2948,7 +2818,7 @@
               <w:rPr>
                 <w:rStyle w:val="CodeChar"/>
               </w:rPr>
-              <w:t xml:space="preserve">00</w:t>
+              <w:t>00</w:t>
             </w:r>
             <w:r>
               <w:t xml:space="preserve"> = không thành công</w:t>
@@ -2962,12 +2832,11 @@
             <w:tcW w:w="3120" w:type="dxa"/>
           </w:tcPr>
           <w:p>
-            <w:pPr/>
-            <w:r>
-              <w:rPr>
-                <w:rStyle w:val="CodeChar"/>
-              </w:rPr>
-              <w:t xml:space="preserve">vnp_TxnRef</w:t>
+            <w:r>
+              <w:rPr>
+                <w:rStyle w:val="CodeChar"/>
+              </w:rPr>
+              <w:t>vnp_TxnRef</w:t>
             </w:r>
           </w:p>
         </w:tc>
@@ -2976,9 +2845,8 @@
             <w:tcW w:w="3120" w:type="dxa"/>
           </w:tcPr>
           <w:p>
-            <w:pPr/>
-            <w:r>
-              <w:t xml:space="preserve">Có</w:t>
+            <w:r>
+              <w:t>Có</w:t>
             </w:r>
           </w:p>
         </w:tc>
@@ -2987,9 +2855,8 @@
             <w:tcW w:w="3120" w:type="dxa"/>
           </w:tcPr>
           <w:p>
-            <w:pPr/>
-            <w:r>
-              <w:t xml:space="preserve">Mã đơn merchant đã gửi lúc tạo thanh toán, dùng để tìm đơn trong DB</w:t>
+            <w:r>
+              <w:t>Mã đơn merchant đã gửi lúc tạo thanh toán, dùng để tìm đơn trong DB</w:t>
             </w:r>
           </w:p>
         </w:tc>
@@ -3000,12 +2867,11 @@
             <w:tcW w:w="3120" w:type="dxa"/>
           </w:tcPr>
           <w:p>
-            <w:pPr/>
-            <w:r>
-              <w:rPr>
-                <w:rStyle w:val="CodeChar"/>
-              </w:rPr>
-              <w:t xml:space="preserve">vnp_SecureHash</w:t>
+            <w:r>
+              <w:rPr>
+                <w:rStyle w:val="CodeChar"/>
+              </w:rPr>
+              <w:t>vnp_SecureHash</w:t>
             </w:r>
           </w:p>
         </w:tc>
@@ -3014,9 +2880,8 @@
             <w:tcW w:w="3120" w:type="dxa"/>
           </w:tcPr>
           <w:p>
-            <w:pPr/>
-            <w:r>
-              <w:t xml:space="preserve">Có</w:t>
+            <w:r>
+              <w:t>Có</w:t>
             </w:r>
           </w:p>
         </w:tc>
@@ -3025,9 +2890,8 @@
             <w:tcW w:w="3120" w:type="dxa"/>
           </w:tcPr>
           <w:p>
-            <w:pPr/>
-            <w:r>
-              <w:t xml:space="preserve">Chữ ký để kiểm tra toàn vẹn dữ liệu</w:t>
+            <w:r>
+              <w:t>Chữ ký để kiểm tra toàn vẹn dữ liệu</w:t>
             </w:r>
           </w:p>
         </w:tc>
@@ -3038,7 +2902,8 @@
         <w:pStyle w:val="Heading3"/>
       </w:pPr>
       <w:r>
-        <w:t xml:space="preserve">5.3. Quy trình xử lý IPN chuẩn (đúng thứ tự)</w:t>
+        <w:lastRenderedPageBreak/>
+        <w:t>5.3. Quy trình xử lý IPN chuẩn (đúng thứ tự)</w:t>
       </w:r>
     </w:p>
     <w:p>
@@ -3053,7 +2918,7 @@
         <w:rPr>
           <w:b/>
         </w:rPr>
-        <w:t xml:space="preserve">Kiểm tra chữ ký</w:t>
+        <w:t>Kiểm tra chữ ký</w:t>
       </w:r>
       <w:r>
         <w:t xml:space="preserve">: lấy toàn bộ tham số </w:t>
@@ -3062,7 +2927,7 @@
         <w:rPr>
           <w:rStyle w:val="CodeChar"/>
         </w:rPr>
-        <w:t xml:space="preserve">vnp_*</w:t>
+        <w:t>vnp_*</w:t>
       </w:r>
       <w:r>
         <w:t xml:space="preserve">, loại </w:t>
@@ -3071,7 +2936,7 @@
         <w:rPr>
           <w:rStyle w:val="CodeChar"/>
         </w:rPr>
-        <w:t xml:space="preserve">vnp_SecureHash</w:t>
+        <w:t>vnp_SecureHash</w:t>
       </w:r>
       <w:r>
         <w:t xml:space="preserve"> (và </w:t>
@@ -3080,7 +2945,7 @@
         <w:rPr>
           <w:rStyle w:val="CodeChar"/>
         </w:rPr>
-        <w:t xml:space="preserve">vnp_SecureHashType</w:t>
+        <w:t>vnp_SecureHashType</w:t>
       </w:r>
       <w:r>
         <w:t xml:space="preserve">), sắp xếp, nối chuỗi, tính HMAC-SHA512 bằng secret của bạn, so với </w:t>
@@ -3089,7 +2954,7 @@
         <w:rPr>
           <w:rStyle w:val="CodeChar"/>
         </w:rPr>
-        <w:t xml:space="preserve">vnp_SecureHash</w:t>
+        <w:t>vnp_SecureHash</w:t>
       </w:r>
       <w:r>
         <w:t xml:space="preserve">. Sai thì trả </w:t>
@@ -3098,10 +2963,10 @@
         <w:rPr>
           <w:rStyle w:val="CodeChar"/>
         </w:rPr>
-        <w:t xml:space="preserve">97</w:t>
-      </w:r>
-      <w:r>
-        <w:t xml:space="preserve">.</w:t>
+        <w:t>97</w:t>
+      </w:r>
+      <w:r>
+        <w:t>.</w:t>
       </w:r>
     </w:p>
     <w:p>
@@ -3116,7 +2981,7 @@
         <w:rPr>
           <w:b/>
         </w:rPr>
-        <w:t xml:space="preserve">Tìm đơn</w:t>
+        <w:t>Tìm đơn</w:t>
       </w:r>
       <w:r>
         <w:t xml:space="preserve"> theo </w:t>
@@ -3125,7 +2990,7 @@
         <w:rPr>
           <w:rStyle w:val="CodeChar"/>
         </w:rPr>
-        <w:t xml:space="preserve">vnp_TxnRef</w:t>
+        <w:t>vnp_TxnRef</w:t>
       </w:r>
       <w:r>
         <w:t xml:space="preserve">. Không có thì trả </w:t>
@@ -3134,10 +2999,10 @@
         <w:rPr>
           <w:rStyle w:val="CodeChar"/>
         </w:rPr>
-        <w:t xml:space="preserve">01</w:t>
-      </w:r>
-      <w:r>
-        <w:t xml:space="preserve">.</w:t>
+        <w:t>01</w:t>
+      </w:r>
+      <w:r>
+        <w:t>.</w:t>
       </w:r>
     </w:p>
     <w:p>
@@ -3152,7 +3017,7 @@
         <w:rPr>
           <w:b/>
         </w:rPr>
-        <w:t xml:space="preserve">Kiểm tra số tiền</w:t>
+        <w:t>Kiểm tra số tiền</w:t>
       </w:r>
       <w:r>
         <w:t xml:space="preserve">: </w:t>
@@ -3161,7 +3026,7 @@
         <w:rPr>
           <w:rStyle w:val="CodeChar"/>
         </w:rPr>
-        <w:t xml:space="preserve">vnp_Amount / 100</w:t>
+        <w:t>vnp_Amount / 100</w:t>
       </w:r>
       <w:r>
         <w:t xml:space="preserve"> phải bằng số tiền đơn trong DB. Lệch thì trả </w:t>
@@ -3170,10 +3035,10 @@
         <w:rPr>
           <w:rStyle w:val="CodeChar"/>
         </w:rPr>
-        <w:t xml:space="preserve">04</w:t>
-      </w:r>
-      <w:r>
-        <w:t xml:space="preserve">.</w:t>
+        <w:t>04</w:t>
+      </w:r>
+      <w:r>
+        <w:t>.</w:t>
       </w:r>
     </w:p>
     <w:p>
@@ -3188,7 +3053,7 @@
         <w:rPr>
           <w:b/>
         </w:rPr>
-        <w:t xml:space="preserve">Kiểm tra trạng thái đơn</w:t>
+        <w:t>Kiểm tra trạng thái đơn</w:t>
       </w:r>
       <w:r>
         <w:t xml:space="preserve">: chỉ xử lý nếu đơn đang "chờ thanh toán". Nếu đã được xác nhận trước đó thì trả </w:t>
@@ -3197,7 +3062,7 @@
         <w:rPr>
           <w:rStyle w:val="CodeChar"/>
         </w:rPr>
-        <w:t xml:space="preserve">02</w:t>
+        <w:t>02</w:t>
       </w:r>
       <w:r>
         <w:t xml:space="preserve">. Bước này giúp xử lý </w:t>
@@ -3206,10 +3071,10 @@
         <w:rPr>
           <w:b/>
         </w:rPr>
-        <w:t xml:space="preserve">idempotent</w:t>
-      </w:r>
-      <w:r>
-        <w:t xml:space="preserve">: VNPAY có thể gọi lại nhiều lần, không được cộng tiền/kích hoạt dịch vụ hai lần.</w:t>
+        <w:t>idempotent</w:t>
+      </w:r>
+      <w:r>
+        <w:t>: VNPAY có thể gọi lại nhiều lần, không được cộng tiền/kích hoạt dịch vụ hai lần.</w:t>
       </w:r>
     </w:p>
     <w:p>
@@ -3224,7 +3089,7 @@
         <w:rPr>
           <w:b/>
         </w:rPr>
-        <w:t xml:space="preserve">Cập nhật DB</w:t>
+        <w:t>Cập nhật DB</w:t>
       </w:r>
       <w:r>
         <w:t xml:space="preserve">: nếu </w:t>
@@ -3233,7 +3098,7 @@
         <w:rPr>
           <w:rStyle w:val="CodeChar"/>
         </w:rPr>
-        <w:t xml:space="preserve">vnp_ResponseCode == 00</w:t>
+        <w:t>vnp_ResponseCode == 00</w:t>
       </w:r>
       <w:r>
         <w:t xml:space="preserve"> (và </w:t>
@@ -3242,7 +3107,7 @@
         <w:rPr>
           <w:rStyle w:val="CodeChar"/>
         </w:rPr>
-        <w:t xml:space="preserve">vnp_TransactionStatus == 00</w:t>
+        <w:t>vnp_TransactionStatus == 00</w:t>
       </w:r>
       <w:r>
         <w:t xml:space="preserve">) thì đặt Thành công, ngược lại đặt Thất bại. Lưu </w:t>
@@ -3251,7 +3116,7 @@
         <w:rPr>
           <w:rStyle w:val="CodeChar"/>
         </w:rPr>
-        <w:t xml:space="preserve">vnp_TransactionNo</w:t>
+        <w:t>vnp_TransactionNo</w:t>
       </w:r>
       <w:r>
         <w:t xml:space="preserve">, </w:t>
@@ -3260,7 +3125,7 @@
         <w:rPr>
           <w:rStyle w:val="CodeChar"/>
         </w:rPr>
-        <w:t xml:space="preserve">vnp_BankCode</w:t>
+        <w:t>vnp_BankCode</w:t>
       </w:r>
       <w:r>
         <w:t xml:space="preserve">, </w:t>
@@ -3269,10 +3134,10 @@
         <w:rPr>
           <w:rStyle w:val="CodeChar"/>
         </w:rPr>
-        <w:t xml:space="preserve">vnp_PayDate</w:t>
-      </w:r>
-      <w:r>
-        <w:t xml:space="preserve">.</w:t>
+        <w:t>vnp_PayDate</w:t>
+      </w:r>
+      <w:r>
+        <w:t>.</w:t>
       </w:r>
     </w:p>
     <w:p>
@@ -3290,14 +3155,13 @@
         <w:rPr>
           <w:rStyle w:val="CodeChar"/>
         </w:rPr>
-        <w:t xml:space="preserve">{"RspCode":"00","Message":"Confirm Success"}</w:t>
-      </w:r>
-      <w:r>
-        <w:t xml:space="preserve">.</w:t>
-      </w:r>
-    </w:p>
-    <w:p>
-      <w:pPr/>
+        <w:t>{"RspCode":"00","Message":"Confirm Success"}</w:t>
+      </w:r>
+      <w:r>
+        <w:t>.</w:t>
+      </w:r>
+    </w:p>
+    <w:p>
       <w:r>
         <w:t xml:space="preserve">Ghi chú: mẫu PHP dùng điều kiện </w:t>
       </w:r>
@@ -3305,7 +3169,7 @@
         <w:rPr>
           <w:rStyle w:val="CodeChar"/>
         </w:rPr>
-        <w:t xml:space="preserve">ResponseCode == 00 hoặc TransactionStatus == 00</w:t>
+        <w:t>ResponseCode == 00 hoặc TransactionStatus == 00</w:t>
       </w:r>
       <w:r>
         <w:t xml:space="preserve">, còn mẫu C# dùng </w:t>
@@ -3314,7 +3178,7 @@
         <w:rPr>
           <w:rStyle w:val="CodeChar"/>
         </w:rPr>
-        <w:t xml:space="preserve">ResponseCode == 00 và TransactionStatus == 00</w:t>
+        <w:t>ResponseCode == 00 và TransactionStatus == 00</w:t>
       </w:r>
       <w:r>
         <w:t xml:space="preserve">. Cách an toàn là </w:t>
@@ -3323,7 +3187,7 @@
         <w:rPr>
           <w:b/>
         </w:rPr>
-        <w:t xml:space="preserve">yêu cầu cả hai cùng bằng 00</w:t>
+        <w:t>yêu cầu cả hai cùng bằng 00</w:t>
       </w:r>
       <w:r>
         <w:t xml:space="preserve"> mới coi là thành công.</w:t>
@@ -3340,7 +3204,7 @@
         <w:rPr>
           <w:rStyle w:val="CodeChar"/>
         </w:rPr>
-        <w:t xml:space="preserve">RspCode</w:t>
+        <w:t>RspCode</w:t>
       </w:r>
       <w:r>
         <w:t xml:space="preserve"> mà merchant trả cho VNPAY</w:t>
@@ -3351,7 +3215,7 @@
         <w:tblStyle w:val="TableGrid"/>
         <w:tblW w:w="0" w:type="auto"/>
         <w:tblLayout w:type="fixed"/>
-        <w:tblLook w:val="04A0" w:firstRow="1" w:lastRow="0" w:firstColumn="0" w:lastColumn="0" w:noHBand="0" w:noVBand="1"/>
+        <w:tblLook w:val="0420" w:firstRow="1" w:lastRow="0" w:firstColumn="0" w:lastColumn="0" w:noHBand="0" w:noVBand="1"/>
       </w:tblPr>
       <w:tblGrid>
         <w:gridCol w:w="2340"/>
@@ -3369,9 +3233,8 @@
             <w:shd w:val="clear" w:color="auto" w:fill="F2F2F2"/>
           </w:tcPr>
           <w:p>
-            <w:pPr/>
-            <w:r>
-              <w:t xml:space="preserve">RspCode</w:t>
+            <w:r>
+              <w:t>RspCode</w:t>
             </w:r>
           </w:p>
         </w:tc>
@@ -3381,9 +3244,8 @@
             <w:shd w:val="clear" w:color="auto" w:fill="F2F2F2"/>
           </w:tcPr>
           <w:p>
-            <w:pPr/>
-            <w:r>
-              <w:t xml:space="preserve">Message mẫu</w:t>
+            <w:r>
+              <w:t>Message mẫu</w:t>
             </w:r>
           </w:p>
         </w:tc>
@@ -3393,9 +3255,8 @@
             <w:shd w:val="clear" w:color="auto" w:fill="F2F2F2"/>
           </w:tcPr>
           <w:p>
-            <w:pPr/>
-            <w:r>
-              <w:t xml:space="preserve">Ý nghĩa</w:t>
+            <w:r>
+              <w:t>Ý nghĩa</w:t>
             </w:r>
           </w:p>
         </w:tc>
@@ -3405,315 +3266,290 @@
             <w:shd w:val="clear" w:color="auto" w:fill="F2F2F2"/>
           </w:tcPr>
           <w:p>
-            <w:pPr/>
-            <w:r>
-              <w:t xml:space="preserve">VNPAY làm gì tiếp</w:t>
-            </w:r>
-          </w:p>
-        </w:tc>
-      </w:tr>
-      <w:tr>
-        <w:tc>
-          <w:tcPr>
-            <w:tcW w:w="2340" w:type="dxa"/>
-          </w:tcPr>
-          <w:p>
-            <w:pPr/>
-            <w:r>
-              <w:rPr>
-                <w:rStyle w:val="CodeChar"/>
-              </w:rPr>
-              <w:t xml:space="preserve">00</w:t>
-            </w:r>
-          </w:p>
-        </w:tc>
-        <w:tc>
-          <w:tcPr>
-            <w:tcW w:w="2340" w:type="dxa"/>
-          </w:tcPr>
-          <w:p>
-            <w:pPr/>
-            <w:r>
-              <w:t xml:space="preserve">Confirm Success</w:t>
-            </w:r>
-          </w:p>
-        </w:tc>
-        <w:tc>
-          <w:tcPr>
-            <w:tcW w:w="2340" w:type="dxa"/>
-          </w:tcPr>
-          <w:p>
-            <w:pPr/>
-            <w:r>
-              <w:t xml:space="preserve">Đã ghi nhận kết quả thành công</w:t>
-            </w:r>
-          </w:p>
-        </w:tc>
-        <w:tc>
-          <w:tcPr>
-            <w:tcW w:w="2340" w:type="dxa"/>
-          </w:tcPr>
-          <w:p>
-            <w:pPr/>
-            <w:r>
-              <w:t xml:space="preserve">Kết thúc luồng</w:t>
-            </w:r>
-          </w:p>
-        </w:tc>
-      </w:tr>
-      <w:tr>
-        <w:tc>
-          <w:tcPr>
-            <w:tcW w:w="2340" w:type="dxa"/>
-          </w:tcPr>
-          <w:p>
-            <w:pPr/>
-            <w:r>
-              <w:rPr>
-                <w:rStyle w:val="CodeChar"/>
-              </w:rPr>
-              <w:t xml:space="preserve">02</w:t>
-            </w:r>
-          </w:p>
-        </w:tc>
-        <w:tc>
-          <w:tcPr>
-            <w:tcW w:w="2340" w:type="dxa"/>
-          </w:tcPr>
-          <w:p>
-            <w:pPr/>
-            <w:r>
-              <w:t xml:space="preserve">Order already confirmed</w:t>
-            </w:r>
-          </w:p>
-        </w:tc>
-        <w:tc>
-          <w:tcPr>
-            <w:tcW w:w="2340" w:type="dxa"/>
-          </w:tcPr>
-          <w:p>
-            <w:pPr/>
-            <w:r>
-              <w:t xml:space="preserve">Đơn đã được cập nhật trước đó</w:t>
-            </w:r>
-          </w:p>
-        </w:tc>
-        <w:tc>
-          <w:tcPr>
-            <w:tcW w:w="2340" w:type="dxa"/>
-          </w:tcPr>
-          <w:p>
-            <w:pPr/>
-            <w:r>
-              <w:t xml:space="preserve">Kết thúc luồng</w:t>
-            </w:r>
-          </w:p>
-        </w:tc>
-      </w:tr>
-      <w:tr>
-        <w:tc>
-          <w:tcPr>
-            <w:tcW w:w="2340" w:type="dxa"/>
-          </w:tcPr>
-          <w:p>
-            <w:pPr/>
-            <w:r>
-              <w:rPr>
-                <w:rStyle w:val="CodeChar"/>
-              </w:rPr>
-              <w:t xml:space="preserve">01</w:t>
-            </w:r>
-          </w:p>
-        </w:tc>
-        <w:tc>
-          <w:tcPr>
-            <w:tcW w:w="2340" w:type="dxa"/>
-          </w:tcPr>
-          <w:p>
-            <w:pPr/>
-            <w:r>
-              <w:t xml:space="preserve">Order not found</w:t>
-            </w:r>
-          </w:p>
-        </w:tc>
-        <w:tc>
-          <w:tcPr>
-            <w:tcW w:w="2340" w:type="dxa"/>
-          </w:tcPr>
-          <w:p>
-            <w:pPr/>
-            <w:r>
-              <w:t xml:space="preserve">Không tìm thấy đơn</w:t>
-            </w:r>
-          </w:p>
-        </w:tc>
-        <w:tc>
-          <w:tcPr>
-            <w:tcW w:w="2340" w:type="dxa"/>
-          </w:tcPr>
-          <w:p>
-            <w:pPr/>
+            <w:r>
+              <w:t>VNPAY làm gì tiếp</w:t>
+            </w:r>
+          </w:p>
+        </w:tc>
+      </w:tr>
+      <w:tr>
+        <w:tc>
+          <w:tcPr>
+            <w:tcW w:w="2340" w:type="dxa"/>
+          </w:tcPr>
+          <w:p>
+            <w:r>
+              <w:rPr>
+                <w:rStyle w:val="CodeChar"/>
+              </w:rPr>
+              <w:t>00</w:t>
+            </w:r>
+          </w:p>
+        </w:tc>
+        <w:tc>
+          <w:tcPr>
+            <w:tcW w:w="2340" w:type="dxa"/>
+          </w:tcPr>
+          <w:p>
+            <w:r>
+              <w:t>Confirm Success</w:t>
+            </w:r>
+          </w:p>
+        </w:tc>
+        <w:tc>
+          <w:tcPr>
+            <w:tcW w:w="2340" w:type="dxa"/>
+          </w:tcPr>
+          <w:p>
+            <w:r>
+              <w:t>Đã ghi nhận kết quả thành công</w:t>
+            </w:r>
+          </w:p>
+        </w:tc>
+        <w:tc>
+          <w:tcPr>
+            <w:tcW w:w="2340" w:type="dxa"/>
+          </w:tcPr>
+          <w:p>
+            <w:r>
+              <w:t>Kết thúc luồng</w:t>
+            </w:r>
+          </w:p>
+        </w:tc>
+      </w:tr>
+      <w:tr>
+        <w:tc>
+          <w:tcPr>
+            <w:tcW w:w="2340" w:type="dxa"/>
+          </w:tcPr>
+          <w:p>
+            <w:r>
+              <w:rPr>
+                <w:rStyle w:val="CodeChar"/>
+              </w:rPr>
+              <w:t>02</w:t>
+            </w:r>
+          </w:p>
+        </w:tc>
+        <w:tc>
+          <w:tcPr>
+            <w:tcW w:w="2340" w:type="dxa"/>
+          </w:tcPr>
+          <w:p>
+            <w:r>
+              <w:t>Order already confirmed</w:t>
+            </w:r>
+          </w:p>
+        </w:tc>
+        <w:tc>
+          <w:tcPr>
+            <w:tcW w:w="2340" w:type="dxa"/>
+          </w:tcPr>
+          <w:p>
+            <w:r>
+              <w:t>Đơn đã được cập nhật trước đó</w:t>
+            </w:r>
+          </w:p>
+        </w:tc>
+        <w:tc>
+          <w:tcPr>
+            <w:tcW w:w="2340" w:type="dxa"/>
+          </w:tcPr>
+          <w:p>
+            <w:r>
+              <w:t>Kết thúc luồng</w:t>
+            </w:r>
+          </w:p>
+        </w:tc>
+      </w:tr>
+      <w:tr>
+        <w:tc>
+          <w:tcPr>
+            <w:tcW w:w="2340" w:type="dxa"/>
+          </w:tcPr>
+          <w:p>
+            <w:r>
+              <w:rPr>
+                <w:rStyle w:val="CodeChar"/>
+              </w:rPr>
+              <w:t>01</w:t>
+            </w:r>
+          </w:p>
+        </w:tc>
+        <w:tc>
+          <w:tcPr>
+            <w:tcW w:w="2340" w:type="dxa"/>
+          </w:tcPr>
+          <w:p>
+            <w:r>
+              <w:t>Order not found</w:t>
+            </w:r>
+          </w:p>
+        </w:tc>
+        <w:tc>
+          <w:tcPr>
+            <w:tcW w:w="2340" w:type="dxa"/>
+          </w:tcPr>
+          <w:p>
+            <w:r>
+              <w:t>Không tìm thấy đơn</w:t>
+            </w:r>
+          </w:p>
+        </w:tc>
+        <w:tc>
+          <w:tcPr>
+            <w:tcW w:w="2340" w:type="dxa"/>
+          </w:tcPr>
+          <w:p>
             <w:r>
               <w:rPr>
                 <w:b/>
               </w:rPr>
-              <w:t xml:space="preserve">Gọi lại (retry)</w:t>
-            </w:r>
-          </w:p>
-        </w:tc>
-      </w:tr>
-      <w:tr>
-        <w:tc>
-          <w:tcPr>
-            <w:tcW w:w="2340" w:type="dxa"/>
-          </w:tcPr>
-          <w:p>
-            <w:pPr/>
-            <w:r>
-              <w:rPr>
-                <w:rStyle w:val="CodeChar"/>
-              </w:rPr>
-              <w:t xml:space="preserve">04</w:t>
-            </w:r>
-          </w:p>
-        </w:tc>
-        <w:tc>
-          <w:tcPr>
-            <w:tcW w:w="2340" w:type="dxa"/>
-          </w:tcPr>
-          <w:p>
-            <w:pPr/>
-            <w:r>
-              <w:t xml:space="preserve">Invalid amount</w:t>
-            </w:r>
-          </w:p>
-        </w:tc>
-        <w:tc>
-          <w:tcPr>
-            <w:tcW w:w="2340" w:type="dxa"/>
-          </w:tcPr>
-          <w:p>
-            <w:pPr/>
-            <w:r>
-              <w:t xml:space="preserve">Số tiền không khớp</w:t>
-            </w:r>
-          </w:p>
-        </w:tc>
-        <w:tc>
-          <w:tcPr>
-            <w:tcW w:w="2340" w:type="dxa"/>
-          </w:tcPr>
-          <w:p>
-            <w:pPr/>
+              <w:t>Gọi lại (retry)</w:t>
+            </w:r>
+          </w:p>
+        </w:tc>
+      </w:tr>
+      <w:tr>
+        <w:tc>
+          <w:tcPr>
+            <w:tcW w:w="2340" w:type="dxa"/>
+          </w:tcPr>
+          <w:p>
+            <w:r>
+              <w:rPr>
+                <w:rStyle w:val="CodeChar"/>
+              </w:rPr>
+              <w:t>04</w:t>
+            </w:r>
+          </w:p>
+        </w:tc>
+        <w:tc>
+          <w:tcPr>
+            <w:tcW w:w="2340" w:type="dxa"/>
+          </w:tcPr>
+          <w:p>
+            <w:r>
+              <w:t>Invalid amount</w:t>
+            </w:r>
+          </w:p>
+        </w:tc>
+        <w:tc>
+          <w:tcPr>
+            <w:tcW w:w="2340" w:type="dxa"/>
+          </w:tcPr>
+          <w:p>
+            <w:r>
+              <w:t>Số tiền không khớp</w:t>
+            </w:r>
+          </w:p>
+        </w:tc>
+        <w:tc>
+          <w:tcPr>
+            <w:tcW w:w="2340" w:type="dxa"/>
+          </w:tcPr>
+          <w:p>
             <w:r>
               <w:rPr>
                 <w:b/>
               </w:rPr>
-              <w:t xml:space="preserve">Retry</w:t>
-            </w:r>
-          </w:p>
-        </w:tc>
-      </w:tr>
-      <w:tr>
-        <w:tc>
-          <w:tcPr>
-            <w:tcW w:w="2340" w:type="dxa"/>
-          </w:tcPr>
-          <w:p>
-            <w:pPr/>
-            <w:r>
-              <w:rPr>
-                <w:rStyle w:val="CodeChar"/>
-              </w:rPr>
-              <w:t xml:space="preserve">97</w:t>
-            </w:r>
-          </w:p>
-        </w:tc>
-        <w:tc>
-          <w:tcPr>
-            <w:tcW w:w="2340" w:type="dxa"/>
-          </w:tcPr>
-          <w:p>
-            <w:pPr/>
-            <w:r>
-              <w:t xml:space="preserve">Invalid signature</w:t>
-            </w:r>
-          </w:p>
-        </w:tc>
-        <w:tc>
-          <w:tcPr>
-            <w:tcW w:w="2340" w:type="dxa"/>
-          </w:tcPr>
-          <w:p>
-            <w:pPr/>
-            <w:r>
-              <w:t xml:space="preserve">Sai chữ ký</w:t>
-            </w:r>
-          </w:p>
-        </w:tc>
-        <w:tc>
-          <w:tcPr>
-            <w:tcW w:w="2340" w:type="dxa"/>
-          </w:tcPr>
-          <w:p>
-            <w:pPr/>
+              <w:t>Retry</w:t>
+            </w:r>
+          </w:p>
+        </w:tc>
+      </w:tr>
+      <w:tr>
+        <w:tc>
+          <w:tcPr>
+            <w:tcW w:w="2340" w:type="dxa"/>
+          </w:tcPr>
+          <w:p>
+            <w:r>
+              <w:rPr>
+                <w:rStyle w:val="CodeChar"/>
+              </w:rPr>
+              <w:t>97</w:t>
+            </w:r>
+          </w:p>
+        </w:tc>
+        <w:tc>
+          <w:tcPr>
+            <w:tcW w:w="2340" w:type="dxa"/>
+          </w:tcPr>
+          <w:p>
+            <w:r>
+              <w:t>Invalid signature</w:t>
+            </w:r>
+          </w:p>
+        </w:tc>
+        <w:tc>
+          <w:tcPr>
+            <w:tcW w:w="2340" w:type="dxa"/>
+          </w:tcPr>
+          <w:p>
+            <w:r>
+              <w:t>Sai chữ ký</w:t>
+            </w:r>
+          </w:p>
+        </w:tc>
+        <w:tc>
+          <w:tcPr>
+            <w:tcW w:w="2340" w:type="dxa"/>
+          </w:tcPr>
+          <w:p>
             <w:r>
               <w:rPr>
                 <w:b/>
               </w:rPr>
-              <w:t xml:space="preserve">Retry</w:t>
-            </w:r>
-          </w:p>
-        </w:tc>
-      </w:tr>
-      <w:tr>
-        <w:tc>
-          <w:tcPr>
-            <w:tcW w:w="2340" w:type="dxa"/>
-          </w:tcPr>
-          <w:p>
-            <w:pPr/>
-            <w:r>
-              <w:rPr>
-                <w:rStyle w:val="CodeChar"/>
-              </w:rPr>
-              <w:t xml:space="preserve">99</w:t>
-            </w:r>
-          </w:p>
-        </w:tc>
-        <w:tc>
-          <w:tcPr>
-            <w:tcW w:w="2340" w:type="dxa"/>
-          </w:tcPr>
-          <w:p>
-            <w:pPr/>
-            <w:r>
-              <w:t xml:space="preserve">Unknown error</w:t>
-            </w:r>
-          </w:p>
-        </w:tc>
-        <w:tc>
-          <w:tcPr>
-            <w:tcW w:w="2340" w:type="dxa"/>
-          </w:tcPr>
-          <w:p>
-            <w:pPr/>
-            <w:r>
-              <w:t xml:space="preserve">Lỗi khác/không xác định</w:t>
-            </w:r>
-          </w:p>
-        </w:tc>
-        <w:tc>
-          <w:tcPr>
-            <w:tcW w:w="2340" w:type="dxa"/>
-          </w:tcPr>
-          <w:p>
-            <w:pPr/>
+              <w:t>Retry</w:t>
+            </w:r>
+          </w:p>
+        </w:tc>
+      </w:tr>
+      <w:tr>
+        <w:tc>
+          <w:tcPr>
+            <w:tcW w:w="2340" w:type="dxa"/>
+          </w:tcPr>
+          <w:p>
+            <w:r>
+              <w:rPr>
+                <w:rStyle w:val="CodeChar"/>
+              </w:rPr>
+              <w:t>99</w:t>
+            </w:r>
+          </w:p>
+        </w:tc>
+        <w:tc>
+          <w:tcPr>
+            <w:tcW w:w="2340" w:type="dxa"/>
+          </w:tcPr>
+          <w:p>
+            <w:r>
+              <w:t>Unknown error</w:t>
+            </w:r>
+          </w:p>
+        </w:tc>
+        <w:tc>
+          <w:tcPr>
+            <w:tcW w:w="2340" w:type="dxa"/>
+          </w:tcPr>
+          <w:p>
+            <w:r>
+              <w:t>Lỗi khác/không xác định</w:t>
+            </w:r>
+          </w:p>
+        </w:tc>
+        <w:tc>
+          <w:tcPr>
+            <w:tcW w:w="2340" w:type="dxa"/>
+          </w:tcPr>
+          <w:p>
             <w:r>
               <w:rPr>
                 <w:b/>
               </w:rPr>
-              <w:t xml:space="preserve">Retry</w:t>
+              <w:t>Retry</w:t>
             </w:r>
           </w:p>
         </w:tc>
@@ -3724,7 +3560,7 @@
         <w:pStyle w:val="Heading3"/>
       </w:pPr>
       <w:r>
-        <w:t xml:space="preserve">5.5. Cơ chế retry IPN</w:t>
+        <w:t>5.5. Cơ chế retry IPN</w:t>
       </w:r>
     </w:p>
     <w:p>
@@ -3739,7 +3575,7 @@
         <w:rPr>
           <w:rStyle w:val="CodeChar"/>
         </w:rPr>
-        <w:t xml:space="preserve">00</w:t>
+        <w:t>00</w:t>
       </w:r>
       <w:r>
         <w:t xml:space="preserve">, </w:t>
@@ -3748,10 +3584,10 @@
         <w:rPr>
           <w:rStyle w:val="CodeChar"/>
         </w:rPr>
-        <w:t xml:space="preserve">02</w:t>
-      </w:r>
-      <w:r>
-        <w:t xml:space="preserve">: merchant báo đã cập nhật được, VNPAY dừng.</w:t>
+        <w:t>02</w:t>
+      </w:r>
+      <w:r>
+        <w:t>: merchant báo đã cập nhật được, VNPAY dừng.</w:t>
       </w:r>
     </w:p>
     <w:p>
@@ -3766,7 +3602,7 @@
         <w:rPr>
           <w:rStyle w:val="CodeChar"/>
         </w:rPr>
-        <w:t xml:space="preserve">01</w:t>
+        <w:t>01</w:t>
       </w:r>
       <w:r>
         <w:t xml:space="preserve">, </w:t>
@@ -3775,7 +3611,7 @@
         <w:rPr>
           <w:rStyle w:val="CodeChar"/>
         </w:rPr>
-        <w:t xml:space="preserve">04</w:t>
+        <w:t>04</w:t>
       </w:r>
       <w:r>
         <w:t xml:space="preserve">, </w:t>
@@ -3784,7 +3620,7 @@
         <w:rPr>
           <w:rStyle w:val="CodeChar"/>
         </w:rPr>
-        <w:t xml:space="preserve">97</w:t>
+        <w:t>97</w:t>
       </w:r>
       <w:r>
         <w:t xml:space="preserve">, </w:t>
@@ -3793,7 +3629,7 @@
         <w:rPr>
           <w:rStyle w:val="CodeChar"/>
         </w:rPr>
-        <w:t xml:space="preserve">99</w:t>
+        <w:t>99</w:t>
       </w:r>
       <w:r>
         <w:t xml:space="preserve"> hoặc </w:t>
@@ -3802,10 +3638,10 @@
         <w:rPr>
           <w:b/>
         </w:rPr>
-        <w:t xml:space="preserve">IPN bị timeout</w:t>
-      </w:r>
-      <w:r>
-        <w:t xml:space="preserve">: VNPAY coi là merchant chưa cập nhật được và bật retry.</w:t>
+        <w:t>IPN bị timeout</w:t>
+      </w:r>
+      <w:r>
+        <w:t>: VNPAY coi là merchant chưa cập nhật được và bật retry.</w:t>
       </w:r>
     </w:p>
     <w:p>
@@ -3823,7 +3659,7 @@
         <w:rPr>
           <w:b/>
         </w:rPr>
-        <w:t xml:space="preserve">10 lần</w:t>
+        <w:t>10 lần</w:t>
       </w:r>
       <w:r>
         <w:t xml:space="preserve">, mỗi lần cách nhau </w:t>
@@ -3832,14 +3668,13 @@
         <w:rPr>
           <w:b/>
         </w:rPr>
-        <w:t xml:space="preserve">5 phút</w:t>
-      </w:r>
-      <w:r>
-        <w:t xml:space="preserve">.</w:t>
-      </w:r>
-    </w:p>
-    <w:p>
-      <w:pPr/>
+        <w:t>5 phút</w:t>
+      </w:r>
+      <w:r>
+        <w:t>.</w:t>
+      </w:r>
+    </w:p>
+    <w:p>
       <w:r>
         <w:t xml:space="preserve">Ý nghĩa thực tế: IPN của bạn phải nhanh (tránh timeout), idempotent, và luôn trả đúng mã. Nếu hệ thống tạm lỗi, trả </w:t>
       </w:r>
@@ -3847,7 +3682,7 @@
         <w:rPr>
           <w:rStyle w:val="CodeChar"/>
         </w:rPr>
-        <w:t xml:space="preserve">99</w:t>
+        <w:t>99</w:t>
       </w:r>
       <w:r>
         <w:t xml:space="preserve"> để VNPAY gọi lại thay vì nuốt lỗi và trả </w:t>
@@ -3856,10 +3691,10 @@
         <w:rPr>
           <w:rStyle w:val="CodeChar"/>
         </w:rPr>
-        <w:t xml:space="preserve">00</w:t>
-      </w:r>
-      <w:r>
-        <w:t xml:space="preserve">.</w:t>
+        <w:t>00</w:t>
+      </w:r>
+      <w:r>
+        <w:t>.</w:t>
       </w:r>
     </w:p>
     <w:p>
@@ -3867,7 +3702,7 @@
         <w:pStyle w:val="Heading2"/>
       </w:pPr>
       <w:r>
-        <w:t xml:space="preserve">6. Return URL (chỉ hiển thị kết quả)</w:t>
+        <w:t>6. Return URL (chỉ hiển thị kết quả)</w:t>
       </w:r>
     </w:p>
     <w:p>
@@ -3885,7 +3720,7 @@
         <w:rPr>
           <w:b/>
         </w:rPr>
-        <w:t xml:space="preserve">trình duyệt của khách</w:t>
+        <w:t>trình duyệt của khách</w:t>
       </w:r>
       <w:r>
         <w:t xml:space="preserve"> về </w:t>
@@ -3894,7 +3729,7 @@
         <w:rPr>
           <w:rStyle w:val="CodeChar"/>
         </w:rPr>
-        <w:t xml:space="preserve">vnp_ReturnUrl</w:t>
+        <w:t>vnp_ReturnUrl</w:t>
       </w:r>
       <w:r>
         <w:t xml:space="preserve"> kèm các tham số giống IPN (xem 5.2).</w:t>
@@ -3909,13 +3744,14 @@
         </w:numPr>
       </w:pPr>
       <w:r>
+        <w:lastRenderedPageBreak/>
         <w:t xml:space="preserve">Yêu cầu: chỉ kiểm tra chữ ký và hiển thị thông báo cho khách. </w:t>
       </w:r>
       <w:r>
         <w:rPr>
           <w:b/>
         </w:rPr>
-        <w:t xml:space="preserve">Không cập nhật trạng thái đơn tại đây.</w:t>
+        <w:t>Không cập nhật trạng thái đơn tại đây.</w:t>
       </w:r>
     </w:p>
     <w:p>
@@ -3933,7 +3769,7 @@
         <w:rPr>
           <w:rStyle w:val="CodeChar"/>
         </w:rPr>
-        <w:t xml:space="preserve">vnp_ResponseCode</w:t>
+        <w:t>vnp_ResponseCode</w:t>
       </w:r>
       <w:r>
         <w:t xml:space="preserve"> (và </w:t>
@@ -3942,7 +3778,7 @@
         <w:rPr>
           <w:rStyle w:val="CodeChar"/>
         </w:rPr>
-        <w:t xml:space="preserve">vnp_TransactionStatus</w:t>
+        <w:t>vnp_TransactionStatus</w:t>
       </w:r>
       <w:r>
         <w:t xml:space="preserve">) là </w:t>
@@ -3951,7 +3787,7 @@
         <w:rPr>
           <w:rStyle w:val="CodeChar"/>
         </w:rPr>
-        <w:t xml:space="preserve">00</w:t>
+        <w:t>00</w:t>
       </w:r>
       <w:r>
         <w:t xml:space="preserve"> thì báo thành công, ngược lại báo thất bại kèm lý do theo mã lỗi.</w:t>
@@ -3966,7 +3802,7 @@
         </w:numPr>
       </w:pPr>
       <w:r>
-        <w:t xml:space="preserve">Với kiến trúc SPA/mobile: Return URL có thể trỏ về backend, backend verify rồi redirect khách về trang kết quả của frontend. Frontend nên hỏi lại backend trạng thái đơn (đã được IPN cập nhật) thay vì tự tin vào tham số trên URL.</w:t>
+        <w:t>Với kiến trúc SPA/mobile: Return URL có thể trỏ về backend, backend verify rồi redirect khách về trang kết quả của frontend. Frontend nên hỏi lại backend trạng thái đơn (đã được IPN cập nhật) thay vì tự tin vào tham số trên URL.</w:t>
       </w:r>
     </w:p>
     <w:p>
@@ -3978,7 +3814,7 @@
         </w:numPr>
       </w:pPr>
       <w:r>
-        <w:t xml:space="preserve">Vì hai luồng độc lập, có thể khách về Return URL trước khi IPN tới. Trang kết quả nên hiển thị "đang xác nhận" nếu đơn vẫn ở trạng thái chờ.</w:t>
+        <w:t>Vì hai luồng độc lập, có thể khách về Return URL trước khi IPN tới. Trang kết quả nên hiển thị "đang xác nhận" nếu đơn vẫn ở trạng thái chờ.</w:t>
       </w:r>
     </w:p>
     <w:p>
@@ -3986,7 +3822,7 @@
         <w:pStyle w:val="Heading2"/>
       </w:pPr>
       <w:r>
-        <w:t xml:space="preserve">7. Bảng mã lỗi</w:t>
+        <w:t>7. Bảng mã lỗi</w:t>
       </w:r>
     </w:p>
     <w:p>
@@ -4000,7 +3836,7 @@
         <w:rPr>
           <w:rStyle w:val="CodeChar"/>
         </w:rPr>
-        <w:t xml:space="preserve">vnp_TransactionStatus</w:t>
+        <w:t>vnp_TransactionStatus</w:t>
       </w:r>
       <w:r>
         <w:t xml:space="preserve"> (trạng thái giao dịch tại VNPAY)</w:t>
@@ -4011,7 +3847,7 @@
         <w:tblStyle w:val="TableGrid"/>
         <w:tblW w:w="0" w:type="auto"/>
         <w:tblLayout w:type="fixed"/>
-        <w:tblLook w:val="04A0" w:firstRow="1" w:lastRow="0" w:firstColumn="0" w:lastColumn="0" w:noHBand="0" w:noVBand="1"/>
+        <w:tblLook w:val="0420" w:firstRow="1" w:lastRow="0" w:firstColumn="0" w:lastColumn="0" w:noHBand="0" w:noVBand="1"/>
       </w:tblPr>
       <w:tblGrid>
         <w:gridCol w:w="4680"/>
@@ -4027,9 +3863,8 @@
             <w:shd w:val="clear" w:color="auto" w:fill="F2F2F2"/>
           </w:tcPr>
           <w:p>
-            <w:pPr/>
-            <w:r>
-              <w:t xml:space="preserve">Mã</w:t>
+            <w:r>
+              <w:t>Mã</w:t>
             </w:r>
           </w:p>
         </w:tc>
@@ -4039,201 +3874,184 @@
             <w:shd w:val="clear" w:color="auto" w:fill="F2F2F2"/>
           </w:tcPr>
           <w:p>
-            <w:pPr/>
-            <w:r>
-              <w:t xml:space="preserve">Ý nghĩa</w:t>
-            </w:r>
-          </w:p>
-        </w:tc>
-      </w:tr>
-      <w:tr>
-        <w:tc>
-          <w:tcPr>
-            <w:tcW w:w="4680" w:type="dxa"/>
-          </w:tcPr>
-          <w:p>
-            <w:pPr/>
-            <w:r>
-              <w:t xml:space="preserve">00</w:t>
-            </w:r>
-          </w:p>
-        </w:tc>
-        <w:tc>
-          <w:tcPr>
-            <w:tcW w:w="4680" w:type="dxa"/>
-          </w:tcPr>
-          <w:p>
-            <w:pPr/>
-            <w:r>
-              <w:t xml:space="preserve">Giao dịch thành công</w:t>
-            </w:r>
-          </w:p>
-        </w:tc>
-      </w:tr>
-      <w:tr>
-        <w:tc>
-          <w:tcPr>
-            <w:tcW w:w="4680" w:type="dxa"/>
-          </w:tcPr>
-          <w:p>
-            <w:pPr/>
-            <w:r>
-              <w:t xml:space="preserve">01</w:t>
-            </w:r>
-          </w:p>
-        </w:tc>
-        <w:tc>
-          <w:tcPr>
-            <w:tcW w:w="4680" w:type="dxa"/>
-          </w:tcPr>
-          <w:p>
-            <w:pPr/>
-            <w:r>
-              <w:t xml:space="preserve">Giao dịch chưa hoàn tất</w:t>
-            </w:r>
-          </w:p>
-        </w:tc>
-      </w:tr>
-      <w:tr>
-        <w:tc>
-          <w:tcPr>
-            <w:tcW w:w="4680" w:type="dxa"/>
-          </w:tcPr>
-          <w:p>
-            <w:pPr/>
-            <w:r>
-              <w:t xml:space="preserve">02</w:t>
-            </w:r>
-          </w:p>
-        </w:tc>
-        <w:tc>
-          <w:tcPr>
-            <w:tcW w:w="4680" w:type="dxa"/>
-          </w:tcPr>
-          <w:p>
-            <w:pPr/>
-            <w:r>
-              <w:t xml:space="preserve">Giao dịch bị lỗi</w:t>
-            </w:r>
-          </w:p>
-        </w:tc>
-      </w:tr>
-      <w:tr>
-        <w:tc>
-          <w:tcPr>
-            <w:tcW w:w="4680" w:type="dxa"/>
-          </w:tcPr>
-          <w:p>
-            <w:pPr/>
-            <w:r>
-              <w:t xml:space="preserve">04</w:t>
-            </w:r>
-          </w:p>
-        </w:tc>
-        <w:tc>
-          <w:tcPr>
-            <w:tcW w:w="4680" w:type="dxa"/>
-          </w:tcPr>
-          <w:p>
-            <w:pPr/>
-            <w:r>
-              <w:t xml:space="preserve">Giao dịch đảo (khách đã bị trừ tiền tại ngân hàng nhưng giao dịch chưa thành công ở VNPAY)</w:t>
-            </w:r>
-          </w:p>
-        </w:tc>
-      </w:tr>
-      <w:tr>
-        <w:tc>
-          <w:tcPr>
-            <w:tcW w:w="4680" w:type="dxa"/>
-          </w:tcPr>
-          <w:p>
-            <w:pPr/>
-            <w:r>
-              <w:t xml:space="preserve">05</w:t>
-            </w:r>
-          </w:p>
-        </w:tc>
-        <w:tc>
-          <w:tcPr>
-            <w:tcW w:w="4680" w:type="dxa"/>
-          </w:tcPr>
-          <w:p>
-            <w:pPr/>
-            <w:r>
-              <w:t xml:space="preserve">VNPAY đang xử lý giao dịch (giao dịch hoàn tiền)</w:t>
-            </w:r>
-          </w:p>
-        </w:tc>
-      </w:tr>
-      <w:tr>
-        <w:tc>
-          <w:tcPr>
-            <w:tcW w:w="4680" w:type="dxa"/>
-          </w:tcPr>
-          <w:p>
-            <w:pPr/>
-            <w:r>
-              <w:t xml:space="preserve">06</w:t>
-            </w:r>
-          </w:p>
-        </w:tc>
-        <w:tc>
-          <w:tcPr>
-            <w:tcW w:w="4680" w:type="dxa"/>
-          </w:tcPr>
-          <w:p>
-            <w:pPr/>
-            <w:r>
-              <w:t xml:space="preserve">VNPAY đã gửi yêu cầu hoàn tiền sang ngân hàng (giao dịch hoàn tiền)</w:t>
-            </w:r>
-          </w:p>
-        </w:tc>
-      </w:tr>
-      <w:tr>
-        <w:tc>
-          <w:tcPr>
-            <w:tcW w:w="4680" w:type="dxa"/>
-          </w:tcPr>
-          <w:p>
-            <w:pPr/>
-            <w:r>
-              <w:t xml:space="preserve">07</w:t>
-            </w:r>
-          </w:p>
-        </w:tc>
-        <w:tc>
-          <w:tcPr>
-            <w:tcW w:w="4680" w:type="dxa"/>
-          </w:tcPr>
-          <w:p>
-            <w:pPr/>
-            <w:r>
-              <w:t xml:space="preserve">Giao dịch bị nghi ngờ gian lận</w:t>
-            </w:r>
-          </w:p>
-        </w:tc>
-      </w:tr>
-      <w:tr>
-        <w:tc>
-          <w:tcPr>
-            <w:tcW w:w="4680" w:type="dxa"/>
-          </w:tcPr>
-          <w:p>
-            <w:pPr/>
-            <w:r>
-              <w:t xml:space="preserve">09</w:t>
-            </w:r>
-          </w:p>
-        </w:tc>
-        <w:tc>
-          <w:tcPr>
-            <w:tcW w:w="4680" w:type="dxa"/>
-          </w:tcPr>
-          <w:p>
-            <w:pPr/>
-            <w:r>
-              <w:t xml:space="preserve">Giao dịch hoàn trả bị từ chối</w:t>
+            <w:r>
+              <w:t>Ý nghĩa</w:t>
+            </w:r>
+          </w:p>
+        </w:tc>
+      </w:tr>
+      <w:tr>
+        <w:tc>
+          <w:tcPr>
+            <w:tcW w:w="4680" w:type="dxa"/>
+          </w:tcPr>
+          <w:p>
+            <w:r>
+              <w:t>00</w:t>
+            </w:r>
+          </w:p>
+        </w:tc>
+        <w:tc>
+          <w:tcPr>
+            <w:tcW w:w="4680" w:type="dxa"/>
+          </w:tcPr>
+          <w:p>
+            <w:r>
+              <w:t>Giao dịch thành công</w:t>
+            </w:r>
+          </w:p>
+        </w:tc>
+      </w:tr>
+      <w:tr>
+        <w:tc>
+          <w:tcPr>
+            <w:tcW w:w="4680" w:type="dxa"/>
+          </w:tcPr>
+          <w:p>
+            <w:r>
+              <w:t>01</w:t>
+            </w:r>
+          </w:p>
+        </w:tc>
+        <w:tc>
+          <w:tcPr>
+            <w:tcW w:w="4680" w:type="dxa"/>
+          </w:tcPr>
+          <w:p>
+            <w:r>
+              <w:t>Giao dịch chưa hoàn tất</w:t>
+            </w:r>
+          </w:p>
+        </w:tc>
+      </w:tr>
+      <w:tr>
+        <w:tc>
+          <w:tcPr>
+            <w:tcW w:w="4680" w:type="dxa"/>
+          </w:tcPr>
+          <w:p>
+            <w:r>
+              <w:t>02</w:t>
+            </w:r>
+          </w:p>
+        </w:tc>
+        <w:tc>
+          <w:tcPr>
+            <w:tcW w:w="4680" w:type="dxa"/>
+          </w:tcPr>
+          <w:p>
+            <w:r>
+              <w:t>Giao dịch bị lỗi</w:t>
+            </w:r>
+          </w:p>
+        </w:tc>
+      </w:tr>
+      <w:tr>
+        <w:tc>
+          <w:tcPr>
+            <w:tcW w:w="4680" w:type="dxa"/>
+          </w:tcPr>
+          <w:p>
+            <w:r>
+              <w:t>04</w:t>
+            </w:r>
+          </w:p>
+        </w:tc>
+        <w:tc>
+          <w:tcPr>
+            <w:tcW w:w="4680" w:type="dxa"/>
+          </w:tcPr>
+          <w:p>
+            <w:r>
+              <w:t>Giao dịch đảo (khách đã bị trừ tiền tại ngân hàng nhưng giao dịch chưa thành công ở VNPAY)</w:t>
+            </w:r>
+          </w:p>
+        </w:tc>
+      </w:tr>
+      <w:tr>
+        <w:tc>
+          <w:tcPr>
+            <w:tcW w:w="4680" w:type="dxa"/>
+          </w:tcPr>
+          <w:p>
+            <w:r>
+              <w:t>05</w:t>
+            </w:r>
+          </w:p>
+        </w:tc>
+        <w:tc>
+          <w:tcPr>
+            <w:tcW w:w="4680" w:type="dxa"/>
+          </w:tcPr>
+          <w:p>
+            <w:r>
+              <w:t>VNPAY đang xử lý giao dịch (giao dịch hoàn tiền)</w:t>
+            </w:r>
+          </w:p>
+        </w:tc>
+      </w:tr>
+      <w:tr>
+        <w:tc>
+          <w:tcPr>
+            <w:tcW w:w="4680" w:type="dxa"/>
+          </w:tcPr>
+          <w:p>
+            <w:r>
+              <w:t>06</w:t>
+            </w:r>
+          </w:p>
+        </w:tc>
+        <w:tc>
+          <w:tcPr>
+            <w:tcW w:w="4680" w:type="dxa"/>
+          </w:tcPr>
+          <w:p>
+            <w:r>
+              <w:t>VNPAY đã gửi yêu cầu hoàn tiền sang ngân hàng (giao dịch hoàn tiền)</w:t>
+            </w:r>
+          </w:p>
+        </w:tc>
+      </w:tr>
+      <w:tr>
+        <w:tc>
+          <w:tcPr>
+            <w:tcW w:w="4680" w:type="dxa"/>
+          </w:tcPr>
+          <w:p>
+            <w:r>
+              <w:t>07</w:t>
+            </w:r>
+          </w:p>
+        </w:tc>
+        <w:tc>
+          <w:tcPr>
+            <w:tcW w:w="4680" w:type="dxa"/>
+          </w:tcPr>
+          <w:p>
+            <w:r>
+              <w:t>Giao dịch bị nghi ngờ gian lận</w:t>
+            </w:r>
+          </w:p>
+        </w:tc>
+      </w:tr>
+      <w:tr>
+        <w:tc>
+          <w:tcPr>
+            <w:tcW w:w="4680" w:type="dxa"/>
+          </w:tcPr>
+          <w:p>
+            <w:r>
+              <w:t>09</w:t>
+            </w:r>
+          </w:p>
+        </w:tc>
+        <w:tc>
+          <w:tcPr>
+            <w:tcW w:w="4680" w:type="dxa"/>
+          </w:tcPr>
+          <w:p>
+            <w:r>
+              <w:t>Giao dịch hoàn trả bị từ chối</w:t>
             </w:r>
           </w:p>
         </w:tc>
@@ -4250,7 +4068,7 @@
         <w:rPr>
           <w:rStyle w:val="CodeChar"/>
         </w:rPr>
-        <w:t xml:space="preserve">vnp_ResponseCode</w:t>
+        <w:t>vnp_ResponseCode</w:t>
       </w:r>
       <w:r>
         <w:t xml:space="preserve"> (qua IPN và Return URL)</w:t>
@@ -4261,7 +4079,7 @@
         <w:tblStyle w:val="TableGrid"/>
         <w:tblW w:w="0" w:type="auto"/>
         <w:tblLayout w:type="fixed"/>
-        <w:tblLook w:val="04A0" w:firstRow="1" w:lastRow="0" w:firstColumn="0" w:lastColumn="0" w:noHBand="0" w:noVBand="1"/>
+        <w:tblLook w:val="0420" w:firstRow="1" w:lastRow="0" w:firstColumn="0" w:lastColumn="0" w:noHBand="0" w:noVBand="1"/>
       </w:tblPr>
       <w:tblGrid>
         <w:gridCol w:w="4680"/>
@@ -4277,9 +4095,8 @@
             <w:shd w:val="clear" w:color="auto" w:fill="F2F2F2"/>
           </w:tcPr>
           <w:p>
-            <w:pPr/>
-            <w:r>
-              <w:t xml:space="preserve">Mã</w:t>
+            <w:r>
+              <w:t>Mã</w:t>
             </w:r>
           </w:p>
         </w:tc>
@@ -4289,328 +4106,301 @@
             <w:shd w:val="clear" w:color="auto" w:fill="F2F2F2"/>
           </w:tcPr>
           <w:p>
-            <w:pPr/>
-            <w:r>
-              <w:t xml:space="preserve">Ý nghĩa</w:t>
-            </w:r>
-          </w:p>
-        </w:tc>
-      </w:tr>
-      <w:tr>
-        <w:tc>
-          <w:tcPr>
-            <w:tcW w:w="4680" w:type="dxa"/>
-          </w:tcPr>
-          <w:p>
-            <w:pPr/>
-            <w:r>
-              <w:t xml:space="preserve">00</w:t>
-            </w:r>
-          </w:p>
-        </w:tc>
-        <w:tc>
-          <w:tcPr>
-            <w:tcW w:w="4680" w:type="dxa"/>
-          </w:tcPr>
-          <w:p>
-            <w:pPr/>
-            <w:r>
-              <w:t xml:space="preserve">Giao dịch thành công</w:t>
-            </w:r>
-          </w:p>
-        </w:tc>
-      </w:tr>
-      <w:tr>
-        <w:tc>
-          <w:tcPr>
-            <w:tcW w:w="4680" w:type="dxa"/>
-          </w:tcPr>
-          <w:p>
-            <w:pPr/>
-            <w:r>
-              <w:t xml:space="preserve">07</w:t>
-            </w:r>
-          </w:p>
-        </w:tc>
-        <w:tc>
-          <w:tcPr>
-            <w:tcW w:w="4680" w:type="dxa"/>
-          </w:tcPr>
-          <w:p>
-            <w:pPr/>
-            <w:r>
-              <w:t xml:space="preserve">Đã trừ tiền nhưng giao dịch bị nghi ngờ (lừa đảo, bất thường)</w:t>
-            </w:r>
-          </w:p>
-        </w:tc>
-      </w:tr>
-      <w:tr>
-        <w:tc>
-          <w:tcPr>
-            <w:tcW w:w="4680" w:type="dxa"/>
-          </w:tcPr>
-          <w:p>
-            <w:pPr/>
-            <w:r>
-              <w:t xml:space="preserve">09</w:t>
-            </w:r>
-          </w:p>
-        </w:tc>
-        <w:tc>
-          <w:tcPr>
-            <w:tcW w:w="4680" w:type="dxa"/>
-          </w:tcPr>
-          <w:p>
-            <w:pPr/>
-            <w:r>
-              <w:t xml:space="preserve">Thẻ/tài khoản chưa đăng ký InternetBanking</w:t>
-            </w:r>
-          </w:p>
-        </w:tc>
-      </w:tr>
-      <w:tr>
-        <w:tc>
-          <w:tcPr>
-            <w:tcW w:w="4680" w:type="dxa"/>
-          </w:tcPr>
-          <w:p>
-            <w:pPr/>
-            <w:r>
-              <w:t xml:space="preserve">10</w:t>
-            </w:r>
-          </w:p>
-        </w:tc>
-        <w:tc>
-          <w:tcPr>
-            <w:tcW w:w="4680" w:type="dxa"/>
-          </w:tcPr>
-          <w:p>
-            <w:pPr/>
-            <w:r>
-              <w:t xml:space="preserve">Xác thực thông tin thẻ/tài khoản sai quá 3 lần</w:t>
-            </w:r>
-          </w:p>
-        </w:tc>
-      </w:tr>
-      <w:tr>
-        <w:tc>
-          <w:tcPr>
-            <w:tcW w:w="4680" w:type="dxa"/>
-          </w:tcPr>
-          <w:p>
-            <w:pPr/>
-            <w:r>
-              <w:t xml:space="preserve">11</w:t>
-            </w:r>
-          </w:p>
-        </w:tc>
-        <w:tc>
-          <w:tcPr>
-            <w:tcW w:w="4680" w:type="dxa"/>
-          </w:tcPr>
-          <w:p>
-            <w:pPr/>
-            <w:r>
-              <w:t xml:space="preserve">Hết hạn chờ thanh toán, cần thực hiện lại</w:t>
-            </w:r>
-          </w:p>
-        </w:tc>
-      </w:tr>
-      <w:tr>
-        <w:tc>
-          <w:tcPr>
-            <w:tcW w:w="4680" w:type="dxa"/>
-          </w:tcPr>
-          <w:p>
-            <w:pPr/>
-            <w:r>
-              <w:t xml:space="preserve">12</w:t>
-            </w:r>
-          </w:p>
-        </w:tc>
-        <w:tc>
-          <w:tcPr>
-            <w:tcW w:w="4680" w:type="dxa"/>
-          </w:tcPr>
-          <w:p>
-            <w:pPr/>
-            <w:r>
-              <w:t xml:space="preserve">Thẻ/tài khoản bị khóa</w:t>
-            </w:r>
-          </w:p>
-        </w:tc>
-      </w:tr>
-      <w:tr>
-        <w:tc>
-          <w:tcPr>
-            <w:tcW w:w="4680" w:type="dxa"/>
-          </w:tcPr>
-          <w:p>
-            <w:pPr/>
-            <w:r>
-              <w:t xml:space="preserve">13</w:t>
-            </w:r>
-          </w:p>
-        </w:tc>
-        <w:tc>
-          <w:tcPr>
-            <w:tcW w:w="4680" w:type="dxa"/>
-          </w:tcPr>
-          <w:p>
-            <w:pPr/>
-            <w:r>
-              <w:t xml:space="preserve">Nhập sai mật khẩu xác thực giao dịch (OTP)</w:t>
-            </w:r>
-          </w:p>
-        </w:tc>
-      </w:tr>
-      <w:tr>
-        <w:tc>
-          <w:tcPr>
-            <w:tcW w:w="4680" w:type="dxa"/>
-          </w:tcPr>
-          <w:p>
-            <w:pPr/>
-            <w:r>
-              <w:t xml:space="preserve">24</w:t>
-            </w:r>
-          </w:p>
-        </w:tc>
-        <w:tc>
-          <w:tcPr>
-            <w:tcW w:w="4680" w:type="dxa"/>
-          </w:tcPr>
-          <w:p>
-            <w:pPr/>
-            <w:r>
-              <w:t xml:space="preserve">Khách hủy giao dịch</w:t>
-            </w:r>
-          </w:p>
-        </w:tc>
-      </w:tr>
-      <w:tr>
-        <w:tc>
-          <w:tcPr>
-            <w:tcW w:w="4680" w:type="dxa"/>
-          </w:tcPr>
-          <w:p>
-            <w:pPr/>
-            <w:r>
-              <w:t xml:space="preserve">51</w:t>
-            </w:r>
-          </w:p>
-        </w:tc>
-        <w:tc>
-          <w:tcPr>
-            <w:tcW w:w="4680" w:type="dxa"/>
-          </w:tcPr>
-          <w:p>
-            <w:pPr/>
-            <w:r>
-              <w:t xml:space="preserve">Tài khoản không đủ số dư</w:t>
-            </w:r>
-          </w:p>
-        </w:tc>
-      </w:tr>
-      <w:tr>
-        <w:tc>
-          <w:tcPr>
-            <w:tcW w:w="4680" w:type="dxa"/>
-          </w:tcPr>
-          <w:p>
-            <w:pPr/>
-            <w:r>
-              <w:t xml:space="preserve">65</w:t>
-            </w:r>
-          </w:p>
-        </w:tc>
-        <w:tc>
-          <w:tcPr>
-            <w:tcW w:w="4680" w:type="dxa"/>
-          </w:tcPr>
-          <w:p>
-            <w:pPr/>
-            <w:r>
-              <w:t xml:space="preserve">Vượt hạn mức giao dịch trong ngày</w:t>
-            </w:r>
-          </w:p>
-        </w:tc>
-      </w:tr>
-      <w:tr>
-        <w:tc>
-          <w:tcPr>
-            <w:tcW w:w="4680" w:type="dxa"/>
-          </w:tcPr>
-          <w:p>
-            <w:pPr/>
-            <w:r>
-              <w:t xml:space="preserve">75</w:t>
-            </w:r>
-          </w:p>
-        </w:tc>
-        <w:tc>
-          <w:tcPr>
-            <w:tcW w:w="4680" w:type="dxa"/>
-          </w:tcPr>
-          <w:p>
-            <w:pPr/>
-            <w:r>
-              <w:t xml:space="preserve">Ngân hàng thanh toán đang bảo trì</w:t>
-            </w:r>
-          </w:p>
-        </w:tc>
-      </w:tr>
-      <w:tr>
-        <w:tc>
-          <w:tcPr>
-            <w:tcW w:w="4680" w:type="dxa"/>
-          </w:tcPr>
-          <w:p>
-            <w:pPr/>
-            <w:r>
-              <w:t xml:space="preserve">79</w:t>
-            </w:r>
-          </w:p>
-        </w:tc>
-        <w:tc>
-          <w:tcPr>
-            <w:tcW w:w="4680" w:type="dxa"/>
-          </w:tcPr>
-          <w:p>
-            <w:pPr/>
-            <w:r>
-              <w:t xml:space="preserve">Nhập sai mật khẩu thanh toán quá số lần quy định</w:t>
-            </w:r>
-          </w:p>
-        </w:tc>
-      </w:tr>
-      <w:tr>
-        <w:tc>
-          <w:tcPr>
-            <w:tcW w:w="4680" w:type="dxa"/>
-          </w:tcPr>
-          <w:p>
-            <w:pPr/>
-            <w:r>
-              <w:t xml:space="preserve">99</w:t>
-            </w:r>
-          </w:p>
-        </w:tc>
-        <w:tc>
-          <w:tcPr>
-            <w:tcW w:w="4680" w:type="dxa"/>
-          </w:tcPr>
-          <w:p>
-            <w:pPr/>
-            <w:r>
-              <w:t xml:space="preserve">Các lỗi khác</w:t>
+            <w:r>
+              <w:t>Ý nghĩa</w:t>
+            </w:r>
+          </w:p>
+        </w:tc>
+      </w:tr>
+      <w:tr>
+        <w:tc>
+          <w:tcPr>
+            <w:tcW w:w="4680" w:type="dxa"/>
+          </w:tcPr>
+          <w:p>
+            <w:r>
+              <w:t>00</w:t>
+            </w:r>
+          </w:p>
+        </w:tc>
+        <w:tc>
+          <w:tcPr>
+            <w:tcW w:w="4680" w:type="dxa"/>
+          </w:tcPr>
+          <w:p>
+            <w:r>
+              <w:t>Giao dịch thành công</w:t>
+            </w:r>
+          </w:p>
+        </w:tc>
+      </w:tr>
+      <w:tr>
+        <w:tc>
+          <w:tcPr>
+            <w:tcW w:w="4680" w:type="dxa"/>
+          </w:tcPr>
+          <w:p>
+            <w:r>
+              <w:t>07</w:t>
+            </w:r>
+          </w:p>
+        </w:tc>
+        <w:tc>
+          <w:tcPr>
+            <w:tcW w:w="4680" w:type="dxa"/>
+          </w:tcPr>
+          <w:p>
+            <w:r>
+              <w:t>Đã trừ tiền nhưng giao dịch bị nghi ngờ (lừa đảo, bất thường)</w:t>
+            </w:r>
+          </w:p>
+        </w:tc>
+      </w:tr>
+      <w:tr>
+        <w:tc>
+          <w:tcPr>
+            <w:tcW w:w="4680" w:type="dxa"/>
+          </w:tcPr>
+          <w:p>
+            <w:r>
+              <w:t>09</w:t>
+            </w:r>
+          </w:p>
+        </w:tc>
+        <w:tc>
+          <w:tcPr>
+            <w:tcW w:w="4680" w:type="dxa"/>
+          </w:tcPr>
+          <w:p>
+            <w:r>
+              <w:t>Thẻ/tài khoản chưa đăng ký InternetBanking</w:t>
+            </w:r>
+          </w:p>
+        </w:tc>
+      </w:tr>
+      <w:tr>
+        <w:tc>
+          <w:tcPr>
+            <w:tcW w:w="4680" w:type="dxa"/>
+          </w:tcPr>
+          <w:p>
+            <w:r>
+              <w:t>10</w:t>
+            </w:r>
+          </w:p>
+        </w:tc>
+        <w:tc>
+          <w:tcPr>
+            <w:tcW w:w="4680" w:type="dxa"/>
+          </w:tcPr>
+          <w:p>
+            <w:r>
+              <w:t>Xác thực thông tin thẻ/tài khoản sai quá 3 lần</w:t>
+            </w:r>
+          </w:p>
+        </w:tc>
+      </w:tr>
+      <w:tr>
+        <w:tc>
+          <w:tcPr>
+            <w:tcW w:w="4680" w:type="dxa"/>
+          </w:tcPr>
+          <w:p>
+            <w:r>
+              <w:t>11</w:t>
+            </w:r>
+          </w:p>
+        </w:tc>
+        <w:tc>
+          <w:tcPr>
+            <w:tcW w:w="4680" w:type="dxa"/>
+          </w:tcPr>
+          <w:p>
+            <w:r>
+              <w:t>Hết hạn chờ thanh toán, cần thực hiện lại</w:t>
+            </w:r>
+          </w:p>
+        </w:tc>
+      </w:tr>
+      <w:tr>
+        <w:tc>
+          <w:tcPr>
+            <w:tcW w:w="4680" w:type="dxa"/>
+          </w:tcPr>
+          <w:p>
+            <w:r>
+              <w:lastRenderedPageBreak/>
+              <w:t>12</w:t>
+            </w:r>
+          </w:p>
+        </w:tc>
+        <w:tc>
+          <w:tcPr>
+            <w:tcW w:w="4680" w:type="dxa"/>
+          </w:tcPr>
+          <w:p>
+            <w:r>
+              <w:t>Thẻ/tài khoản bị khóa</w:t>
+            </w:r>
+          </w:p>
+        </w:tc>
+      </w:tr>
+      <w:tr>
+        <w:tc>
+          <w:tcPr>
+            <w:tcW w:w="4680" w:type="dxa"/>
+          </w:tcPr>
+          <w:p>
+            <w:r>
+              <w:t>13</w:t>
+            </w:r>
+          </w:p>
+        </w:tc>
+        <w:tc>
+          <w:tcPr>
+            <w:tcW w:w="4680" w:type="dxa"/>
+          </w:tcPr>
+          <w:p>
+            <w:r>
+              <w:t>Nhập sai mật khẩu xác thực giao dịch (OTP)</w:t>
+            </w:r>
+          </w:p>
+        </w:tc>
+      </w:tr>
+      <w:tr>
+        <w:tc>
+          <w:tcPr>
+            <w:tcW w:w="4680" w:type="dxa"/>
+          </w:tcPr>
+          <w:p>
+            <w:r>
+              <w:t>24</w:t>
+            </w:r>
+          </w:p>
+        </w:tc>
+        <w:tc>
+          <w:tcPr>
+            <w:tcW w:w="4680" w:type="dxa"/>
+          </w:tcPr>
+          <w:p>
+            <w:r>
+              <w:t>Khách hủy giao dịch</w:t>
+            </w:r>
+          </w:p>
+        </w:tc>
+      </w:tr>
+      <w:tr>
+        <w:tc>
+          <w:tcPr>
+            <w:tcW w:w="4680" w:type="dxa"/>
+          </w:tcPr>
+          <w:p>
+            <w:r>
+              <w:t>51</w:t>
+            </w:r>
+          </w:p>
+        </w:tc>
+        <w:tc>
+          <w:tcPr>
+            <w:tcW w:w="4680" w:type="dxa"/>
+          </w:tcPr>
+          <w:p>
+            <w:r>
+              <w:t>Tài khoản không đủ số dư</w:t>
+            </w:r>
+          </w:p>
+        </w:tc>
+      </w:tr>
+      <w:tr>
+        <w:tc>
+          <w:tcPr>
+            <w:tcW w:w="4680" w:type="dxa"/>
+          </w:tcPr>
+          <w:p>
+            <w:r>
+              <w:t>65</w:t>
+            </w:r>
+          </w:p>
+        </w:tc>
+        <w:tc>
+          <w:tcPr>
+            <w:tcW w:w="4680" w:type="dxa"/>
+          </w:tcPr>
+          <w:p>
+            <w:r>
+              <w:t>Vượt hạn mức giao dịch trong ngày</w:t>
+            </w:r>
+          </w:p>
+        </w:tc>
+      </w:tr>
+      <w:tr>
+        <w:tc>
+          <w:tcPr>
+            <w:tcW w:w="4680" w:type="dxa"/>
+          </w:tcPr>
+          <w:p>
+            <w:r>
+              <w:t>75</w:t>
+            </w:r>
+          </w:p>
+        </w:tc>
+        <w:tc>
+          <w:tcPr>
+            <w:tcW w:w="4680" w:type="dxa"/>
+          </w:tcPr>
+          <w:p>
+            <w:r>
+              <w:t>Ngân hàng thanh toán đang bảo trì</w:t>
+            </w:r>
+          </w:p>
+        </w:tc>
+      </w:tr>
+      <w:tr>
+        <w:tc>
+          <w:tcPr>
+            <w:tcW w:w="4680" w:type="dxa"/>
+          </w:tcPr>
+          <w:p>
+            <w:r>
+              <w:t>79</w:t>
+            </w:r>
+          </w:p>
+        </w:tc>
+        <w:tc>
+          <w:tcPr>
+            <w:tcW w:w="4680" w:type="dxa"/>
+          </w:tcPr>
+          <w:p>
+            <w:r>
+              <w:t>Nhập sai mật khẩu thanh toán quá số lần quy định</w:t>
+            </w:r>
+          </w:p>
+        </w:tc>
+      </w:tr>
+      <w:tr>
+        <w:tc>
+          <w:tcPr>
+            <w:tcW w:w="4680" w:type="dxa"/>
+          </w:tcPr>
+          <w:p>
+            <w:r>
+              <w:t>99</w:t>
+            </w:r>
+          </w:p>
+        </w:tc>
+        <w:tc>
+          <w:tcPr>
+            <w:tcW w:w="4680" w:type="dxa"/>
+          </w:tcPr>
+          <w:p>
+            <w:r>
+              <w:t>Các lỗi khác</w:t>
             </w:r>
           </w:p>
         </w:tc>
       </w:tr>
     </w:tbl>
     <w:p>
-      <w:pPr/>
       <w:r>
         <w:t xml:space="preserve">Trường hợp cần lưu ý: mã </w:t>
       </w:r>
@@ -4618,7 +4408,7 @@
         <w:rPr>
           <w:rStyle w:val="CodeChar"/>
         </w:rPr>
-        <w:t xml:space="preserve">07</w:t>
+        <w:t>07</w:t>
       </w:r>
       <w:r>
         <w:t xml:space="preserve"> và trạng thái </w:t>
@@ -4627,16 +4417,16 @@
         <w:rPr>
           <w:rStyle w:val="CodeChar"/>
         </w:rPr>
-        <w:t xml:space="preserve">04</w:t>
-      </w:r>
-      <w:r>
-        <w:t xml:space="preserve">/</w:t>
-      </w:r>
-      <w:r>
-        <w:rPr>
-          <w:rStyle w:val="CodeChar"/>
-        </w:rPr>
-        <w:t xml:space="preserve">07</w:t>
+        <w:t>04</w:t>
+      </w:r>
+      <w:r>
+        <w:t>/</w:t>
+      </w:r>
+      <w:r>
+        <w:rPr>
+          <w:rStyle w:val="CodeChar"/>
+        </w:rPr>
+        <w:t>07</w:t>
       </w:r>
       <w:r>
         <w:t xml:space="preserve"> nghĩa là có vấn đề về tiền hoặc nghi ngờ gian lận. Không nên tự động giao hàng, hãy đánh dấu để đối soát thủ công và đối chiếu với VNPAY.</w:t>
@@ -4647,7 +4437,7 @@
         <w:pStyle w:val="Heading2"/>
       </w:pPr>
       <w:r>
-        <w:t xml:space="preserve">8. Gợi ý thiết kế backend</w:t>
+        <w:t>8. Gợi ý thiết kế backend</w:t>
       </w:r>
     </w:p>
     <w:p>
@@ -4655,7 +4445,7 @@
         <w:pStyle w:val="Heading3"/>
       </w:pPr>
       <w:r>
-        <w:t xml:space="preserve">8.1. Mô hình dữ liệu tối thiểu cho bảng đơn/thanh toán</w:t>
+        <w:t>8.1. Mô hình dữ liệu tối thiểu cho bảng đơn/thanh toán</w:t>
       </w:r>
     </w:p>
     <w:tbl>
@@ -4663,7 +4453,7 @@
         <w:tblStyle w:val="TableGrid"/>
         <w:tblW w:w="0" w:type="auto"/>
         <w:tblLayout w:type="fixed"/>
-        <w:tblLook w:val="04A0" w:firstRow="1" w:lastRow="0" w:firstColumn="0" w:lastColumn="0" w:noHBand="0" w:noVBand="1"/>
+        <w:tblLook w:val="0420" w:firstRow="1" w:lastRow="0" w:firstColumn="0" w:lastColumn="0" w:noHBand="0" w:noVBand="1"/>
       </w:tblPr>
       <w:tblGrid>
         <w:gridCol w:w="4680"/>
@@ -4679,9 +4469,8 @@
             <w:shd w:val="clear" w:color="auto" w:fill="F2F2F2"/>
           </w:tcPr>
           <w:p>
-            <w:pPr/>
-            <w:r>
-              <w:t xml:space="preserve">Trường</w:t>
+            <w:r>
+              <w:t>Trường</w:t>
             </w:r>
           </w:p>
         </w:tc>
@@ -4691,25 +4480,23 @@
             <w:shd w:val="clear" w:color="auto" w:fill="F2F2F2"/>
           </w:tcPr>
           <w:p>
-            <w:pPr/>
-            <w:r>
-              <w:t xml:space="preserve">Mục đích</w:t>
-            </w:r>
-          </w:p>
-        </w:tc>
-      </w:tr>
-      <w:tr>
-        <w:tc>
-          <w:tcPr>
-            <w:tcW w:w="4680" w:type="dxa"/>
-          </w:tcPr>
-          <w:p>
-            <w:pPr/>
-            <w:r>
-              <w:rPr>
-                <w:rStyle w:val="CodeChar"/>
-              </w:rPr>
-              <w:t xml:space="preserve">order_id</w:t>
+            <w:r>
+              <w:t>Mục đích</w:t>
+            </w:r>
+          </w:p>
+        </w:tc>
+      </w:tr>
+      <w:tr>
+        <w:tc>
+          <w:tcPr>
+            <w:tcW w:w="4680" w:type="dxa"/>
+          </w:tcPr>
+          <w:p>
+            <w:r>
+              <w:rPr>
+                <w:rStyle w:val="CodeChar"/>
+              </w:rPr>
+              <w:t>order_id</w:t>
             </w:r>
             <w:r>
               <w:t xml:space="preserve"> / </w:t>
@@ -4718,124 +4505,116 @@
               <w:rPr>
                 <w:rStyle w:val="CodeChar"/>
               </w:rPr>
-              <w:t xml:space="preserve">txn_ref</w:t>
-            </w:r>
-          </w:p>
-        </w:tc>
-        <w:tc>
-          <w:tcPr>
-            <w:tcW w:w="4680" w:type="dxa"/>
-          </w:tcPr>
-          <w:p>
-            <w:pPr/>
-            <w:r>
-              <w:t xml:space="preserve">Khóa gửi sang VNPAY (</w:t>
-            </w:r>
-            <w:r>
-              <w:rPr>
-                <w:rStyle w:val="CodeChar"/>
-              </w:rPr>
-              <w:t xml:space="preserve">vnp_TxnRef</w:t>
-            </w:r>
-            <w:r>
-              <w:t xml:space="preserve">), duy nhất</w:t>
-            </w:r>
-          </w:p>
-        </w:tc>
-      </w:tr>
-      <w:tr>
-        <w:tc>
-          <w:tcPr>
-            <w:tcW w:w="4680" w:type="dxa"/>
-          </w:tcPr>
-          <w:p>
-            <w:pPr/>
-            <w:r>
-              <w:rPr>
-                <w:rStyle w:val="CodeChar"/>
-              </w:rPr>
-              <w:t xml:space="preserve">amount</w:t>
-            </w:r>
-          </w:p>
-        </w:tc>
-        <w:tc>
-          <w:tcPr>
-            <w:tcW w:w="4680" w:type="dxa"/>
-          </w:tcPr>
-          <w:p>
-            <w:pPr/>
-            <w:r>
-              <w:t xml:space="preserve">Số tiền gốc (VND, chưa nhân 100)</w:t>
-            </w:r>
-          </w:p>
-        </w:tc>
-      </w:tr>
-      <w:tr>
-        <w:tc>
-          <w:tcPr>
-            <w:tcW w:w="4680" w:type="dxa"/>
-          </w:tcPr>
-          <w:p>
-            <w:pPr/>
-            <w:r>
-              <w:rPr>
-                <w:rStyle w:val="CodeChar"/>
-              </w:rPr>
-              <w:t xml:space="preserve">status</w:t>
-            </w:r>
-          </w:p>
-        </w:tc>
-        <w:tc>
-          <w:tcPr>
-            <w:tcW w:w="4680" w:type="dxa"/>
-          </w:tcPr>
-          <w:p>
-            <w:pPr/>
-            <w:r>
-              <w:t xml:space="preserve">0 chờ thanh toán, 1 thành công, 2 thất bại</w:t>
-            </w:r>
-          </w:p>
-        </w:tc>
-      </w:tr>
-      <w:tr>
-        <w:tc>
-          <w:tcPr>
-            <w:tcW w:w="4680" w:type="dxa"/>
-          </w:tcPr>
-          <w:p>
-            <w:pPr/>
-            <w:r>
-              <w:rPr>
-                <w:rStyle w:val="CodeChar"/>
-              </w:rPr>
-              <w:t xml:space="preserve">vnp_transaction_no</w:t>
-            </w:r>
-          </w:p>
-        </w:tc>
-        <w:tc>
-          <w:tcPr>
-            <w:tcW w:w="4680" w:type="dxa"/>
-          </w:tcPr>
-          <w:p>
-            <w:pPr/>
-            <w:r>
-              <w:t xml:space="preserve">Mã giao dịch VNPAY, dùng đối soát/hoàn tiền</w:t>
-            </w:r>
-          </w:p>
-        </w:tc>
-      </w:tr>
-      <w:tr>
-        <w:tc>
-          <w:tcPr>
-            <w:tcW w:w="4680" w:type="dxa"/>
-          </w:tcPr>
-          <w:p>
-            <w:pPr/>
-            <w:r>
-              <w:rPr>
-                <w:rStyle w:val="CodeChar"/>
-              </w:rPr>
-              <w:t xml:space="preserve">bank_code</w:t>
+              <w:t>txn_ref</w:t>
+            </w:r>
+          </w:p>
+        </w:tc>
+        <w:tc>
+          <w:tcPr>
+            <w:tcW w:w="4680" w:type="dxa"/>
+          </w:tcPr>
+          <w:p>
+            <w:r>
+              <w:t>Khóa gửi sang VNPAY (</w:t>
+            </w:r>
+            <w:r>
+              <w:rPr>
+                <w:rStyle w:val="CodeChar"/>
+              </w:rPr>
+              <w:t>vnp_TxnRef</w:t>
+            </w:r>
+            <w:r>
+              <w:t>), duy nhất</w:t>
+            </w:r>
+          </w:p>
+        </w:tc>
+      </w:tr>
+      <w:tr>
+        <w:tc>
+          <w:tcPr>
+            <w:tcW w:w="4680" w:type="dxa"/>
+          </w:tcPr>
+          <w:p>
+            <w:r>
+              <w:rPr>
+                <w:rStyle w:val="CodeChar"/>
+              </w:rPr>
+              <w:t>amount</w:t>
+            </w:r>
+          </w:p>
+        </w:tc>
+        <w:tc>
+          <w:tcPr>
+            <w:tcW w:w="4680" w:type="dxa"/>
+          </w:tcPr>
+          <w:p>
+            <w:r>
+              <w:t>Số tiền gốc (VND, chưa nhân 100)</w:t>
+            </w:r>
+          </w:p>
+        </w:tc>
+      </w:tr>
+      <w:tr>
+        <w:tc>
+          <w:tcPr>
+            <w:tcW w:w="4680" w:type="dxa"/>
+          </w:tcPr>
+          <w:p>
+            <w:r>
+              <w:rPr>
+                <w:rStyle w:val="CodeChar"/>
+              </w:rPr>
+              <w:t>status</w:t>
+            </w:r>
+          </w:p>
+        </w:tc>
+        <w:tc>
+          <w:tcPr>
+            <w:tcW w:w="4680" w:type="dxa"/>
+          </w:tcPr>
+          <w:p>
+            <w:r>
+              <w:t>0 chờ thanh toán, 1 thành công, 2 thất bại</w:t>
+            </w:r>
+          </w:p>
+        </w:tc>
+      </w:tr>
+      <w:tr>
+        <w:tc>
+          <w:tcPr>
+            <w:tcW w:w="4680" w:type="dxa"/>
+          </w:tcPr>
+          <w:p>
+            <w:r>
+              <w:rPr>
+                <w:rStyle w:val="CodeChar"/>
+              </w:rPr>
+              <w:t>vnp_transaction_no</w:t>
+            </w:r>
+          </w:p>
+        </w:tc>
+        <w:tc>
+          <w:tcPr>
+            <w:tcW w:w="4680" w:type="dxa"/>
+          </w:tcPr>
+          <w:p>
+            <w:r>
+              <w:t>Mã giao dịch VNPAY, dùng đối soát/hoàn tiền</w:t>
+            </w:r>
+          </w:p>
+        </w:tc>
+      </w:tr>
+      <w:tr>
+        <w:tc>
+          <w:tcPr>
+            <w:tcW w:w="4680" w:type="dxa"/>
+          </w:tcPr>
+          <w:p>
+            <w:r>
+              <w:rPr>
+                <w:rStyle w:val="CodeChar"/>
+              </w:rPr>
+              <w:t>bank_code</w:t>
             </w:r>
             <w:r>
               <w:t xml:space="preserve">, </w:t>
@@ -4844,7 +4623,7 @@
               <w:rPr>
                 <w:rStyle w:val="CodeChar"/>
               </w:rPr>
-              <w:t xml:space="preserve">pay_date</w:t>
+              <w:t>pay_date</w:t>
             </w:r>
             <w:r>
               <w:t xml:space="preserve">, </w:t>
@@ -4853,34 +4632,32 @@
               <w:rPr>
                 <w:rStyle w:val="CodeChar"/>
               </w:rPr>
-              <w:t xml:space="preserve">response_code</w:t>
-            </w:r>
-          </w:p>
-        </w:tc>
-        <w:tc>
-          <w:tcPr>
-            <w:tcW w:w="4680" w:type="dxa"/>
-          </w:tcPr>
-          <w:p>
-            <w:pPr/>
-            <w:r>
-              <w:t xml:space="preserve">Lưu vết để tra soát</w:t>
-            </w:r>
-          </w:p>
-        </w:tc>
-      </w:tr>
-      <w:tr>
-        <w:tc>
-          <w:tcPr>
-            <w:tcW w:w="4680" w:type="dxa"/>
-          </w:tcPr>
-          <w:p>
-            <w:pPr/>
-            <w:r>
-              <w:rPr>
-                <w:rStyle w:val="CodeChar"/>
-              </w:rPr>
-              <w:t xml:space="preserve">created_at</w:t>
+              <w:t>response_code</w:t>
+            </w:r>
+          </w:p>
+        </w:tc>
+        <w:tc>
+          <w:tcPr>
+            <w:tcW w:w="4680" w:type="dxa"/>
+          </w:tcPr>
+          <w:p>
+            <w:r>
+              <w:t>Lưu vết để tra soát</w:t>
+            </w:r>
+          </w:p>
+        </w:tc>
+      </w:tr>
+      <w:tr>
+        <w:tc>
+          <w:tcPr>
+            <w:tcW w:w="4680" w:type="dxa"/>
+          </w:tcPr>
+          <w:p>
+            <w:r>
+              <w:rPr>
+                <w:rStyle w:val="CodeChar"/>
+              </w:rPr>
+              <w:t>created_at</w:t>
             </w:r>
             <w:r>
               <w:t xml:space="preserve">, </w:t>
@@ -4889,18 +4666,17 @@
               <w:rPr>
                 <w:rStyle w:val="CodeChar"/>
               </w:rPr>
-              <w:t xml:space="preserve">expire_at</w:t>
-            </w:r>
-          </w:p>
-        </w:tc>
-        <w:tc>
-          <w:tcPr>
-            <w:tcW w:w="4680" w:type="dxa"/>
-          </w:tcPr>
-          <w:p>
-            <w:pPr/>
-            <w:r>
-              <w:t xml:space="preserve">Thời gian tạo và hết hạn</w:t>
+              <w:t>expire_at</w:t>
+            </w:r>
+          </w:p>
+        </w:tc>
+        <w:tc>
+          <w:tcPr>
+            <w:tcW w:w="4680" w:type="dxa"/>
+          </w:tcPr>
+          <w:p>
+            <w:r>
+              <w:t>Thời gian tạo và hết hạn</w:t>
             </w:r>
           </w:p>
         </w:tc>
@@ -4911,7 +4687,7 @@
         <w:pStyle w:val="Heading3"/>
       </w:pPr>
       <w:r>
-        <w:t xml:space="preserve">8.2. Ba endpoint cần có</w:t>
+        <w:t>8.2. Ba endpoint cần có</w:t>
       </w:r>
     </w:p>
     <w:tbl>
@@ -4919,7 +4695,7 @@
         <w:tblStyle w:val="TableGrid"/>
         <w:tblW w:w="0" w:type="auto"/>
         <w:tblLayout w:type="fixed"/>
-        <w:tblLook w:val="04A0" w:firstRow="1" w:lastRow="0" w:firstColumn="0" w:lastColumn="0" w:noHBand="0" w:noVBand="1"/>
+        <w:tblLook w:val="0420" w:firstRow="1" w:lastRow="0" w:firstColumn="0" w:lastColumn="0" w:noHBand="0" w:noVBand="1"/>
       </w:tblPr>
       <w:tblGrid>
         <w:gridCol w:w="3120"/>
@@ -4936,9 +4712,8 @@
             <w:shd w:val="clear" w:color="auto" w:fill="F2F2F2"/>
           </w:tcPr>
           <w:p>
-            <w:pPr/>
-            <w:r>
-              <w:t xml:space="preserve">Endpoint ví dụ</w:t>
+            <w:r>
+              <w:t>Endpoint ví dụ</w:t>
             </w:r>
           </w:p>
         </w:tc>
@@ -4948,9 +4723,8 @@
             <w:shd w:val="clear" w:color="auto" w:fill="F2F2F2"/>
           </w:tcPr>
           <w:p>
-            <w:pPr/>
-            <w:r>
-              <w:t xml:space="preserve">Method</w:t>
+            <w:r>
+              <w:t>Method</w:t>
             </w:r>
           </w:p>
         </w:tc>
@@ -4960,9 +4734,8 @@
             <w:shd w:val="clear" w:color="auto" w:fill="F2F2F2"/>
           </w:tcPr>
           <w:p>
-            <w:pPr/>
-            <w:r>
-              <w:t xml:space="preserve">Nhiệm vụ</w:t>
+            <w:r>
+              <w:t>Nhiệm vụ</w:t>
             </w:r>
           </w:p>
         </w:tc>
@@ -4973,12 +4746,11 @@
             <w:tcW w:w="3120" w:type="dxa"/>
           </w:tcPr>
           <w:p>
-            <w:pPr/>
-            <w:r>
-              <w:rPr>
-                <w:rStyle w:val="CodeChar"/>
-              </w:rPr>
-              <w:t xml:space="preserve">/payment/create</w:t>
+            <w:r>
+              <w:rPr>
+                <w:rStyle w:val="CodeChar"/>
+              </w:rPr>
+              <w:t>/payment/create</w:t>
             </w:r>
           </w:p>
         </w:tc>
@@ -4987,9 +4759,8 @@
             <w:tcW w:w="3120" w:type="dxa"/>
           </w:tcPr>
           <w:p>
-            <w:pPr/>
-            <w:r>
-              <w:t xml:space="preserve">POST (client gọi vào)</w:t>
+            <w:r>
+              <w:t>POST (client gọi vào)</w:t>
             </w:r>
           </w:p>
         </w:tc>
@@ -4998,9 +4769,8 @@
             <w:tcW w:w="3120" w:type="dxa"/>
           </w:tcPr>
           <w:p>
-            <w:pPr/>
-            <w:r>
-              <w:t xml:space="preserve">Tạo đơn chờ thanh toán, trả URL VNPAY</w:t>
+            <w:r>
+              <w:t>Tạo đơn chờ thanh toán, trả URL VNPAY</w:t>
             </w:r>
           </w:p>
         </w:tc>
@@ -5011,12 +4781,11 @@
             <w:tcW w:w="3120" w:type="dxa"/>
           </w:tcPr>
           <w:p>
-            <w:pPr/>
-            <w:r>
-              <w:rPr>
-                <w:rStyle w:val="CodeChar"/>
-              </w:rPr>
-              <w:t xml:space="preserve">/payment/vnpay-return</w:t>
+            <w:r>
+              <w:rPr>
+                <w:rStyle w:val="CodeChar"/>
+              </w:rPr>
+              <w:t>/payment/vnpay-return</w:t>
             </w:r>
           </w:p>
         </w:tc>
@@ -5025,9 +4794,8 @@
             <w:tcW w:w="3120" w:type="dxa"/>
           </w:tcPr>
           <w:p>
-            <w:pPr/>
-            <w:r>
-              <w:t xml:space="preserve">GET</w:t>
+            <w:r>
+              <w:t>GET</w:t>
             </w:r>
           </w:p>
         </w:tc>
@@ -5036,7 +4804,6 @@
             <w:tcW w:w="3120" w:type="dxa"/>
           </w:tcPr>
           <w:p>
-            <w:pPr/>
             <w:r>
               <w:t xml:space="preserve">Verify chữ ký, hiển thị/redirect kết quả, </w:t>
             </w:r>
@@ -5044,7 +4811,7 @@
               <w:rPr>
                 <w:b/>
               </w:rPr>
-              <w:t xml:space="preserve">không ghi DB trạng thái</w:t>
+              <w:t>không ghi DB trạng thái</w:t>
             </w:r>
           </w:p>
         </w:tc>
@@ -5055,12 +4822,11 @@
             <w:tcW w:w="3120" w:type="dxa"/>
           </w:tcPr>
           <w:p>
-            <w:pPr/>
-            <w:r>
-              <w:rPr>
-                <w:rStyle w:val="CodeChar"/>
-              </w:rPr>
-              <w:t xml:space="preserve">/payment/vnpay-ipn</w:t>
+            <w:r>
+              <w:rPr>
+                <w:rStyle w:val="CodeChar"/>
+              </w:rPr>
+              <w:t>/payment/vnpay-ipn</w:t>
             </w:r>
           </w:p>
         </w:tc>
@@ -5069,9 +4835,8 @@
             <w:tcW w:w="3120" w:type="dxa"/>
           </w:tcPr>
           <w:p>
-            <w:pPr/>
-            <w:r>
-              <w:t xml:space="preserve">GET</w:t>
+            <w:r>
+              <w:t>GET</w:t>
             </w:r>
           </w:p>
         </w:tc>
@@ -5080,15 +4845,18 @@
             <w:tcW w:w="3120" w:type="dxa"/>
           </w:tcPr>
           <w:p>
-            <w:pPr/>
-            <w:r>
-              <w:t xml:space="preserve">Verify, đối chiếu, cập nhật DB, trả JSON </w:t>
-            </w:r>
-            <w:r>
-              <w:rPr>
-                <w:rStyle w:val="CodeChar"/>
-              </w:rPr>
-              <w:t xml:space="preserve">RspCode</w:t>
+            <w:r>
+              <w:t xml:space="preserve">Verify, đối chiếu, cập nhật DB, </w:t>
+            </w:r>
+            <w:r>
+              <w:lastRenderedPageBreak/>
+              <w:t xml:space="preserve">trả JSON </w:t>
+            </w:r>
+            <w:r>
+              <w:rPr>
+                <w:rStyle w:val="CodeChar"/>
+              </w:rPr>
+              <w:t>RspCode</w:t>
             </w:r>
           </w:p>
         </w:tc>
@@ -5099,148 +4867,281 @@
         <w:pStyle w:val="Heading3"/>
       </w:pPr>
       <w:r>
-        <w:t xml:space="preserve">8.3. Khung mã Node.js (Express) minh họa</w:t>
-      </w:r>
-    </w:p>
-    <w:p>
-      <w:pPr/>
-      <w:r>
-        <w:t xml:space="preserve">Đây là phiên bản rút gọn dựa trên cấu trúc mẫu VNPAY. Hãy so lại với mẫu code chính thức/demo của VNPAY khi triển khai, đặc biệt phần encode.</w:t>
+        <w:lastRenderedPageBreak/>
+        <w:t>8.3. Khung mã Node.js (Express) minh họa</w:t>
+      </w:r>
+    </w:p>
+    <w:p>
+      <w:r>
+        <w:t>Đây là phiên bản rút gọn dựa trên cấu trúc mẫu VNPAY. Hãy so lại với mẫu code chính thức/demo của VNPAY khi triển khai, đặc biệt phần encode.</w:t>
       </w:r>
     </w:p>
     <w:p>
       <w:pPr>
         <w:pStyle w:val="Code"/>
       </w:pPr>
-      <w:bookmarkStart w:id="1" w:name="bongo_lang_javascript_1"/>
-      <w:bookmarkEnd w:id="1"/>
-      <w:r>
-        <w:t xml:space="preserve">const crypto = require('crypto');</w:t>
+      <w:bookmarkStart w:id="0" w:name="bongo_lang_javascript_1"/>
+      <w:bookmarkEnd w:id="0"/>
+      <w:r>
+        <w:t>const crypto = require('crypto');</w:t>
+      </w:r>
+      <w:r>
         <w:br/>
-        <w:t xml:space="preserve">const qs = require('qs');</w:t>
+        <w:t>const qs = require('qs');</w:t>
+      </w:r>
+      <w:r>
         <w:br/>
+      </w:r>
+      <w:r>
         <w:br/>
-        <w:t xml:space="preserve">function sortObject(obj) {</w:t>
+        <w:t>function sortObject(obj) {</w:t>
+      </w:r>
+      <w:r>
         <w:br/>
         <w:t xml:space="preserve">  const sorted = {};</w:t>
+      </w:r>
+      <w:r>
         <w:br/>
         <w:t xml:space="preserve">  Object.keys(obj).sort().forEach(k =&gt; { sorted[k] = obj[k]; });</w:t>
+      </w:r>
+      <w:r>
         <w:br/>
         <w:t xml:space="preserve">  return sorted;</w:t>
+      </w:r>
+      <w:r>
         <w:br/>
-        <w:t xml:space="preserve">}</w:t>
+        <w:t>}</w:t>
+      </w:r>
+      <w:r>
         <w:br/>
+      </w:r>
+      <w:r>
         <w:br/>
-        <w:t xml:space="preserve">function sign(params, secret) {</w:t>
+        <w:t>function sign(params, secret) {</w:t>
+      </w:r>
+      <w:r>
         <w:br/>
         <w:t xml:space="preserve">  const signData = qs.stringify(sortObject(params), { encode: false });</w:t>
+      </w:r>
+      <w:r>
         <w:br/>
         <w:t xml:space="preserve">  return crypto.createHmac('sha512', secret)</w:t>
+      </w:r>
+      <w:r>
         <w:br/>
         <w:t xml:space="preserve">    .update(Buffer.from(signData, 'utf-8')).digest('hex');</w:t>
+      </w:r>
+      <w:r>
         <w:br/>
-        <w:t xml:space="preserve">}</w:t>
+        <w:t>}</w:t>
+      </w:r>
+      <w:r>
         <w:br/>
+      </w:r>
+      <w:r>
         <w:br/>
-        <w:t xml:space="preserve">// 1) Tạo URL thanh toán</w:t>
+        <w:t>// 1) Tạo URL thanh toán</w:t>
+      </w:r>
+      <w:r>
         <w:br/>
-        <w:t xml:space="preserve">function buildPaymentUrl({ txnRef, amountVnd, orderInfo, ip, now, expire }) {</w:t>
+        <w:t>function buildPaymentUrl({ txnRef, amountVnd, orderInfo, ip, now, expire }) {</w:t>
+      </w:r>
+      <w:r>
         <w:br/>
         <w:t xml:space="preserve">  const params = {</w:t>
+      </w:r>
+      <w:r>
         <w:br/>
         <w:t xml:space="preserve">    vnp_Version: '2.1.0',</w:t>
+      </w:r>
+      <w:r>
         <w:br/>
         <w:t xml:space="preserve">    vnp_Command: 'pay',</w:t>
+      </w:r>
+      <w:r>
         <w:br/>
         <w:t xml:space="preserve">    vnp_TmnCode: process.env.VNP_TMN_CODE,</w:t>
+      </w:r>
+      <w:r>
         <w:br/>
         <w:t xml:space="preserve">    vnp_Amount: amountVnd * 100,</w:t>
+      </w:r>
+      <w:r>
         <w:br/>
         <w:t xml:space="preserve">    vnp_CurrCode: 'VND',</w:t>
+      </w:r>
+      <w:r>
         <w:br/>
         <w:t xml:space="preserve">    vnp_TxnRef: txnRef,</w:t>
+      </w:r>
+      <w:r>
         <w:br/>
         <w:t xml:space="preserve">    vnp_OrderInfo: orderInfo,        // không dấu</w:t>
+      </w:r>
+      <w:r>
         <w:br/>
         <w:t xml:space="preserve">    vnp_OrderType: 'other',</w:t>
+      </w:r>
+      <w:r>
         <w:br/>
         <w:t xml:space="preserve">    vnp_Locale: 'vn',</w:t>
+      </w:r>
+      <w:r>
         <w:br/>
         <w:t xml:space="preserve">    vnp_ReturnUrl: process.env.VNP_RETURN_URL,</w:t>
+      </w:r>
+      <w:r>
         <w:br/>
         <w:t xml:space="preserve">    vnp_IpAddr: ip,</w:t>
+      </w:r>
+      <w:r>
         <w:br/>
         <w:t xml:space="preserve">    vnp_CreateDate: now,             // yyyyMMddHHmmss, GMT+7</w:t>
+      </w:r>
+      <w:r>
         <w:br/>
         <w:t xml:space="preserve">    vnp_ExpireDate: expire,</w:t>
+      </w:r>
+      <w:r>
         <w:br/>
         <w:t xml:space="preserve">  };</w:t>
+      </w:r>
+      <w:r>
         <w:br/>
         <w:t xml:space="preserve">  const sorted = sortObject(params);</w:t>
+      </w:r>
+      <w:r>
         <w:br/>
         <w:t xml:space="preserve">  sorted.vnp_SecureHash = sign(params, process.env.VNP_HASH_SECRET);</w:t>
+      </w:r>
+      <w:r>
         <w:br/>
         <w:t xml:space="preserve">  return process.env.VNP_URL + '?' + qs.stringify(sorted, { encode: false });</w:t>
+      </w:r>
+      <w:r>
         <w:br/>
-        <w:t xml:space="preserve">}</w:t>
+        <w:t>}</w:t>
+      </w:r>
+      <w:r>
         <w:br/>
+      </w:r>
+      <w:r>
         <w:br/>
-        <w:t xml:space="preserve">// 2) Verify chữ ký cho Return URL và IPN</w:t>
+        <w:t>// 2) Verify chữ ký cho Return URL và IPN</w:t>
+      </w:r>
+      <w:r>
         <w:br/>
-        <w:t xml:space="preserve">function verify(query, secret) {</w:t>
+        <w:t>function verify(query, secret) {</w:t>
+      </w:r>
+      <w:r>
         <w:br/>
         <w:t xml:space="preserve">  const q = { ...query };</w:t>
+      </w:r>
+      <w:r>
         <w:br/>
         <w:t xml:space="preserve">  const received = q.vnp_SecureHash;</w:t>
+      </w:r>
+      <w:r>
         <w:br/>
         <w:t xml:space="preserve">  delete q.vnp_SecureHash;</w:t>
+      </w:r>
+      <w:r>
         <w:br/>
         <w:t xml:space="preserve">  delete q.vnp_SecureHashType;</w:t>
+      </w:r>
+      <w:r>
         <w:br/>
         <w:t xml:space="preserve">  return sign(q, secret) === received;</w:t>
+      </w:r>
+      <w:r>
         <w:br/>
-        <w:t xml:space="preserve">}</w:t>
+        <w:t>}</w:t>
+      </w:r>
+      <w:r>
         <w:br/>
+      </w:r>
+      <w:r>
+        <w:lastRenderedPageBreak/>
         <w:br/>
-        <w:t xml:space="preserve">// 3) IPN</w:t>
+        <w:t>// 3) IPN</w:t>
+      </w:r>
+      <w:r>
         <w:br/>
-        <w:t xml:space="preserve">app.get('/payment/vnpay-ipn', async (req, res) =&gt; {</w:t>
+        <w:t>app.get('/payment/vnpay-ipn', async (req, res) =&gt; {</w:t>
+      </w:r>
+      <w:r>
         <w:br/>
         <w:t xml:space="preserve">  try {</w:t>
+      </w:r>
+      <w:r>
         <w:br/>
         <w:t xml:space="preserve">    if (!verify(req.query, process.env.VNP_HASH_SECRET))</w:t>
+      </w:r>
+      <w:r>
         <w:br/>
         <w:t xml:space="preserve">      return res.json({ RspCode: '97', Message: 'Invalid signature' });</w:t>
+      </w:r>
+      <w:r>
         <w:br/>
+      </w:r>
+      <w:r>
         <w:br/>
         <w:t xml:space="preserve">    const order = await findOrder(req.query.vnp_TxnRef);</w:t>
+      </w:r>
+      <w:r>
         <w:br/>
         <w:t xml:space="preserve">    if (!order) return res.json({ RspCode: '01', Message: 'Order not found' });</w:t>
+      </w:r>
+      <w:r>
         <w:br/>
         <w:t xml:space="preserve">    if (order.amount !== Number(req.query.vnp_Amount) / 100)</w:t>
+      </w:r>
+      <w:r>
         <w:br/>
         <w:t xml:space="preserve">      return res.json({ RspCode: '04', Message: 'Invalid amount' });</w:t>
+      </w:r>
+      <w:r>
         <w:br/>
         <w:t xml:space="preserve">    if (order.status !== 0)</w:t>
+      </w:r>
+      <w:r>
         <w:br/>
         <w:t xml:space="preserve">      return res.json({ RspCode: '02', Message: 'Order already confirmed' });</w:t>
+      </w:r>
+      <w:r>
         <w:br/>
+      </w:r>
+      <w:r>
         <w:br/>
         <w:t xml:space="preserve">    const ok = req.query.vnp_ResponseCode === '00' &amp;&amp;</w:t>
+      </w:r>
+      <w:r>
         <w:br/>
         <w:t xml:space="preserve">               req.query.vnp_TransactionStatus === '00';</w:t>
+      </w:r>
+      <w:r>
         <w:br/>
         <w:t xml:space="preserve">    await updateOrder(order.id, ok ? 1 : 2, req.query);</w:t>
+      </w:r>
+      <w:r>
         <w:br/>
         <w:t xml:space="preserve">    return res.json({ RspCode: '00', Message: 'Confirm Success' });</w:t>
+      </w:r>
+      <w:r>
         <w:br/>
         <w:t xml:space="preserve">  } catch (e) {</w:t>
+      </w:r>
+      <w:r>
         <w:br/>
         <w:t xml:space="preserve">    return res.json({ RspCode: '99', Message: 'Unknown error' });</w:t>
+      </w:r>
+      <w:r>
         <w:br/>
         <w:t xml:space="preserve">  }</w:t>
+      </w:r>
+      <w:r>
         <w:br/>
-        <w:t xml:space="preserve">});</w:t>
+        <w:t>});</w:t>
       </w:r>
     </w:p>
     <w:p>
@@ -5248,7 +5149,7 @@
         <w:pStyle w:val="Heading2"/>
       </w:pPr>
       <w:r>
-        <w:t xml:space="preserve">9. Checklist bảo mật và vận hành</w:t>
+        <w:t>9. Checklist bảo mật và vận hành</w:t>
       </w:r>
     </w:p>
     <w:p>
@@ -5266,7 +5167,7 @@
         <w:rPr>
           <w:rStyle w:val="CodeChar"/>
         </w:rPr>
-        <w:t xml:space="preserve">vnp_HashSecret</w:t>
+        <w:t>vnp_HashSecret</w:t>
       </w:r>
       <w:r>
         <w:t xml:space="preserve"> ở server, quản lý bằng biến môi trường hoặc secret manager.</w:t>
@@ -5287,7 +5188,7 @@
         <w:rPr>
           <w:b/>
         </w:rPr>
-        <w:t xml:space="preserve">trước</w:t>
+        <w:t>trước</w:t>
       </w:r>
       <w:r>
         <w:t xml:space="preserve"> khi đọc dữ liệu để xử lý.</w:t>
@@ -5308,7 +5209,7 @@
         <w:rPr>
           <w:rStyle w:val="CodeChar"/>
         </w:rPr>
-        <w:t xml:space="preserve">vnp_Amount</w:t>
+        <w:t>vnp_Amount</w:t>
       </w:r>
       <w:r>
         <w:t xml:space="preserve"> một cách mù quáng.</w:t>
@@ -5323,7 +5224,7 @@
         </w:numPr>
       </w:pPr>
       <w:r>
-        <w:t xml:space="preserve">Xử lý IPN idempotent (kiểm tra trạng thái đơn trước khi cập nhật). Cân nhắc khóa/transaction DB để tránh hai lần gọi IPN song song cùng ghi.</w:t>
+        <w:t>Xử lý IPN idempotent (kiểm tra trạng thái đơn trước khi cập nhật). Cân nhắc khóa/transaction DB để tránh hai lần gọi IPN song song cùng ghi.</w:t>
       </w:r>
     </w:p>
     <w:p>
@@ -5335,7 +5236,7 @@
         </w:numPr>
       </w:pPr>
       <w:r>
-        <w:t xml:space="preserve">IPN phản hồi nhanh, không làm việc nặng đồng bộ (tạo job nền cho gửi email, giao hàng...).</w:t>
+        <w:t>IPN phản hồi nhanh, không làm việc nặng đồng bộ (tạo job nền cho gửi email, giao hàng...).</w:t>
       </w:r>
     </w:p>
     <w:p>
@@ -5347,7 +5248,7 @@
         </w:numPr>
       </w:pPr>
       <w:r>
-        <w:t xml:space="preserve">IPN bắt buộc HTTPS; mở firewall cho phép VNPAY truy cập.</w:t>
+        <w:t>IPN bắt buộc HTTPS; mở firewall cho phép VNPAY truy cập.</w:t>
       </w:r>
     </w:p>
     <w:p>
@@ -5365,7 +5266,7 @@
         <w:rPr>
           <w:rStyle w:val="CodeChar"/>
         </w:rPr>
-        <w:t xml:space="preserve">vnp_TransactionNo</w:t>
+        <w:t>vnp_TransactionNo</w:t>
       </w:r>
       <w:r>
         <w:t xml:space="preserve"> và log đầy đủ request/response IPN.</w:t>
@@ -5386,7 +5287,7 @@
         <w:rPr>
           <w:rStyle w:val="CodeChar"/>
         </w:rPr>
-        <w:t xml:space="preserve">vnp_CreateDate</w:t>
+        <w:t>vnp_CreateDate</w:t>
       </w:r>
       <w:r>
         <w:t xml:space="preserve">, </w:t>
@@ -5395,10 +5296,10 @@
         <w:rPr>
           <w:rStyle w:val="CodeChar"/>
         </w:rPr>
-        <w:t xml:space="preserve">vnp_ExpireDate</w:t>
-      </w:r>
-      <w:r>
-        <w:t xml:space="preserve">.</w:t>
+        <w:t>vnp_ExpireDate</w:t>
+      </w:r>
+      <w:r>
+        <w:t>.</w:t>
       </w:r>
     </w:p>
     <w:p>
@@ -5410,7 +5311,7 @@
         </w:numPr>
       </w:pPr>
       <w:r>
-        <w:t xml:space="preserve">Không trộn secret/TmnCode sandbox với production.</w:t>
+        <w:t>Không trộn secret/TmnCode sandbox với production.</w:t>
       </w:r>
     </w:p>
     <w:p>
@@ -5418,7 +5319,7 @@
         <w:pStyle w:val="Heading2"/>
       </w:pPr>
       <w:r>
-        <w:t xml:space="preserve">10. Các bước để đưa vào hoạt động</w:t>
+        <w:t>10. Các bước để đưa vào hoạt động</w:t>
       </w:r>
     </w:p>
     <w:p>
@@ -5436,7 +5337,7 @@
         <w:rPr>
           <w:rStyle w:val="CodeChar"/>
         </w:rPr>
-        <w:t xml:space="preserve">vnp_TmnCode</w:t>
+        <w:t>vnp_TmnCode</w:t>
       </w:r>
       <w:r>
         <w:t xml:space="preserve"> và </w:t>
@@ -5445,7 +5346,7 @@
         <w:rPr>
           <w:rStyle w:val="CodeChar"/>
         </w:rPr>
-        <w:t xml:space="preserve">vnp_HashSecret</w:t>
+        <w:t>vnp_HashSecret</w:t>
       </w:r>
       <w:r>
         <w:t xml:space="preserve"> qua email.</w:t>
@@ -5460,7 +5361,7 @@
         </w:numPr>
       </w:pPr>
       <w:r>
-        <w:t xml:space="preserve">Cài đặt (1) tạo URL thanh toán, (2) Return URL, (3) IPN URL.</w:t>
+        <w:t>Cài đặt (1) tạo URL thanh toán, (2) Return URL, (3) IPN URL.</w:t>
       </w:r>
     </w:p>
     <w:p>
@@ -5472,7 +5373,7 @@
         </w:numPr>
       </w:pPr>
       <w:r>
-        <w:t xml:space="preserve">Gửi IPN URL cho VNPAY để cấu hình.</w:t>
+        <w:t>Gửi IPN URL cho VNPAY để cấu hình.</w:t>
       </w:r>
     </w:p>
     <w:p>
@@ -5484,7 +5385,7 @@
         </w:numPr>
       </w:pPr>
       <w:r>
-        <w:t xml:space="preserve">Test các kịch bản trên sandbox: thành công, khách hủy (24), hết hạn (11), sai chữ ký, lệch số tiền, IPN gọi trùng.</w:t>
+        <w:t>Test các kịch bản trên sandbox: thành công, khách hủy (24), hết hạn (11), sai chữ ký, lệch số tiền, IPN gọi trùng.</w:t>
       </w:r>
     </w:p>
     <w:p>
@@ -5496,7 +5397,7 @@
         </w:numPr>
       </w:pPr>
       <w:r>
-        <w:t xml:space="preserve">Làm việc với VNPAY để chuyển sang môi trường production (thông tin và URL production do VNPAY cấp).</w:t>
+        <w:t>Làm việc với VNPAY để chuyển sang môi trường production (thông tin và URL production do VNPAY cấp).</w:t>
       </w:r>
     </w:p>
     <w:p>
@@ -5504,11 +5405,10 @@
         <w:pStyle w:val="Heading2"/>
       </w:pPr>
       <w:r>
-        <w:t xml:space="preserve">11. Những phần chưa nằm trong trang này</w:t>
-      </w:r>
-    </w:p>
-    <w:p>
-      <w:pPr/>
+        <w:t>11. Những phần chưa nằm trong trang này</w:t>
+      </w:r>
+    </w:p>
+    <w:p>
       <w:r>
         <w:t xml:space="preserve">Trang tài liệu đã tổng hợp ở trên chỉ mô tả luồng thanh toán PAY. VNPAY còn có các trang riêng (menu bên trái của tài liệu) cho: </w:t>
       </w:r>
@@ -5516,25 +5416,38 @@
         <w:rPr>
           <w:b/>
         </w:rPr>
-        <w:t xml:space="preserve">truy vấn giao dịch (querydr) và hoàn tiền (refund)</w:t>
-      </w:r>
-      <w:r>
-        <w:t xml:space="preserve">, thanh toán trả góp, thanh toán bằng token, và chuyển đổi phiên bản/thuật toán mã hóa. Nếu backend cần đối soát chủ động hoặc hoàn tiền, bạn nên đọc thêm trang querydr &amp; refund. Mình có thể tổng hợp tiếp phần đó nếu bạn muốn.</w:t>
-      </w:r>
-    </w:p>
+        <w:t>truy vấn giao dịch (querydr) và hoàn tiền (refund)</w:t>
+      </w:r>
+      <w:r>
+        <w:t xml:space="preserve">, thanh toán trả góp, thanh </w:t>
+      </w:r>
+    </w:p>
+    <w:p>
+      <w:r>
+        <w:lastRenderedPageBreak/>
+        <w:t>toán bằng token, và chuyển đổi phiên bản/thuật toán mã hóa. Nếu backend cần đối soát chủ động hoặc hoàn tiền, bạn nên đọc thêm trang querydr &amp; refund. Mình có thể tổng hợp tiếp phần đó nếu bạn muốn.</w:t>
+      </w:r>
+      <w:r>
+        <w:t xml:space="preserve"> </w:t>
+      </w:r>
+    </w:p>
+    <w:p/>
     <w:sectPr>
       <w:pgSz w:w="12240" w:h="15840"/>
       <w:pgMar w:top="1440" w:right="1440" w:bottom="1440" w:left="1440" w:header="720" w:footer="720" w:gutter="0"/>
+      <w:cols w:space="720"/>
     </w:sectPr>
   </w:body>
 </w:document>
 </file>
 
 <file path=word/numbering.xml><?xml version="1.0" encoding="utf-8"?>
-<w:numbering xmlns:w="http://schemas.openxmlformats.org/wordprocessingml/2006/main">
-  <w:abstractNum w:abstractNumId="0">
+<w:numbering xmlns:wpc="http://schemas.microsoft.com/office/word/2010/wordprocessingCanvas" xmlns:cx="http://schemas.microsoft.com/office/drawing/2014/chartex" xmlns:cx1="http://schemas.microsoft.com/office/drawing/2015/9/8/chartex" xmlns:cx2="http://schemas.microsoft.com/office/drawing/2015/10/21/chartex" xmlns:cx3="http://schemas.microsoft.com/office/drawing/2016/5/9/chartex" xmlns:cx4="http://schemas.microsoft.com/office/drawing/2016/5/10/chartex" xmlns:cx5="http://schemas.microsoft.com/office/drawing/2016/5/11/chartex" xmlns:cx6="http://schemas.microsoft.com/office/drawing/2016/5/12/chartex" xmlns:cx7="http://schemas.microsoft.com/office/drawing/2016/5/13/chartex" xmlns:cx8="http://schemas.microsoft.com/office/drawing/2016/5/14/chartex" xmlns:mc="http://schemas.openxmlformats.org/markup-compatibility/2006" xmlns:aink="http://schemas.microsoft.com/office/drawing/2016/ink" xmlns:am3d="http://schemas.microsoft.com/office/drawing/2017/model3d" xmlns:o="urn:schemas-microsoft-com:office:office" xmlns:oel="http://schemas.microsoft.com/office/2019/extlst" xmlns:r="http://schemas.openxmlformats.org/officeDocument/2006/relationships" xmlns:m="http://schemas.openxmlformats.org/officeDocument/2006/math" xmlns:v="urn:schemas-microsoft-com:vml" xmlns:wp14="http://schemas.microsoft.com/office/word/2010/wordprocessingDrawing" xmlns:wp="http://schemas.openxmlformats.org/drawingml/2006/wordprocessingDrawing" xmlns:w10="urn:schemas-microsoft-com:office:word" xmlns:w="http://schemas.openxmlformats.org/wordprocessingml/2006/main" xmlns:w14="http://schemas.microsoft.com/office/word/2010/wordml" xmlns:w15="http://schemas.microsoft.com/office/word/2012/wordml" xmlns:w16cex="http://schemas.microsoft.com/office/word/2018/wordml/cex" xmlns:w16cid="http://schemas.microsoft.com/office/word/2016/wordml/cid" xmlns:w16="http://schemas.microsoft.com/office/word/2018/wordml" xmlns:w16du="http://schemas.microsoft.com/office/word/2023/wordml/word16du" xmlns:w16sdtdh="http://schemas.microsoft.com/office/word/2020/wordml/sdtdatahash" xmlns:w16sdtfl="http://schemas.microsoft.com/office/word/2024/wordml/sdtformatlock" xmlns:w16se="http://schemas.microsoft.com/office/word/2015/wordml/symex" xmlns:wpg="http://schemas.microsoft.com/office/word/2010/wordprocessingGroup" xmlns:wpi="http://schemas.microsoft.com/office/word/2010/wordprocessingInk" xmlns:wne="http://schemas.microsoft.com/office/word/2006/wordml" xmlns:wps="http://schemas.microsoft.com/office/word/2010/wordprocessingShape" mc:Ignorable="w14 w15 w16se w16cid w16 w16cex w16sdtdh w16sdtfl w16du wp14">
+  <w:abstractNum w:abstractNumId="0" w15:restartNumberingAfterBreak="0">
+    <w:nsid w:val="096A5954"/>
     <w:multiLevelType w:val="hybridMultilevel"/>
-    <w:lvl w:ilvl="0">
+    <w:tmpl w:val="771CECA0"/>
+    <w:lvl w:ilvl="0" w:tplc="61C2D9E0">
       <w:start w:val="1"/>
       <w:numFmt w:val="bullet"/>
       <w:lvlText w:val="•"/>
@@ -5543,7 +5456,7 @@
         <w:ind w:left="720" w:hanging="360"/>
       </w:pPr>
     </w:lvl>
-    <w:lvl w:ilvl="1">
+    <w:lvl w:ilvl="1" w:tplc="E6C6DF6A">
       <w:start w:val="1"/>
       <w:numFmt w:val="bullet"/>
       <w:lvlText w:val="o"/>
@@ -5552,7 +5465,7 @@
         <w:ind w:left="1440" w:hanging="360"/>
       </w:pPr>
     </w:lvl>
-    <w:lvl w:ilvl="2">
+    <w:lvl w:ilvl="2" w:tplc="90021DF8">
       <w:start w:val="1"/>
       <w:numFmt w:val="bullet"/>
       <w:lvlText w:val="▪"/>
@@ -5561,7 +5474,7 @@
         <w:ind w:left="2160" w:hanging="360"/>
       </w:pPr>
     </w:lvl>
-    <w:lvl w:ilvl="3">
+    <w:lvl w:ilvl="3" w:tplc="01A22214">
       <w:start w:val="1"/>
       <w:numFmt w:val="bullet"/>
       <w:lvlText w:val="•"/>
@@ -5570,7 +5483,7 @@
         <w:ind w:left="2880" w:hanging="360"/>
       </w:pPr>
     </w:lvl>
-    <w:lvl w:ilvl="4">
+    <w:lvl w:ilvl="4" w:tplc="9EDCEA5E">
       <w:start w:val="1"/>
       <w:numFmt w:val="bullet"/>
       <w:lvlText w:val="o"/>
@@ -5579,7 +5492,7 @@
         <w:ind w:left="3600" w:hanging="360"/>
       </w:pPr>
     </w:lvl>
-    <w:lvl w:ilvl="5">
+    <w:lvl w:ilvl="5" w:tplc="967EC3E8">
       <w:start w:val="1"/>
       <w:numFmt w:val="bullet"/>
       <w:lvlText w:val="▪"/>
@@ -5588,7 +5501,7 @@
         <w:ind w:left="4320" w:hanging="360"/>
       </w:pPr>
     </w:lvl>
-    <w:lvl w:ilvl="6">
+    <w:lvl w:ilvl="6" w:tplc="3EA47CFC">
       <w:start w:val="1"/>
       <w:numFmt w:val="bullet"/>
       <w:lvlText w:val="•"/>
@@ -5597,7 +5510,7 @@
         <w:ind w:left="5040" w:hanging="360"/>
       </w:pPr>
     </w:lvl>
-    <w:lvl w:ilvl="7">
+    <w:lvl w:ilvl="7" w:tplc="5FB8AEE4">
       <w:start w:val="1"/>
       <w:numFmt w:val="bullet"/>
       <w:lvlText w:val="o"/>
@@ -5606,7 +5519,7 @@
         <w:ind w:left="5760" w:hanging="360"/>
       </w:pPr>
     </w:lvl>
-    <w:lvl w:ilvl="8">
+    <w:lvl w:ilvl="8" w:tplc="D1622492">
       <w:start w:val="1"/>
       <w:numFmt w:val="bullet"/>
       <w:lvlText w:val="▪"/>
@@ -5616,9 +5529,11 @@
       </w:pPr>
     </w:lvl>
   </w:abstractNum>
-  <w:abstractNum w:abstractNumId="1">
+  <w:abstractNum w:abstractNumId="1" w15:restartNumberingAfterBreak="0">
+    <w:nsid w:val="2D583A36"/>
     <w:multiLevelType w:val="hybridMultilevel"/>
-    <w:lvl w:ilvl="0">
+    <w:tmpl w:val="AEEC2122"/>
+    <w:lvl w:ilvl="0" w:tplc="5F72EC8A">
       <w:start w:val="1"/>
       <w:numFmt w:val="decimal"/>
       <w:lvlText w:val="%1."/>
@@ -5627,7 +5542,7 @@
         <w:ind w:left="720" w:hanging="360"/>
       </w:pPr>
     </w:lvl>
-    <w:lvl w:ilvl="1">
+    <w:lvl w:ilvl="1" w:tplc="FF620CD6">
       <w:start w:val="1"/>
       <w:numFmt w:val="lowerLetter"/>
       <w:lvlText w:val="%2."/>
@@ -5636,7 +5551,7 @@
         <w:ind w:left="1440" w:hanging="360"/>
       </w:pPr>
     </w:lvl>
-    <w:lvl w:ilvl="2">
+    <w:lvl w:ilvl="2" w:tplc="D348305C">
       <w:start w:val="1"/>
       <w:numFmt w:val="lowerRoman"/>
       <w:lvlText w:val="%3."/>
@@ -5645,7 +5560,7 @@
         <w:ind w:left="2160" w:hanging="360"/>
       </w:pPr>
     </w:lvl>
-    <w:lvl w:ilvl="3">
+    <w:lvl w:ilvl="3" w:tplc="ABC05F38">
       <w:start w:val="1"/>
       <w:numFmt w:val="decimal"/>
       <w:lvlText w:val="%4."/>
@@ -5654,7 +5569,7 @@
         <w:ind w:left="2880" w:hanging="360"/>
       </w:pPr>
     </w:lvl>
-    <w:lvl w:ilvl="4">
+    <w:lvl w:ilvl="4" w:tplc="4D8A3AE6">
       <w:start w:val="1"/>
       <w:numFmt w:val="lowerLetter"/>
       <w:lvlText w:val="%5."/>
@@ -5663,7 +5578,7 @@
         <w:ind w:left="3600" w:hanging="360"/>
       </w:pPr>
     </w:lvl>
-    <w:lvl w:ilvl="5">
+    <w:lvl w:ilvl="5" w:tplc="D5060750">
       <w:start w:val="1"/>
       <w:numFmt w:val="lowerRoman"/>
       <w:lvlText w:val="%6."/>
@@ -5672,7 +5587,7 @@
         <w:ind w:left="4320" w:hanging="360"/>
       </w:pPr>
     </w:lvl>
-    <w:lvl w:ilvl="6">
+    <w:lvl w:ilvl="6" w:tplc="F0D6C1B0">
       <w:start w:val="1"/>
       <w:numFmt w:val="decimal"/>
       <w:lvlText w:val="%7."/>
@@ -5681,7 +5596,7 @@
         <w:ind w:left="5040" w:hanging="360"/>
       </w:pPr>
     </w:lvl>
-    <w:lvl w:ilvl="7">
+    <w:lvl w:ilvl="7" w:tplc="31503CC6">
       <w:start w:val="1"/>
       <w:numFmt w:val="lowerLetter"/>
       <w:lvlText w:val="%8."/>
@@ -5690,7 +5605,7 @@
         <w:ind w:left="5760" w:hanging="360"/>
       </w:pPr>
     </w:lvl>
-    <w:lvl w:ilvl="8">
+    <w:lvl w:ilvl="8" w:tplc="F9C0D1BA">
       <w:start w:val="1"/>
       <w:numFmt w:val="lowerRoman"/>
       <w:lvlText w:val="%9."/>
@@ -5700,52 +5615,52 @@
       </w:pPr>
     </w:lvl>
   </w:abstractNum>
-  <w:num w:numId="1">
+  <w:num w:numId="1" w16cid:durableId="354423812">
     <w:abstractNumId w:val="0"/>
   </w:num>
-  <w:num w:numId="2">
+  <w:num w:numId="2" w16cid:durableId="166942700">
     <w:abstractNumId w:val="1"/>
     <w:lvlOverride w:ilvl="0">
       <w:startOverride w:val="1"/>
     </w:lvlOverride>
   </w:num>
-  <w:num w:numId="3">
+  <w:num w:numId="3" w16cid:durableId="443765839">
     <w:abstractNumId w:val="0"/>
   </w:num>
-  <w:num w:numId="4">
+  <w:num w:numId="4" w16cid:durableId="1726104856">
     <w:abstractNumId w:val="1"/>
     <w:lvlOverride w:ilvl="0">
       <w:startOverride w:val="1"/>
     </w:lvlOverride>
   </w:num>
-  <w:num w:numId="5">
+  <w:num w:numId="5" w16cid:durableId="907687606">
     <w:abstractNumId w:val="0"/>
   </w:num>
-  <w:num w:numId="6">
+  <w:num w:numId="6" w16cid:durableId="821892255">
     <w:abstractNumId w:val="0"/>
   </w:num>
-  <w:num w:numId="7">
+  <w:num w:numId="7" w16cid:durableId="522087801">
     <w:abstractNumId w:val="0"/>
   </w:num>
-  <w:num w:numId="8">
+  <w:num w:numId="8" w16cid:durableId="2053455952">
     <w:abstractNumId w:val="0"/>
   </w:num>
-  <w:num w:numId="9">
+  <w:num w:numId="9" w16cid:durableId="1139148806">
     <w:abstractNumId w:val="1"/>
     <w:lvlOverride w:ilvl="0">
       <w:startOverride w:val="1"/>
     </w:lvlOverride>
   </w:num>
-  <w:num w:numId="10">
+  <w:num w:numId="10" w16cid:durableId="1011689761">
     <w:abstractNumId w:val="0"/>
   </w:num>
-  <w:num w:numId="11">
+  <w:num w:numId="11" w16cid:durableId="1828086573">
     <w:abstractNumId w:val="0"/>
   </w:num>
-  <w:num w:numId="12">
+  <w:num w:numId="12" w16cid:durableId="1644657520">
     <w:abstractNumId w:val="0"/>
   </w:num>
-  <w:num w:numId="13">
+  <w:num w:numId="13" w16cid:durableId="707418245">
     <w:abstractNumId w:val="1"/>
     <w:lvlOverride w:ilvl="0">
       <w:startOverride w:val="1"/>
@@ -5755,14 +5670,14 @@
 </file>
 
 <file path=word/styles.xml><?xml version="1.0" encoding="utf-8"?>
-<w:styles xmlns:w="http://schemas.openxmlformats.org/wordprocessingml/2006/main">
+<w:styles xmlns:mc="http://schemas.openxmlformats.org/markup-compatibility/2006" xmlns:r="http://schemas.openxmlformats.org/officeDocument/2006/relationships" xmlns:w="http://schemas.openxmlformats.org/wordprocessingml/2006/main" xmlns:w14="http://schemas.microsoft.com/office/word/2010/wordml" xmlns:w15="http://schemas.microsoft.com/office/word/2012/wordml" xmlns:w16cex="http://schemas.microsoft.com/office/word/2018/wordml/cex" xmlns:w16cid="http://schemas.microsoft.com/office/word/2016/wordml/cid" xmlns:w16="http://schemas.microsoft.com/office/word/2018/wordml" xmlns:w16du="http://schemas.microsoft.com/office/word/2023/wordml/word16du" xmlns:w16sdtdh="http://schemas.microsoft.com/office/word/2020/wordml/sdtdatahash" xmlns:w16sdtfl="http://schemas.microsoft.com/office/word/2024/wordml/sdtformatlock" xmlns:w16se="http://schemas.microsoft.com/office/word/2015/wordml/symex" mc:Ignorable="w14 w15 w16se w16cid w16 w16cex w16sdtdh w16sdtfl w16du">
   <w:docDefaults>
     <w:rPrDefault>
       <w:rPr>
-        <w:rFonts w:ascii="Calibri" w:hAnsi="Calibri" w:eastAsia="Calibri" w:cs="Calibri"/>
+        <w:rFonts w:ascii="Calibri" w:eastAsia="Calibri" w:hAnsi="Calibri" w:cs="Calibri"/>
         <w:sz w:val="22"/>
         <w:szCs w:val="22"/>
-        <w:lang w:val="en-US"/>
+        <w:lang w:val="en-US" w:eastAsia="en-US" w:bidi="ar-SA"/>
       </w:rPr>
     </w:rPrDefault>
     <w:pPrDefault>
@@ -5771,14 +5686,396 @@
       </w:pPr>
     </w:pPrDefault>
   </w:docDefaults>
+  <w:latentStyles w:defLockedState="0" w:defUIPriority="99" w:defSemiHidden="0" w:defUnhideWhenUsed="0" w:defQFormat="0" w:count="376">
+    <w:lsdException w:name="Normal" w:uiPriority="0" w:qFormat="1"/>
+    <w:lsdException w:name="heading 1" w:uiPriority="9" w:qFormat="1"/>
+    <w:lsdException w:name="heading 2" w:semiHidden="1" w:uiPriority="9" w:unhideWhenUsed="1" w:qFormat="1"/>
+    <w:lsdException w:name="heading 3" w:semiHidden="1" w:uiPriority="9" w:unhideWhenUsed="1" w:qFormat="1"/>
+    <w:lsdException w:name="heading 4" w:semiHidden="1" w:uiPriority="9" w:unhideWhenUsed="1" w:qFormat="1"/>
+    <w:lsdException w:name="heading 5" w:semiHidden="1" w:uiPriority="9" w:unhideWhenUsed="1" w:qFormat="1"/>
+    <w:lsdException w:name="heading 6" w:semiHidden="1" w:uiPriority="9" w:unhideWhenUsed="1" w:qFormat="1"/>
+    <w:lsdException w:name="heading 7" w:semiHidden="1" w:uiPriority="9" w:unhideWhenUsed="1" w:qFormat="1"/>
+    <w:lsdException w:name="heading 8" w:semiHidden="1" w:uiPriority="9" w:unhideWhenUsed="1" w:qFormat="1"/>
+    <w:lsdException w:name="heading 9" w:semiHidden="1" w:uiPriority="9" w:unhideWhenUsed="1" w:qFormat="1"/>
+    <w:lsdException w:name="index 1" w:semiHidden="1" w:unhideWhenUsed="1"/>
+    <w:lsdException w:name="index 2" w:semiHidden="1" w:unhideWhenUsed="1"/>
+    <w:lsdException w:name="index 3" w:semiHidden="1" w:unhideWhenUsed="1"/>
+    <w:lsdException w:name="index 4" w:semiHidden="1" w:unhideWhenUsed="1"/>
+    <w:lsdException w:name="index 5" w:semiHidden="1" w:unhideWhenUsed="1"/>
+    <w:lsdException w:name="index 6" w:semiHidden="1" w:unhideWhenUsed="1"/>
+    <w:lsdException w:name="index 7" w:semiHidden="1" w:unhideWhenUsed="1"/>
+    <w:lsdException w:name="index 8" w:semiHidden="1" w:unhideWhenUsed="1"/>
+    <w:lsdException w:name="index 9" w:semiHidden="1" w:unhideWhenUsed="1"/>
+    <w:lsdException w:name="toc 1" w:semiHidden="1" w:uiPriority="39" w:unhideWhenUsed="1"/>
+    <w:lsdException w:name="toc 2" w:semiHidden="1" w:uiPriority="39" w:unhideWhenUsed="1"/>
+    <w:lsdException w:name="toc 3" w:semiHidden="1" w:uiPriority="39" w:unhideWhenUsed="1"/>
+    <w:lsdException w:name="toc 4" w:semiHidden="1" w:uiPriority="39" w:unhideWhenUsed="1"/>
+    <w:lsdException w:name="toc 5" w:semiHidden="1" w:uiPriority="39" w:unhideWhenUsed="1"/>
+    <w:lsdException w:name="toc 6" w:semiHidden="1" w:uiPriority="39" w:unhideWhenUsed="1"/>
+    <w:lsdException w:name="toc 7" w:semiHidden="1" w:uiPriority="39" w:unhideWhenUsed="1"/>
+    <w:lsdException w:name="toc 8" w:semiHidden="1" w:uiPriority="39" w:unhideWhenUsed="1"/>
+    <w:lsdException w:name="toc 9" w:semiHidden="1" w:uiPriority="39" w:unhideWhenUsed="1"/>
+    <w:lsdException w:name="Normal Indent" w:semiHidden="1" w:unhideWhenUsed="1"/>
+    <w:lsdException w:name="footnote text" w:semiHidden="1" w:unhideWhenUsed="1"/>
+    <w:lsdException w:name="annotation text" w:semiHidden="1" w:unhideWhenUsed="1"/>
+    <w:lsdException w:name="header" w:semiHidden="1" w:unhideWhenUsed="1"/>
+    <w:lsdException w:name="footer" w:semiHidden="1" w:unhideWhenUsed="1"/>
+    <w:lsdException w:name="index heading" w:semiHidden="1" w:unhideWhenUsed="1"/>
+    <w:lsdException w:name="caption" w:semiHidden="1" w:uiPriority="35" w:unhideWhenUsed="1" w:qFormat="1"/>
+    <w:lsdException w:name="table of figures" w:semiHidden="1" w:unhideWhenUsed="1"/>
+    <w:lsdException w:name="envelope address" w:semiHidden="1" w:unhideWhenUsed="1"/>
+    <w:lsdException w:name="envelope return" w:semiHidden="1" w:unhideWhenUsed="1"/>
+    <w:lsdException w:name="footnote reference" w:semiHidden="1" w:unhideWhenUsed="1"/>
+    <w:lsdException w:name="annotation reference" w:semiHidden="1" w:unhideWhenUsed="1"/>
+    <w:lsdException w:name="line number" w:semiHidden="1" w:unhideWhenUsed="1"/>
+    <w:lsdException w:name="page number" w:semiHidden="1" w:unhideWhenUsed="1"/>
+    <w:lsdException w:name="endnote reference" w:semiHidden="1" w:unhideWhenUsed="1"/>
+    <w:lsdException w:name="endnote text" w:semiHidden="1" w:unhideWhenUsed="1"/>
+    <w:lsdException w:name="table of authorities" w:semiHidden="1" w:unhideWhenUsed="1"/>
+    <w:lsdException w:name="macro" w:semiHidden="1" w:unhideWhenUsed="1"/>
+    <w:lsdException w:name="toa heading" w:semiHidden="1" w:unhideWhenUsed="1"/>
+    <w:lsdException w:name="List" w:semiHidden="1" w:unhideWhenUsed="1"/>
+    <w:lsdException w:name="List Bullet" w:semiHidden="1" w:unhideWhenUsed="1"/>
+    <w:lsdException w:name="List Number" w:semiHidden="1" w:unhideWhenUsed="1"/>
+    <w:lsdException w:name="List 2" w:semiHidden="1" w:unhideWhenUsed="1"/>
+    <w:lsdException w:name="List 3" w:semiHidden="1" w:unhideWhenUsed="1"/>
+    <w:lsdException w:name="List 4" w:semiHidden="1" w:unhideWhenUsed="1"/>
+    <w:lsdException w:name="List 5" w:semiHidden="1" w:unhideWhenUsed="1"/>
+    <w:lsdException w:name="List Bullet 2" w:semiHidden="1" w:unhideWhenUsed="1"/>
+    <w:lsdException w:name="List Bullet 3" w:semiHidden="1" w:unhideWhenUsed="1"/>
+    <w:lsdException w:name="List Bullet 4" w:semiHidden="1" w:unhideWhenUsed="1"/>
+    <w:lsdException w:name="List Bullet 5" w:semiHidden="1" w:unhideWhenUsed="1"/>
+    <w:lsdException w:name="List Number 2" w:semiHidden="1" w:unhideWhenUsed="1"/>
+    <w:lsdException w:name="List Number 3" w:semiHidden="1" w:unhideWhenUsed="1"/>
+    <w:lsdException w:name="List Number 4" w:semiHidden="1" w:unhideWhenUsed="1"/>
+    <w:lsdException w:name="List Number 5" w:semiHidden="1" w:unhideWhenUsed="1"/>
+    <w:lsdException w:name="Title" w:uiPriority="10" w:qFormat="1"/>
+    <w:lsdException w:name="Closing" w:semiHidden="1" w:unhideWhenUsed="1"/>
+    <w:lsdException w:name="Signature" w:semiHidden="1" w:unhideWhenUsed="1"/>
+    <w:lsdException w:name="Default Paragraph Font" w:semiHidden="1" w:uiPriority="1" w:unhideWhenUsed="1"/>
+    <w:lsdException w:name="Body Text" w:semiHidden="1" w:unhideWhenUsed="1"/>
+    <w:lsdException w:name="Body Text Indent" w:semiHidden="1" w:unhideWhenUsed="1"/>
+    <w:lsdException w:name="List Continue" w:semiHidden="1" w:unhideWhenUsed="1"/>
+    <w:lsdException w:name="List Continue 2" w:semiHidden="1" w:unhideWhenUsed="1"/>
+    <w:lsdException w:name="List Continue 3" w:semiHidden="1" w:unhideWhenUsed="1"/>
+    <w:lsdException w:name="List Continue 4" w:semiHidden="1" w:unhideWhenUsed="1"/>
+    <w:lsdException w:name="List Continue 5" w:semiHidden="1" w:unhideWhenUsed="1"/>
+    <w:lsdException w:name="Message Header" w:semiHidden="1" w:unhideWhenUsed="1"/>
+    <w:lsdException w:name="Subtitle" w:uiPriority="11" w:qFormat="1"/>
+    <w:lsdException w:name="Salutation" w:semiHidden="1" w:unhideWhenUsed="1"/>
+    <w:lsdException w:name="Date" w:semiHidden="1" w:unhideWhenUsed="1"/>
+    <w:lsdException w:name="Body Text First Indent" w:semiHidden="1" w:unhideWhenUsed="1"/>
+    <w:lsdException w:name="Body Text First Indent 2" w:semiHidden="1" w:unhideWhenUsed="1"/>
+    <w:lsdException w:name="Note Heading" w:semiHidden="1" w:unhideWhenUsed="1"/>
+    <w:lsdException w:name="Body Text 2" w:semiHidden="1" w:unhideWhenUsed="1"/>
+    <w:lsdException w:name="Body Text 3" w:semiHidden="1" w:unhideWhenUsed="1"/>
+    <w:lsdException w:name="Body Text Indent 2" w:semiHidden="1" w:unhideWhenUsed="1"/>
+    <w:lsdException w:name="Body Text Indent 3" w:semiHidden="1" w:unhideWhenUsed="1"/>
+    <w:lsdException w:name="Block Text" w:semiHidden="1" w:unhideWhenUsed="1"/>
+    <w:lsdException w:name="Hyperlink" w:semiHidden="1" w:unhideWhenUsed="1"/>
+    <w:lsdException w:name="FollowedHyperlink" w:semiHidden="1" w:unhideWhenUsed="1"/>
+    <w:lsdException w:name="Strong" w:uiPriority="22" w:qFormat="1"/>
+    <w:lsdException w:name="Emphasis" w:uiPriority="20" w:qFormat="1"/>
+    <w:lsdException w:name="Document Map" w:semiHidden="1" w:unhideWhenUsed="1"/>
+    <w:lsdException w:name="Plain Text" w:semiHidden="1" w:unhideWhenUsed="1"/>
+    <w:lsdException w:name="E-mail Signature" w:semiHidden="1" w:unhideWhenUsed="1"/>
+    <w:lsdException w:name="HTML Top of Form" w:semiHidden="1" w:unhideWhenUsed="1"/>
+    <w:lsdException w:name="HTML Bottom of Form" w:semiHidden="1" w:unhideWhenUsed="1"/>
+    <w:lsdException w:name="Normal (Web)" w:semiHidden="1" w:unhideWhenUsed="1"/>
+    <w:lsdException w:name="HTML Acronym" w:semiHidden="1" w:unhideWhenUsed="1"/>
+    <w:lsdException w:name="HTML Address" w:semiHidden="1" w:unhideWhenUsed="1"/>
+    <w:lsdException w:name="HTML Cite" w:semiHidden="1" w:unhideWhenUsed="1"/>
+    <w:lsdException w:name="HTML Code" w:semiHidden="1" w:unhideWhenUsed="1"/>
+    <w:lsdException w:name="HTML Definition" w:semiHidden="1" w:unhideWhenUsed="1"/>
+    <w:lsdException w:name="HTML Keyboard" w:semiHidden="1" w:unhideWhenUsed="1"/>
+    <w:lsdException w:name="HTML Preformatted" w:semiHidden="1" w:unhideWhenUsed="1"/>
+    <w:lsdException w:name="HTML Sample" w:semiHidden="1" w:unhideWhenUsed="1"/>
+    <w:lsdException w:name="HTML Typewriter" w:semiHidden="1" w:unhideWhenUsed="1"/>
+    <w:lsdException w:name="HTML Variable" w:semiHidden="1" w:unhideWhenUsed="1"/>
+    <w:lsdException w:name="Normal Table" w:semiHidden="1" w:unhideWhenUsed="1"/>
+    <w:lsdException w:name="annotation subject" w:semiHidden="1" w:unhideWhenUsed="1"/>
+    <w:lsdException w:name="No List" w:semiHidden="1" w:unhideWhenUsed="1"/>
+    <w:lsdException w:name="Outline List 1" w:semiHidden="1" w:unhideWhenUsed="1"/>
+    <w:lsdException w:name="Outline List 2" w:semiHidden="1" w:unhideWhenUsed="1"/>
+    <w:lsdException w:name="Outline List 3" w:semiHidden="1" w:unhideWhenUsed="1"/>
+    <w:lsdException w:name="Table Simple 1" w:semiHidden="1" w:unhideWhenUsed="1"/>
+    <w:lsdException w:name="Table Simple 2" w:semiHidden="1" w:unhideWhenUsed="1"/>
+    <w:lsdException w:name="Table Simple 3" w:semiHidden="1" w:unhideWhenUsed="1"/>
+    <w:lsdException w:name="Table Classic 1" w:semiHidden="1" w:unhideWhenUsed="1"/>
+    <w:lsdException w:name="Table Classic 2" w:semiHidden="1" w:unhideWhenUsed="1"/>
+    <w:lsdException w:name="Table Classic 3" w:semiHidden="1" w:unhideWhenUsed="1"/>
+    <w:lsdException w:name="Table Classic 4" w:semiHidden="1" w:unhideWhenUsed="1"/>
+    <w:lsdException w:name="Table Colorful 1" w:semiHidden="1" w:unhideWhenUsed="1"/>
+    <w:lsdException w:name="Table Colorful 2" w:semiHidden="1" w:unhideWhenUsed="1"/>
+    <w:lsdException w:name="Table Colorful 3" w:semiHidden="1" w:unhideWhenUsed="1"/>
+    <w:lsdException w:name="Table Columns 1" w:semiHidden="1" w:unhideWhenUsed="1"/>
+    <w:lsdException w:name="Table Columns 2" w:semiHidden="1" w:unhideWhenUsed="1"/>
+    <w:lsdException w:name="Table Columns 3" w:semiHidden="1" w:unhideWhenUsed="1"/>
+    <w:lsdException w:name="Table Columns 4" w:semiHidden="1" w:unhideWhenUsed="1"/>
+    <w:lsdException w:name="Table Columns 5" w:semiHidden="1" w:unhideWhenUsed="1"/>
+    <w:lsdException w:name="Table Grid 1" w:semiHidden="1" w:unhideWhenUsed="1"/>
+    <w:lsdException w:name="Table Grid 2" w:semiHidden="1" w:unhideWhenUsed="1"/>
+    <w:lsdException w:name="Table Grid 3" w:semiHidden="1" w:unhideWhenUsed="1"/>
+    <w:lsdException w:name="Table Grid 4" w:semiHidden="1" w:unhideWhenUsed="1"/>
+    <w:lsdException w:name="Table Grid 5" w:semiHidden="1" w:unhideWhenUsed="1"/>
+    <w:lsdException w:name="Table Grid 6" w:semiHidden="1" w:unhideWhenUsed="1"/>
+    <w:lsdException w:name="Table Grid 7" w:semiHidden="1" w:unhideWhenUsed="1"/>
+    <w:lsdException w:name="Table Grid 8" w:semiHidden="1" w:unhideWhenUsed="1"/>
+    <w:lsdException w:name="Table List 1" w:semiHidden="1" w:unhideWhenUsed="1"/>
+    <w:lsdException w:name="Table List 2" w:semiHidden="1" w:unhideWhenUsed="1"/>
+    <w:lsdException w:name="Table List 3" w:semiHidden="1" w:unhideWhenUsed="1"/>
+    <w:lsdException w:name="Table List 4" w:semiHidden="1" w:unhideWhenUsed="1"/>
+    <w:lsdException w:name="Table List 5" w:semiHidden="1" w:unhideWhenUsed="1"/>
+    <w:lsdException w:name="Table List 6" w:semiHidden="1" w:unhideWhenUsed="1"/>
+    <w:lsdException w:name="Table List 7" w:semiHidden="1" w:unhideWhenUsed="1"/>
+    <w:lsdException w:name="Table List 8" w:semiHidden="1" w:unhideWhenUsed="1"/>
+    <w:lsdException w:name="Table 3D effects 1" w:semiHidden="1" w:unhideWhenUsed="1"/>
+    <w:lsdException w:name="Table 3D effects 2" w:semiHidden="1" w:unhideWhenUsed="1"/>
+    <w:lsdException w:name="Table 3D effects 3" w:semiHidden="1" w:unhideWhenUsed="1"/>
+    <w:lsdException w:name="Table Contemporary" w:semiHidden="1" w:unhideWhenUsed="1"/>
+    <w:lsdException w:name="Table Elegant" w:semiHidden="1" w:unhideWhenUsed="1"/>
+    <w:lsdException w:name="Table Professional" w:semiHidden="1" w:unhideWhenUsed="1"/>
+    <w:lsdException w:name="Table Subtle 1" w:semiHidden="1" w:unhideWhenUsed="1"/>
+    <w:lsdException w:name="Table Subtle 2" w:semiHidden="1" w:unhideWhenUsed="1"/>
+    <w:lsdException w:name="Table Web 1" w:semiHidden="1" w:unhideWhenUsed="1"/>
+    <w:lsdException w:name="Table Web 2" w:semiHidden="1" w:unhideWhenUsed="1"/>
+    <w:lsdException w:name="Table Web 3" w:semiHidden="1" w:unhideWhenUsed="1"/>
+    <w:lsdException w:name="Balloon Text" w:semiHidden="1" w:unhideWhenUsed="1"/>
+    <w:lsdException w:name="Table Grid" w:uiPriority="39"/>
+    <w:lsdException w:name="Table Theme" w:semiHidden="1" w:unhideWhenUsed="1"/>
+    <w:lsdException w:name="Placeholder Text" w:semiHidden="1"/>
+    <w:lsdException w:name="No Spacing" w:uiPriority="1" w:qFormat="1"/>
+    <w:lsdException w:name="Light Shading" w:uiPriority="60"/>
+    <w:lsdException w:name="Light List" w:uiPriority="61"/>
+    <w:lsdException w:name="Light Grid" w:uiPriority="62"/>
+    <w:lsdException w:name="Medium Shading 1" w:uiPriority="63"/>
+    <w:lsdException w:name="Medium Shading 2" w:uiPriority="64"/>
+    <w:lsdException w:name="Medium List 1" w:uiPriority="65"/>
+    <w:lsdException w:name="Medium List 2" w:uiPriority="66"/>
+    <w:lsdException w:name="Medium Grid 1" w:uiPriority="67"/>
+    <w:lsdException w:name="Medium Grid 2" w:uiPriority="68"/>
+    <w:lsdException w:name="Medium Grid 3" w:uiPriority="69"/>
+    <w:lsdException w:name="Dark List" w:uiPriority="70"/>
+    <w:lsdException w:name="Colorful Shading" w:uiPriority="71"/>
+    <w:lsdException w:name="Colorful List" w:uiPriority="72"/>
+    <w:lsdException w:name="Colorful Grid" w:uiPriority="73"/>
+    <w:lsdException w:name="Light Shading Accent 1" w:uiPriority="60"/>
+    <w:lsdException w:name="Light List Accent 1" w:uiPriority="61"/>
+    <w:lsdException w:name="Light Grid Accent 1" w:uiPriority="62"/>
+    <w:lsdException w:name="Medium Shading 1 Accent 1" w:uiPriority="63"/>
+    <w:lsdException w:name="Medium Shading 2 Accent 1" w:uiPriority="64"/>
+    <w:lsdException w:name="Medium List 1 Accent 1" w:uiPriority="65"/>
+    <w:lsdException w:name="Revision" w:semiHidden="1"/>
+    <w:lsdException w:name="List Paragraph" w:uiPriority="34" w:qFormat="1"/>
+    <w:lsdException w:name="Quote" w:uiPriority="29" w:qFormat="1"/>
+    <w:lsdException w:name="Intense Quote" w:uiPriority="30" w:qFormat="1"/>
+    <w:lsdException w:name="Medium List 2 Accent 1" w:uiPriority="66"/>
+    <w:lsdException w:name="Medium Grid 1 Accent 1" w:uiPriority="67"/>
+    <w:lsdException w:name="Medium Grid 2 Accent 1" w:uiPriority="68"/>
+    <w:lsdException w:name="Medium Grid 3 Accent 1" w:uiPriority="69"/>
+    <w:lsdException w:name="Dark List Accent 1" w:uiPriority="70"/>
+    <w:lsdException w:name="Colorful Shading Accent 1" w:uiPriority="71"/>
+    <w:lsdException w:name="Colorful List Accent 1" w:uiPriority="72"/>
+    <w:lsdException w:name="Colorful Grid Accent 1" w:uiPriority="73"/>
+    <w:lsdException w:name="Light Shading Accent 2" w:uiPriority="60"/>
+    <w:lsdException w:name="Light List Accent 2" w:uiPriority="61"/>
+    <w:lsdException w:name="Light Grid Accent 2" w:uiPriority="62"/>
+    <w:lsdException w:name="Medium Shading 1 Accent 2" w:uiPriority="63"/>
+    <w:lsdException w:name="Medium Shading 2 Accent 2" w:uiPriority="64"/>
+    <w:lsdException w:name="Medium List 1 Accent 2" w:uiPriority="65"/>
+    <w:lsdException w:name="Medium List 2 Accent 2" w:uiPriority="66"/>
+    <w:lsdException w:name="Medium Grid 1 Accent 2" w:uiPriority="67"/>
+    <w:lsdException w:name="Medium Grid 2 Accent 2" w:uiPriority="68"/>
+    <w:lsdException w:name="Medium Grid 3 Accent 2" w:uiPriority="69"/>
+    <w:lsdException w:name="Dark List Accent 2" w:uiPriority="70"/>
+    <w:lsdException w:name="Colorful Shading Accent 2" w:uiPriority="71"/>
+    <w:lsdException w:name="Colorful List Accent 2" w:uiPriority="72"/>
+    <w:lsdException w:name="Colorful Grid Accent 2" w:uiPriority="73"/>
+    <w:lsdException w:name="Light Shading Accent 3" w:uiPriority="60"/>
+    <w:lsdException w:name="Light List Accent 3" w:uiPriority="61"/>
+    <w:lsdException w:name="Light Grid Accent 3" w:uiPriority="62"/>
+    <w:lsdException w:name="Medium Shading 1 Accent 3" w:uiPriority="63"/>
+    <w:lsdException w:name="Medium Shading 2 Accent 3" w:uiPriority="64"/>
+    <w:lsdException w:name="Medium List 1 Accent 3" w:uiPriority="65"/>
+    <w:lsdException w:name="Medium List 2 Accent 3" w:uiPriority="66"/>
+    <w:lsdException w:name="Medium Grid 1 Accent 3" w:uiPriority="67"/>
+    <w:lsdException w:name="Medium Grid 2 Accent 3" w:uiPriority="68"/>
+    <w:lsdException w:name="Medium Grid 3 Accent 3" w:uiPriority="69"/>
+    <w:lsdException w:name="Dark List Accent 3" w:uiPriority="70"/>
+    <w:lsdException w:name="Colorful Shading Accent 3" w:uiPriority="71"/>
+    <w:lsdException w:name="Colorful List Accent 3" w:uiPriority="72"/>
+    <w:lsdException w:name="Colorful Grid Accent 3" w:uiPriority="73"/>
+    <w:lsdException w:name="Light Shading Accent 4" w:uiPriority="60"/>
+    <w:lsdException w:name="Light List Accent 4" w:uiPriority="61"/>
+    <w:lsdException w:name="Light Grid Accent 4" w:uiPriority="62"/>
+    <w:lsdException w:name="Medium Shading 1 Accent 4" w:uiPriority="63"/>
+    <w:lsdException w:name="Medium Shading 2 Accent 4" w:uiPriority="64"/>
+    <w:lsdException w:name="Medium List 1 Accent 4" w:uiPriority="65"/>
+    <w:lsdException w:name="Medium List 2 Accent 4" w:uiPriority="66"/>
+    <w:lsdException w:name="Medium Grid 1 Accent 4" w:uiPriority="67"/>
+    <w:lsdException w:name="Medium Grid 2 Accent 4" w:uiPriority="68"/>
+    <w:lsdException w:name="Medium Grid 3 Accent 4" w:uiPriority="69"/>
+    <w:lsdException w:name="Dark List Accent 4" w:uiPriority="70"/>
+    <w:lsdException w:name="Colorful Shading Accent 4" w:uiPriority="71"/>
+    <w:lsdException w:name="Colorful List Accent 4" w:uiPriority="72"/>
+    <w:lsdException w:name="Colorful Grid Accent 4" w:uiPriority="73"/>
+    <w:lsdException w:name="Light Shading Accent 5" w:uiPriority="60"/>
+    <w:lsdException w:name="Light List Accent 5" w:uiPriority="61"/>
+    <w:lsdException w:name="Light Grid Accent 5" w:uiPriority="62"/>
+    <w:lsdException w:name="Medium Shading 1 Accent 5" w:uiPriority="63"/>
+    <w:lsdException w:name="Medium Shading 2 Accent 5" w:uiPriority="64"/>
+    <w:lsdException w:name="Medium List 1 Accent 5" w:uiPriority="65"/>
+    <w:lsdException w:name="Medium List 2 Accent 5" w:uiPriority="66"/>
+    <w:lsdException w:name="Medium Grid 1 Accent 5" w:uiPriority="67"/>
+    <w:lsdException w:name="Medium Grid 2 Accent 5" w:uiPriority="68"/>
+    <w:lsdException w:name="Medium Grid 3 Accent 5" w:uiPriority="69"/>
+    <w:lsdException w:name="Dark List Accent 5" w:uiPriority="70"/>
+    <w:lsdException w:name="Colorful Shading Accent 5" w:uiPriority="71"/>
+    <w:lsdException w:name="Colorful List Accent 5" w:uiPriority="72"/>
+    <w:lsdException w:name="Colorful Grid Accent 5" w:uiPriority="73"/>
+    <w:lsdException w:name="Light Shading Accent 6" w:uiPriority="60"/>
+    <w:lsdException w:name="Light List Accent 6" w:uiPriority="61"/>
+    <w:lsdException w:name="Light Grid Accent 6" w:uiPriority="62"/>
+    <w:lsdException w:name="Medium Shading 1 Accent 6" w:uiPriority="63"/>
+    <w:lsdException w:name="Medium Shading 2 Accent 6" w:uiPriority="64"/>
+    <w:lsdException w:name="Medium List 1 Accent 6" w:uiPriority="65"/>
+    <w:lsdException w:name="Medium List 2 Accent 6" w:uiPriority="66"/>
+    <w:lsdException w:name="Medium Grid 1 Accent 6" w:uiPriority="67"/>
+    <w:lsdException w:name="Medium Grid 2 Accent 6" w:uiPriority="68"/>
+    <w:lsdException w:name="Medium Grid 3 Accent 6" w:uiPriority="69"/>
+    <w:lsdException w:name="Dark List Accent 6" w:uiPriority="70"/>
+    <w:lsdException w:name="Colorful Shading Accent 6" w:uiPriority="71"/>
+    <w:lsdException w:name="Colorful List Accent 6" w:uiPriority="72"/>
+    <w:lsdException w:name="Colorful Grid Accent 6" w:uiPriority="73"/>
+    <w:lsdException w:name="Subtle Emphasis" w:uiPriority="19" w:qFormat="1"/>
+    <w:lsdException w:name="Intense Emphasis" w:uiPriority="21" w:qFormat="1"/>
+    <w:lsdException w:name="Subtle Reference" w:uiPriority="31" w:qFormat="1"/>
+    <w:lsdException w:name="Intense Reference" w:uiPriority="32" w:qFormat="1"/>
+    <w:lsdException w:name="Book Title" w:uiPriority="33" w:qFormat="1"/>
+    <w:lsdException w:name="Bibliography" w:semiHidden="1" w:uiPriority="37" w:unhideWhenUsed="1"/>
+    <w:lsdException w:name="TOC Heading" w:semiHidden="1" w:uiPriority="39" w:unhideWhenUsed="1" w:qFormat="1"/>
+    <w:lsdException w:name="Plain Table 1" w:uiPriority="41"/>
+    <w:lsdException w:name="Plain Table 2" w:uiPriority="42"/>
+    <w:lsdException w:name="Plain Table 3" w:uiPriority="43"/>
+    <w:lsdException w:name="Plain Table 4" w:uiPriority="44"/>
+    <w:lsdException w:name="Plain Table 5" w:uiPriority="45"/>
+    <w:lsdException w:name="Grid Table Light" w:uiPriority="40"/>
+    <w:lsdException w:name="Grid Table 1 Light" w:uiPriority="46"/>
+    <w:lsdException w:name="Grid Table 2" w:uiPriority="47"/>
+    <w:lsdException w:name="Grid Table 3" w:uiPriority="48"/>
+    <w:lsdException w:name="Grid Table 4" w:uiPriority="49"/>
+    <w:lsdException w:name="Grid Table 5 Dark" w:uiPriority="50"/>
+    <w:lsdException w:name="Grid Table 6 Colorful" w:uiPriority="51"/>
+    <w:lsdException w:name="Grid Table 7 Colorful" w:uiPriority="52"/>
+    <w:lsdException w:name="Grid Table 1 Light Accent 1" w:uiPriority="46"/>
+    <w:lsdException w:name="Grid Table 2 Accent 1" w:uiPriority="47"/>
+    <w:lsdException w:name="Grid Table 3 Accent 1" w:uiPriority="48"/>
+    <w:lsdException w:name="Grid Table 4 Accent 1" w:uiPriority="49"/>
+    <w:lsdException w:name="Grid Table 5 Dark Accent 1" w:uiPriority="50"/>
+    <w:lsdException w:name="Grid Table 6 Colorful Accent 1" w:uiPriority="51"/>
+    <w:lsdException w:name="Grid Table 7 Colorful Accent 1" w:uiPriority="52"/>
+    <w:lsdException w:name="Grid Table 1 Light Accent 2" w:uiPriority="46"/>
+    <w:lsdException w:name="Grid Table 2 Accent 2" w:uiPriority="47"/>
+    <w:lsdException w:name="Grid Table 3 Accent 2" w:uiPriority="48"/>
+    <w:lsdException w:name="Grid Table 4 Accent 2" w:uiPriority="49"/>
+    <w:lsdException w:name="Grid Table 5 Dark Accent 2" w:uiPriority="50"/>
+    <w:lsdException w:name="Grid Table 6 Colorful Accent 2" w:uiPriority="51"/>
+    <w:lsdException w:name="Grid Table 7 Colorful Accent 2" w:uiPriority="52"/>
+    <w:lsdException w:name="Grid Table 1 Light Accent 3" w:uiPriority="46"/>
+    <w:lsdException w:name="Grid Table 2 Accent 3" w:uiPriority="47"/>
+    <w:lsdException w:name="Grid Table 3 Accent 3" w:uiPriority="48"/>
+    <w:lsdException w:name="Grid Table 4 Accent 3" w:uiPriority="49"/>
+    <w:lsdException w:name="Grid Table 5 Dark Accent 3" w:uiPriority="50"/>
+    <w:lsdException w:name="Grid Table 6 Colorful Accent 3" w:uiPriority="51"/>
+    <w:lsdException w:name="Grid Table 7 Colorful Accent 3" w:uiPriority="52"/>
+    <w:lsdException w:name="Grid Table 1 Light Accent 4" w:uiPriority="46"/>
+    <w:lsdException w:name="Grid Table 2 Accent 4" w:uiPriority="47"/>
+    <w:lsdException w:name="Grid Table 3 Accent 4" w:uiPriority="48"/>
+    <w:lsdException w:name="Grid Table 4 Accent 4" w:uiPriority="49"/>
+    <w:lsdException w:name="Grid Table 5 Dark Accent 4" w:uiPriority="50"/>
+    <w:lsdException w:name="Grid Table 6 Colorful Accent 4" w:uiPriority="51"/>
+    <w:lsdException w:name="Grid Table 7 Colorful Accent 4" w:uiPriority="52"/>
+    <w:lsdException w:name="Grid Table 1 Light Accent 5" w:uiPriority="46"/>
+    <w:lsdException w:name="Grid Table 2 Accent 5" w:uiPriority="47"/>
+    <w:lsdException w:name="Grid Table 3 Accent 5" w:uiPriority="48"/>
+    <w:lsdException w:name="Grid Table 4 Accent 5" w:uiPriority="49"/>
+    <w:lsdException w:name="Grid Table 5 Dark Accent 5" w:uiPriority="50"/>
+    <w:lsdException w:name="Grid Table 6 Colorful Accent 5" w:uiPriority="51"/>
+    <w:lsdException w:name="Grid Table 7 Colorful Accent 5" w:uiPriority="52"/>
+    <w:lsdException w:name="Grid Table 1 Light Accent 6" w:uiPriority="46"/>
+    <w:lsdException w:name="Grid Table 2 Accent 6" w:uiPriority="47"/>
+    <w:lsdException w:name="Grid Table 3 Accent 6" w:uiPriority="48"/>
+    <w:lsdException w:name="Grid Table 4 Accent 6" w:uiPriority="49"/>
+    <w:lsdException w:name="Grid Table 5 Dark Accent 6" w:uiPriority="50"/>
+    <w:lsdException w:name="Grid Table 6 Colorful Accent 6" w:uiPriority="51"/>
+    <w:lsdException w:name="Grid Table 7 Colorful Accent 6" w:uiPriority="52"/>
+    <w:lsdException w:name="List Table 1 Light" w:uiPriority="46"/>
+    <w:lsdException w:name="List Table 2" w:uiPriority="47"/>
+    <w:lsdException w:name="List Table 3" w:uiPriority="48"/>
+    <w:lsdException w:name="List Table 4" w:uiPriority="49"/>
+    <w:lsdException w:name="List Table 5 Dark" w:uiPriority="50"/>
+    <w:lsdException w:name="List Table 6 Colorful" w:uiPriority="51"/>
+    <w:lsdException w:name="List Table 7 Colorful" w:uiPriority="52"/>
+    <w:lsdException w:name="List Table 1 Light Accent 1" w:uiPriority="46"/>
+    <w:lsdException w:name="List Table 2 Accent 1" w:uiPriority="47"/>
+    <w:lsdException w:name="List Table 3 Accent 1" w:uiPriority="48"/>
+    <w:lsdException w:name="List Table 4 Accent 1" w:uiPriority="49"/>
+    <w:lsdException w:name="List Table 5 Dark Accent 1" w:uiPriority="50"/>
+    <w:lsdException w:name="List Table 6 Colorful Accent 1" w:uiPriority="51"/>
+    <w:lsdException w:name="List Table 7 Colorful Accent 1" w:uiPriority="52"/>
+    <w:lsdException w:name="List Table 1 Light Accent 2" w:uiPriority="46"/>
+    <w:lsdException w:name="List Table 2 Accent 2" w:uiPriority="47"/>
+    <w:lsdException w:name="List Table 3 Accent 2" w:uiPriority="48"/>
+    <w:lsdException w:name="List Table 4 Accent 2" w:uiPriority="49"/>
+    <w:lsdException w:name="List Table 5 Dark Accent 2" w:uiPriority="50"/>
+    <w:lsdException w:name="List Table 6 Colorful Accent 2" w:uiPriority="51"/>
+    <w:lsdException w:name="List Table 7 Colorful Accent 2" w:uiPriority="52"/>
+    <w:lsdException w:name="List Table 1 Light Accent 3" w:uiPriority="46"/>
+    <w:lsdException w:name="List Table 2 Accent 3" w:uiPriority="47"/>
+    <w:lsdException w:name="List Table 3 Accent 3" w:uiPriority="48"/>
+    <w:lsdException w:name="List Table 4 Accent 3" w:uiPriority="49"/>
+    <w:lsdException w:name="List Table 5 Dark Accent 3" w:uiPriority="50"/>
+    <w:lsdException w:name="List Table 6 Colorful Accent 3" w:uiPriority="51"/>
+    <w:lsdException w:name="List Table 7 Colorful Accent 3" w:uiPriority="52"/>
+    <w:lsdException w:name="List Table 1 Light Accent 4" w:uiPriority="46"/>
+    <w:lsdException w:name="List Table 2 Accent 4" w:uiPriority="47"/>
+    <w:lsdException w:name="List Table 3 Accent 4" w:uiPriority="48"/>
+    <w:lsdException w:name="List Table 4 Accent 4" w:uiPriority="49"/>
+    <w:lsdException w:name="List Table 5 Dark Accent 4" w:uiPriority="50"/>
+    <w:lsdException w:name="List Table 6 Colorful Accent 4" w:uiPriority="51"/>
+    <w:lsdException w:name="List Table 7 Colorful Accent 4" w:uiPriority="52"/>
+    <w:lsdException w:name="List Table 1 Light Accent 5" w:uiPriority="46"/>
+    <w:lsdException w:name="List Table 2 Accent 5" w:uiPriority="47"/>
+    <w:lsdException w:name="List Table 3 Accent 5" w:uiPriority="48"/>
+    <w:lsdException w:name="List Table 4 Accent 5" w:uiPriority="49"/>
+    <w:lsdException w:name="List Table 5 Dark Accent 5" w:uiPriority="50"/>
+    <w:lsdException w:name="List Table 6 Colorful Accent 5" w:uiPriority="51"/>
+    <w:lsdException w:name="List Table 7 Colorful Accent 5" w:uiPriority="52"/>
+    <w:lsdException w:name="List Table 1 Light Accent 6" w:uiPriority="46"/>
+    <w:lsdException w:name="List Table 2 Accent 6" w:uiPriority="47"/>
+    <w:lsdException w:name="List Table 3 Accent 6" w:uiPriority="48"/>
+    <w:lsdException w:name="List Table 4 Accent 6" w:uiPriority="49"/>
+    <w:lsdException w:name="List Table 5 Dark Accent 6" w:uiPriority="50"/>
+    <w:lsdException w:name="List Table 6 Colorful Accent 6" w:uiPriority="51"/>
+    <w:lsdException w:name="List Table 7 Colorful Accent 6" w:uiPriority="52"/>
+    <w:lsdException w:name="Mention" w:semiHidden="1" w:unhideWhenUsed="1"/>
+    <w:lsdException w:name="Smart Hyperlink" w:semiHidden="1" w:unhideWhenUsed="1"/>
+    <w:lsdException w:name="Hashtag" w:semiHidden="1" w:unhideWhenUsed="1"/>
+    <w:lsdException w:name="Unresolved Mention" w:semiHidden="1" w:unhideWhenUsed="1"/>
+    <w:lsdException w:name="Smart Link" w:semiHidden="1" w:unhideWhenUsed="1"/>
+  </w:latentStyles>
   <w:style w:type="paragraph" w:default="1" w:styleId="Normal">
     <w:name w:val="Normal"/>
     <w:qFormat/>
+    <w:rPr>
+      <w:noProof/>
+    </w:rPr>
   </w:style>
   <w:style w:type="paragraph" w:styleId="Heading1">
     <w:name w:val="heading 1"/>
     <w:basedOn w:val="Normal"/>
     <w:next w:val="Normal"/>
+    <w:uiPriority w:val="9"/>
     <w:qFormat/>
     <w:pPr>
       <w:keepNext/>
@@ -5794,6 +6091,8 @@
     <w:name w:val="heading 2"/>
     <w:basedOn w:val="Normal"/>
     <w:next w:val="Normal"/>
+    <w:uiPriority w:val="9"/>
+    <w:unhideWhenUsed/>
     <w:qFormat/>
     <w:pPr>
       <w:keepNext/>
@@ -5809,6 +6108,8 @@
     <w:name w:val="heading 3"/>
     <w:basedOn w:val="Normal"/>
     <w:next w:val="Normal"/>
+    <w:uiPriority w:val="9"/>
+    <w:unhideWhenUsed/>
     <w:qFormat/>
     <w:pPr>
       <w:keepNext/>
@@ -5824,6 +6125,9 @@
     <w:name w:val="heading 4"/>
     <w:basedOn w:val="Normal"/>
     <w:next w:val="Normal"/>
+    <w:uiPriority w:val="9"/>
+    <w:semiHidden/>
+    <w:unhideWhenUsed/>
     <w:qFormat/>
     <w:pPr>
       <w:keepNext/>
@@ -5831,13 +6135,15 @@
     </w:pPr>
     <w:rPr>
       <w:b/>
-      <w:sz w:val="22"/>
     </w:rPr>
   </w:style>
   <w:style w:type="paragraph" w:styleId="Heading5">
     <w:name w:val="heading 5"/>
     <w:basedOn w:val="Normal"/>
     <w:next w:val="Normal"/>
+    <w:uiPriority w:val="9"/>
+    <w:semiHidden/>
+    <w:unhideWhenUsed/>
     <w:qFormat/>
     <w:pPr>
       <w:keepNext/>
@@ -5845,13 +6151,15 @@
     </w:pPr>
     <w:rPr>
       <w:b/>
-      <w:sz w:val="22"/>
     </w:rPr>
   </w:style>
   <w:style w:type="paragraph" w:styleId="Heading6">
     <w:name w:val="heading 6"/>
     <w:basedOn w:val="Normal"/>
     <w:next w:val="Normal"/>
+    <w:uiPriority w:val="9"/>
+    <w:semiHidden/>
+    <w:unhideWhenUsed/>
     <w:qFormat/>
     <w:pPr>
       <w:keepNext/>
@@ -5859,13 +6167,39 @@
     </w:pPr>
     <w:rPr>
       <w:i/>
-      <w:sz w:val="22"/>
     </w:rPr>
+  </w:style>
+  <w:style w:type="character" w:default="1" w:styleId="DefaultParagraphFont">
+    <w:name w:val="Default Paragraph Font"/>
+    <w:uiPriority w:val="1"/>
+    <w:unhideWhenUsed/>
+  </w:style>
+  <w:style w:type="table" w:default="1" w:styleId="TableNormal">
+    <w:name w:val="Normal Table"/>
+    <w:uiPriority w:val="99"/>
+    <w:semiHidden/>
+    <w:unhideWhenUsed/>
+    <w:tblPr>
+      <w:tblInd w:w="0" w:type="dxa"/>
+      <w:tblCellMar>
+        <w:top w:w="0" w:type="dxa"/>
+        <w:left w:w="108" w:type="dxa"/>
+        <w:bottom w:w="0" w:type="dxa"/>
+        <w:right w:w="108" w:type="dxa"/>
+      </w:tblCellMar>
+    </w:tblPr>
+  </w:style>
+  <w:style w:type="numbering" w:default="1" w:styleId="NoList">
+    <w:name w:val="No List"/>
+    <w:uiPriority w:val="99"/>
+    <w:semiHidden/>
+    <w:unhideWhenUsed/>
   </w:style>
   <w:style w:type="paragraph" w:styleId="Title">
     <w:name w:val="Title"/>
     <w:basedOn w:val="Normal"/>
     <w:next w:val="Normal"/>
+    <w:uiPriority w:val="10"/>
     <w:qFormat/>
     <w:pPr>
       <w:spacing w:after="80"/>
@@ -5880,35 +6214,35 @@
     <w:basedOn w:val="Normal"/>
     <w:qFormat/>
     <w:pPr>
-      <w:ind w:left="720" w:right="720"/>
       <w:pBdr>
         <w:left w:val="single" w:sz="12" w:space="8" w:color="A0A0A0"/>
       </w:pBdr>
+      <w:ind w:left="720" w:right="720"/>
     </w:pPr>
     <w:rPr>
       <w:i/>
       <w:color w:val="404040"/>
     </w:rPr>
   </w:style>
-  <w:style w:type="paragraph" w:styleId="Code">
+  <w:style w:type="paragraph" w:customStyle="1" w:styleId="Code">
     <w:name w:val="Code"/>
     <w:basedOn w:val="Normal"/>
     <w:link w:val="CodeChar"/>
     <w:pPr>
+      <w:shd w:val="clear" w:color="auto" w:fill="F5F5F5"/>
       <w:spacing w:after="0" w:line="240" w:lineRule="auto"/>
       <w:contextualSpacing/>
-      <w:shd w:val="clear" w:color="auto" w:fill="F5F5F5"/>
     </w:pPr>
     <w:rPr>
-      <w:rFonts w:ascii="Consolas" w:hAnsi="Consolas" w:eastAsia="Consolas" w:cs="Consolas"/>
+      <w:rFonts w:ascii="Consolas" w:eastAsia="Consolas" w:hAnsi="Consolas" w:cs="Consolas"/>
       <w:sz w:val="20"/>
     </w:rPr>
   </w:style>
-  <w:style w:type="character" w:styleId="CodeChar">
+  <w:style w:type="character" w:customStyle="1" w:styleId="CodeChar">
     <w:name w:val="Code Char"/>
     <w:link w:val="Code"/>
     <w:rPr>
-      <w:rFonts w:ascii="Consolas" w:hAnsi="Consolas" w:eastAsia="Consolas" w:cs="Consolas"/>
+      <w:rFonts w:ascii="Consolas" w:eastAsia="Consolas" w:hAnsi="Consolas" w:cs="Consolas"/>
       <w:sz w:val="20"/>
       <w:shd w:val="clear" w:color="auto" w:fill="F5F5F5"/>
     </w:rPr>
@@ -5932,7 +6266,6 @@
   <w:style w:type="paragraph" w:styleId="CommentText">
     <w:name w:val="annotation text"/>
     <w:basedOn w:val="Normal"/>
-    <w:link w:val="CommentTextChar"/>
     <w:pPr>
       <w:spacing w:line="240" w:lineRule="auto"/>
     </w:pPr>
@@ -5947,18 +6280,6 @@
       <w:sz w:val="16"/>
       <w:szCs w:val="16"/>
     </w:rPr>
-  </w:style>
-  <w:style w:type="table" w:default="1" w:styleId="TableNormal">
-    <w:name w:val="Normal Table"/>
-    <w:tblPr>
-      <w:tblInd w:w="0" w:type="dxa"/>
-      <w:tblCellMar>
-        <w:top w:w="0" w:type="dxa"/>
-        <w:left w:w="108" w:type="dxa"/>
-        <w:bottom w:w="0" w:type="dxa"/>
-        <w:right w:w="108" w:type="dxa"/>
-      </w:tblCellMar>
-    </w:tblPr>
   </w:style>
   <w:style w:type="table" w:styleId="TableGrid">
     <w:name w:val="Table Grid"/>
@@ -5975,4 +6296,299 @@
     </w:tblPr>
   </w:style>
 </w:styles>
+</file>
+
+<file path=word/theme/theme1.xml><?xml version="1.0" encoding="utf-8"?>
+<a:theme xmlns:a="http://schemas.openxmlformats.org/drawingml/2006/main" name="Office Theme">
+  <a:themeElements>
+    <a:clrScheme name="Office">
+      <a:dk1>
+        <a:sysClr val="windowText" lastClr="000000"/>
+      </a:dk1>
+      <a:lt1>
+        <a:sysClr val="window" lastClr="FFFFFF"/>
+      </a:lt1>
+      <a:dk2>
+        <a:srgbClr val="44546A"/>
+      </a:dk2>
+      <a:lt2>
+        <a:srgbClr val="E7E6E6"/>
+      </a:lt2>
+      <a:accent1>
+        <a:srgbClr val="4472C4"/>
+      </a:accent1>
+      <a:accent2>
+        <a:srgbClr val="ED7D31"/>
+      </a:accent2>
+      <a:accent3>
+        <a:srgbClr val="A5A5A5"/>
+      </a:accent3>
+      <a:accent4>
+        <a:srgbClr val="FFC000"/>
+      </a:accent4>
+      <a:accent5>
+        <a:srgbClr val="5B9BD5"/>
+      </a:accent5>
+      <a:accent6>
+        <a:srgbClr val="70AD47"/>
+      </a:accent6>
+      <a:hlink>
+        <a:srgbClr val="0563C1"/>
+      </a:hlink>
+      <a:folHlink>
+        <a:srgbClr val="954F72"/>
+      </a:folHlink>
+    </a:clrScheme>
+    <a:fontScheme name="Office">
+      <a:majorFont>
+        <a:latin typeface="Calibri Light" panose="020F0302020204030204"/>
+        <a:ea typeface=""/>
+        <a:cs typeface=""/>
+        <a:font script="Jpan" typeface="游ゴシック Light"/>
+        <a:font script="Hang" typeface="맑은 고딕"/>
+        <a:font script="Hans" typeface="等线 Light"/>
+        <a:font script="Hant" typeface="新細明體"/>
+        <a:font script="Arab" typeface="Times New Roman"/>
+        <a:font script="Hebr" typeface="Times New Roman"/>
+        <a:font script="Thai" typeface="Angsana New"/>
+        <a:font script="Ethi" typeface="Nyala"/>
+        <a:font script="Beng" typeface="Vrinda"/>
+        <a:font script="Gujr" typeface="Shruti"/>
+        <a:font script="Khmr" typeface="MoolBoran"/>
+        <a:font script="Knda" typeface="Tunga"/>
+        <a:font script="Guru" typeface="Raavi"/>
+        <a:font script="Cans" typeface="Euphemia"/>
+        <a:font script="Cher" typeface="Plantagenet Cherokee"/>
+        <a:font script="Yiii" typeface="Microsoft Yi Baiti"/>
+        <a:font script="Tibt" typeface="Microsoft Himalaya"/>
+        <a:font script="Thaa" typeface="MV Boli"/>
+        <a:font script="Deva" typeface="Mangal"/>
+        <a:font script="Telu" typeface="Gautami"/>
+        <a:font script="Taml" typeface="Latha"/>
+        <a:font script="Syrc" typeface="Estrangelo Edessa"/>
+        <a:font script="Orya" typeface="Kalinga"/>
+        <a:font script="Mlym" typeface="Kartika"/>
+        <a:font script="Laoo" typeface="DokChampa"/>
+        <a:font script="Sinh" typeface="Iskoola Pota"/>
+        <a:font script="Mong" typeface="Mongolian Baiti"/>
+        <a:font script="Viet" typeface="Times New Roman"/>
+        <a:font script="Uigh" typeface="Microsoft Uighur"/>
+        <a:font script="Geor" typeface="Sylfaen"/>
+        <a:font script="Armn" typeface="Arial"/>
+        <a:font script="Bugi" typeface="Leelawadee UI"/>
+        <a:font script="Bopo" typeface="Microsoft JhengHei"/>
+        <a:font script="Java" typeface="Javanese Text"/>
+        <a:font script="Lisu" typeface="Segoe UI"/>
+        <a:font script="Mymr" typeface="Myanmar Text"/>
+        <a:font script="Nkoo" typeface="Ebrima"/>
+        <a:font script="Olck" typeface="Nirmala UI"/>
+        <a:font script="Osma" typeface="Ebrima"/>
+        <a:font script="Phag" typeface="Phagspa"/>
+        <a:font script="Syrn" typeface="Estrangelo Edessa"/>
+        <a:font script="Syrj" typeface="Estrangelo Edessa"/>
+        <a:font script="Syre" typeface="Estrangelo Edessa"/>
+        <a:font script="Sora" typeface="Nirmala UI"/>
+        <a:font script="Tale" typeface="Microsoft Tai Le"/>
+        <a:font script="Talu" typeface="Microsoft New Tai Lue"/>
+        <a:font script="Tfng" typeface="Ebrima"/>
+      </a:majorFont>
+      <a:minorFont>
+        <a:latin typeface="Calibri" panose="020F0502020204030204"/>
+        <a:ea typeface=""/>
+        <a:cs typeface=""/>
+        <a:font script="Jpan" typeface="游明朝"/>
+        <a:font script="Hang" typeface="맑은 고딕"/>
+        <a:font script="Hans" typeface="等线"/>
+        <a:font script="Hant" typeface="新細明體"/>
+        <a:font script="Arab" typeface="Arial"/>
+        <a:font script="Hebr" typeface="Arial"/>
+        <a:font script="Thai" typeface="Cordia New"/>
+        <a:font script="Ethi" typeface="Nyala"/>
+        <a:font script="Beng" typeface="Vrinda"/>
+        <a:font script="Gujr" typeface="Shruti"/>
+        <a:font script="Khmr" typeface="DaunPenh"/>
+        <a:font script="Knda" typeface="Tunga"/>
+        <a:font script="Guru" typeface="Raavi"/>
+        <a:font script="Cans" typeface="Euphemia"/>
+        <a:font script="Cher" typeface="Plantagenet Cherokee"/>
+        <a:font script="Yiii" typeface="Microsoft Yi Baiti"/>
+        <a:font script="Tibt" typeface="Microsoft Himalaya"/>
+        <a:font script="Thaa" typeface="MV Boli"/>
+        <a:font script="Deva" typeface="Mangal"/>
+        <a:font script="Telu" typeface="Gautami"/>
+        <a:font script="Taml" typeface="Latha"/>
+        <a:font script="Syrc" typeface="Estrangelo Edessa"/>
+        <a:font script="Orya" typeface="Kalinga"/>
+        <a:font script="Mlym" typeface="Kartika"/>
+        <a:font script="Laoo" typeface="DokChampa"/>
+        <a:font script="Sinh" typeface="Iskoola Pota"/>
+        <a:font script="Mong" typeface="Mongolian Baiti"/>
+        <a:font script="Viet" typeface="Arial"/>
+        <a:font script="Uigh" typeface="Microsoft Uighur"/>
+        <a:font script="Geor" typeface="Sylfaen"/>
+        <a:font script="Armn" typeface="Arial"/>
+        <a:font script="Bugi" typeface="Leelawadee UI"/>
+        <a:font script="Bopo" typeface="Microsoft JhengHei"/>
+        <a:font script="Java" typeface="Javanese Text"/>
+        <a:font script="Lisu" typeface="Segoe UI"/>
+        <a:font script="Mymr" typeface="Myanmar Text"/>
+        <a:font script="Nkoo" typeface="Ebrima"/>
+        <a:font script="Olck" typeface="Nirmala UI"/>
+        <a:font script="Osma" typeface="Ebrima"/>
+        <a:font script="Phag" typeface="Phagspa"/>
+        <a:font script="Syrn" typeface="Estrangelo Edessa"/>
+        <a:font script="Syrj" typeface="Estrangelo Edessa"/>
+        <a:font script="Syre" typeface="Estrangelo Edessa"/>
+        <a:font script="Sora" typeface="Nirmala UI"/>
+        <a:font script="Tale" typeface="Microsoft Tai Le"/>
+        <a:font script="Talu" typeface="Microsoft New Tai Lue"/>
+        <a:font script="Tfng" typeface="Ebrima"/>
+      </a:minorFont>
+    </a:fontScheme>
+    <a:fmtScheme name="Office">
+      <a:fillStyleLst>
+        <a:solidFill>
+          <a:schemeClr val="phClr"/>
+        </a:solidFill>
+        <a:gradFill rotWithShape="1">
+          <a:gsLst>
+            <a:gs pos="0">
+              <a:schemeClr val="phClr">
+                <a:lumMod val="110000"/>
+                <a:satMod val="105000"/>
+                <a:tint val="67000"/>
+              </a:schemeClr>
+            </a:gs>
+            <a:gs pos="50000">
+              <a:schemeClr val="phClr">
+                <a:lumMod val="105000"/>
+                <a:satMod val="103000"/>
+                <a:tint val="73000"/>
+              </a:schemeClr>
+            </a:gs>
+            <a:gs pos="100000">
+              <a:schemeClr val="phClr">
+                <a:lumMod val="105000"/>
+                <a:satMod val="109000"/>
+                <a:tint val="81000"/>
+              </a:schemeClr>
+            </a:gs>
+          </a:gsLst>
+          <a:lin ang="5400000" scaled="0"/>
+        </a:gradFill>
+        <a:gradFill rotWithShape="1">
+          <a:gsLst>
+            <a:gs pos="0">
+              <a:schemeClr val="phClr">
+                <a:satMod val="103000"/>
+                <a:lumMod val="102000"/>
+                <a:tint val="94000"/>
+              </a:schemeClr>
+            </a:gs>
+            <a:gs pos="50000">
+              <a:schemeClr val="phClr">
+                <a:satMod val="110000"/>
+                <a:lumMod val="100000"/>
+                <a:shade val="100000"/>
+              </a:schemeClr>
+            </a:gs>
+            <a:gs pos="100000">
+              <a:schemeClr val="phClr">
+                <a:lumMod val="99000"/>
+                <a:satMod val="120000"/>
+                <a:shade val="78000"/>
+              </a:schemeClr>
+            </a:gs>
+          </a:gsLst>
+          <a:lin ang="5400000" scaled="0"/>
+        </a:gradFill>
+      </a:fillStyleLst>
+      <a:lnStyleLst>
+        <a:ln w="6350" cap="flat" cmpd="sng" algn="ctr">
+          <a:solidFill>
+            <a:schemeClr val="phClr"/>
+          </a:solidFill>
+          <a:prstDash val="solid"/>
+          <a:miter lim="800000"/>
+        </a:ln>
+        <a:ln w="12700" cap="flat" cmpd="sng" algn="ctr">
+          <a:solidFill>
+            <a:schemeClr val="phClr"/>
+          </a:solidFill>
+          <a:prstDash val="solid"/>
+          <a:miter lim="800000"/>
+        </a:ln>
+        <a:ln w="19050" cap="flat" cmpd="sng" algn="ctr">
+          <a:solidFill>
+            <a:schemeClr val="phClr"/>
+          </a:solidFill>
+          <a:prstDash val="solid"/>
+          <a:miter lim="800000"/>
+        </a:ln>
+      </a:lnStyleLst>
+      <a:effectStyleLst>
+        <a:effectStyle>
+          <a:effectLst/>
+        </a:effectStyle>
+        <a:effectStyle>
+          <a:effectLst/>
+        </a:effectStyle>
+        <a:effectStyle>
+          <a:effectLst>
+            <a:outerShdw blurRad="57150" dist="19050" dir="5400000" algn="ctr" rotWithShape="0">
+              <a:srgbClr val="000000">
+                <a:alpha val="63000"/>
+              </a:srgbClr>
+            </a:outerShdw>
+          </a:effectLst>
+        </a:effectStyle>
+      </a:effectStyleLst>
+      <a:bgFillStyleLst>
+        <a:solidFill>
+          <a:schemeClr val="phClr"/>
+        </a:solidFill>
+        <a:solidFill>
+          <a:schemeClr val="phClr">
+            <a:tint val="95000"/>
+            <a:satMod val="170000"/>
+          </a:schemeClr>
+        </a:solidFill>
+        <a:gradFill rotWithShape="1">
+          <a:gsLst>
+            <a:gs pos="0">
+              <a:schemeClr val="phClr">
+                <a:tint val="93000"/>
+                <a:satMod val="150000"/>
+                <a:shade val="98000"/>
+                <a:lumMod val="102000"/>
+              </a:schemeClr>
+            </a:gs>
+            <a:gs pos="50000">
+              <a:schemeClr val="phClr">
+                <a:tint val="98000"/>
+                <a:satMod val="130000"/>
+                <a:shade val="90000"/>
+                <a:lumMod val="103000"/>
+              </a:schemeClr>
+            </a:gs>
+            <a:gs pos="100000">
+              <a:schemeClr val="phClr">
+                <a:shade val="63000"/>
+                <a:satMod val="120000"/>
+              </a:schemeClr>
+            </a:gs>
+          </a:gsLst>
+          <a:lin ang="5400000" scaled="0"/>
+        </a:gradFill>
+      </a:bgFillStyleLst>
+    </a:fmtScheme>
+  </a:themeElements>
+  <a:objectDefaults/>
+  <a:extraClrSchemeLst/>
+  <a:extLst>
+    <a:ext uri="{05A4C25C-085E-4340-85A3-A5531E510DB2}">
+      <thm15:themeFamily xmlns:thm15="http://schemas.microsoft.com/office/thememl/2012/main" name="Office Theme" id="{62F939B6-93AF-4DB8-9C6B-D6C7DFDC589F}" vid="{4A3C46E8-61CC-4603-A589-7422A47A8E4A}"/>
+    </a:ext>
+  </a:extLst>
+</a:theme>
 </file>